--- a/docs/A_NghiepVu_ConnectionTest_DuyetKetQua.docx
+++ b/docs/A_NghiepVu_ConnectionTest_DuyetKetQua.docx
@@ -2036,6 +2036,1004 @@
     </w:p>
     <w:p>
       <w:pPr>
+        <w:pStyle w:val="Heading3"/>
+        <w:spacing w:before="180" w:after="100"/>
+      </w:pPr>
+      <w:r>
+        <w:rPr>
+          <w:rFonts w:ascii="Arial" w:cs="Arial" w:eastAsia="Arial" w:hAnsi="Arial"/>
+        </w:rPr>
+        <w:t xml:space="preserve">Điều kiện hiển thị nút</w:t>
+      </w:r>
+    </w:p>
+    <w:p>
+      <w:pPr>
+        <w:spacing w:after="120"/>
+      </w:pPr>
+      <w:r>
+        <w:rPr>
+          <w:rFonts w:ascii="Arial" w:cs="Arial" w:eastAsia="Arial" w:hAnsi="Arial"/>
+        </w:rPr>
+        <w:t xml:space="preserve">Nút "Duyệt KQ / Hủy duyệt KQ" và 2 cột "Người duyệt KQ", "TG duyệt" </w:t>
+      </w:r>
+      <w:r>
+        <w:rPr>
+          <w:rFonts w:ascii="Arial" w:cs="Arial" w:eastAsia="Arial" w:hAnsi="Arial"/>
+          <w:b/>
+          <w:bCs/>
+        </w:rPr>
+        <w:t xml:space="preserve">chỉ hiển thị</w:t>
+      </w:r>
+      <w:r>
+        <w:rPr>
+          <w:rFonts w:ascii="Arial" w:cs="Arial" w:eastAsia="Arial" w:hAnsi="Arial"/>
+        </w:rPr>
+        <w:t xml:space="preserve"> khi </w:t>
+      </w:r>
+      <w:r>
+        <w:rPr>
+          <w:rFonts w:ascii="Arial" w:cs="Arial" w:eastAsia="Arial" w:hAnsi="Arial"/>
+          <w:b/>
+          <w:bCs/>
+        </w:rPr>
+        <w:t xml:space="preserve">một trong hai</w:t>
+      </w:r>
+      <w:r>
+        <w:rPr>
+          <w:rFonts w:ascii="Arial" w:cs="Arial" w:eastAsia="Arial" w:hAnsi="Arial"/>
+        </w:rPr>
+        <w:t xml:space="preserve"> cấu hình sau có giá trị </w:t>
+      </w:r>
+      <w:r>
+        <w:rPr>
+          <w:rFonts w:ascii="Arial" w:cs="Arial" w:eastAsia="Arial" w:hAnsi="Arial"/>
+          <w:b/>
+          <w:bCs/>
+        </w:rPr>
+        <w:t xml:space="preserve">1</w:t>
+      </w:r>
+      <w:r>
+        <w:rPr>
+          <w:rFonts w:ascii="Arial" w:cs="Arial" w:eastAsia="Arial" w:hAnsi="Arial"/>
+        </w:rPr>
+        <w:t xml:space="preserve">:</w:t>
+      </w:r>
+    </w:p>
+    <w:tbl>
+      <w:tblPr>
+        <w:tblW w:type="dxa" w:w="9638"/>
+        <w:tblBorders>
+          <w:top w:val="single" w:color="auto" w:sz="4"/>
+          <w:left w:val="single" w:color="auto" w:sz="4"/>
+          <w:bottom w:val="single" w:color="auto" w:sz="4"/>
+          <w:right w:val="single" w:color="auto" w:sz="4"/>
+          <w:insideH w:val="single" w:color="auto" w:sz="4"/>
+          <w:insideV w:val="single" w:color="auto" w:sz="4"/>
+        </w:tblBorders>
+      </w:tblPr>
+      <w:tblGrid>
+        <w:gridCol w:w="4626"/>
+        <w:gridCol w:w="1157"/>
+        <w:gridCol w:w="3855"/>
+      </w:tblGrid>
+      <w:tr>
+        <w:trPr>
+          <w:tblHeader/>
+        </w:trPr>
+        <w:tc>
+          <w:tcPr>
+            <w:tcW w:type="dxa" w:w="4626"/>
+            <w:tcBorders>
+              <w:top w:val="single" w:color="BFBFBF" w:sz="4"/>
+              <w:left w:val="single" w:color="BFBFBF" w:sz="4"/>
+              <w:bottom w:val="single" w:color="BFBFBF" w:sz="4"/>
+              <w:right w:val="single" w:color="BFBFBF" w:sz="4"/>
+            </w:tcBorders>
+            <w:shd w:fill="DCE6F1" w:color="auto" w:val="clear"/>
+            <w:tcMar>
+              <w:top w:type="dxa" w:w="60"/>
+              <w:left w:type="dxa" w:w="100"/>
+              <w:bottom w:type="dxa" w:w="60"/>
+              <w:right w:type="dxa" w:w="100"/>
+            </w:tcMar>
+          </w:tcPr>
+          <w:p>
+            <w:pPr>
+              <w:spacing w:after="20"/>
+            </w:pPr>
+            <w:r>
+              <w:rPr>
+                <w:rFonts w:ascii="Arial" w:cs="Arial" w:eastAsia="Arial" w:hAnsi="Arial"/>
+                <w:b/>
+                <w:bCs/>
+                <w:sz w:val="20"/>
+                <w:szCs w:val="20"/>
+              </w:rPr>
+              <w:t xml:space="preserve">Cấu hình</w:t>
+            </w:r>
+          </w:p>
+        </w:tc>
+        <w:tc>
+          <w:tcPr>
+            <w:tcW w:type="dxa" w:w="1157"/>
+            <w:tcBorders>
+              <w:top w:val="single" w:color="BFBFBF" w:sz="4"/>
+              <w:left w:val="single" w:color="BFBFBF" w:sz="4"/>
+              <w:bottom w:val="single" w:color="BFBFBF" w:sz="4"/>
+              <w:right w:val="single" w:color="BFBFBF" w:sz="4"/>
+            </w:tcBorders>
+            <w:shd w:fill="DCE6F1" w:color="auto" w:val="clear"/>
+            <w:tcMar>
+              <w:top w:type="dxa" w:w="60"/>
+              <w:left w:type="dxa" w:w="100"/>
+              <w:bottom w:type="dxa" w:w="60"/>
+              <w:right w:type="dxa" w:w="100"/>
+            </w:tcMar>
+          </w:tcPr>
+          <w:p>
+            <w:pPr>
+              <w:spacing w:after="20"/>
+            </w:pPr>
+            <w:r>
+              <w:rPr>
+                <w:rFonts w:ascii="Arial" w:cs="Arial" w:eastAsia="Arial" w:hAnsi="Arial"/>
+                <w:b/>
+                <w:bCs/>
+                <w:sz w:val="20"/>
+                <w:szCs w:val="20"/>
+              </w:rPr>
+              <w:t xml:space="preserve">Giá trị</w:t>
+            </w:r>
+          </w:p>
+        </w:tc>
+        <w:tc>
+          <w:tcPr>
+            <w:tcW w:type="dxa" w:w="3855"/>
+            <w:tcBorders>
+              <w:top w:val="single" w:color="BFBFBF" w:sz="4"/>
+              <w:left w:val="single" w:color="BFBFBF" w:sz="4"/>
+              <w:bottom w:val="single" w:color="BFBFBF" w:sz="4"/>
+              <w:right w:val="single" w:color="BFBFBF" w:sz="4"/>
+            </w:tcBorders>
+            <w:shd w:fill="DCE6F1" w:color="auto" w:val="clear"/>
+            <w:tcMar>
+              <w:top w:type="dxa" w:w="60"/>
+              <w:left w:type="dxa" w:w="100"/>
+              <w:bottom w:type="dxa" w:w="60"/>
+              <w:right w:type="dxa" w:w="100"/>
+            </w:tcMar>
+          </w:tcPr>
+          <w:p>
+            <w:pPr>
+              <w:spacing w:after="20"/>
+            </w:pPr>
+            <w:r>
+              <w:rPr>
+                <w:rFonts w:ascii="Arial" w:cs="Arial" w:eastAsia="Arial" w:hAnsi="Arial"/>
+                <w:b/>
+                <w:bCs/>
+                <w:sz w:val="20"/>
+                <w:szCs w:val="20"/>
+              </w:rPr>
+              <w:t xml:space="preserve">Ý nghĩa</w:t>
+            </w:r>
+          </w:p>
+        </w:tc>
+      </w:tr>
+      <w:tr>
+        <w:tc>
+          <w:tcPr>
+            <w:tcW w:type="dxa" w:w="4626"/>
+            <w:tcBorders>
+              <w:top w:val="single" w:color="BFBFBF" w:sz="4"/>
+              <w:left w:val="single" w:color="BFBFBF" w:sz="4"/>
+              <w:bottom w:val="single" w:color="BFBFBF" w:sz="4"/>
+              <w:right w:val="single" w:color="BFBFBF" w:sz="4"/>
+            </w:tcBorders>
+            <w:tcMar>
+              <w:top w:type="dxa" w:w="60"/>
+              <w:left w:type="dxa" w:w="100"/>
+              <w:bottom w:type="dxa" w:w="60"/>
+              <w:right w:type="dxa" w:w="100"/>
+            </w:tcMar>
+          </w:tcPr>
+          <w:p>
+            <w:pPr>
+              <w:spacing w:after="20"/>
+            </w:pPr>
+            <w:r>
+              <w:rPr>
+                <w:rFonts w:ascii="Arial" w:cs="Arial" w:eastAsia="Arial" w:hAnsi="Arial"/>
+                <w:sz w:val="20"/>
+                <w:szCs w:val="20"/>
+              </w:rPr>
+              <w:t xml:space="preserve">LIS.LIS_SAMPLE.MUST_APPROVE_RESULT_BEFORE_RETURN</w:t>
+            </w:r>
+          </w:p>
+        </w:tc>
+        <w:tc>
+          <w:tcPr>
+            <w:tcW w:type="dxa" w:w="1157"/>
+            <w:tcBorders>
+              <w:top w:val="single" w:color="BFBFBF" w:sz="4"/>
+              <w:left w:val="single" w:color="BFBFBF" w:sz="4"/>
+              <w:bottom w:val="single" w:color="BFBFBF" w:sz="4"/>
+              <w:right w:val="single" w:color="BFBFBF" w:sz="4"/>
+            </w:tcBorders>
+            <w:tcMar>
+              <w:top w:type="dxa" w:w="60"/>
+              <w:left w:type="dxa" w:w="100"/>
+              <w:bottom w:type="dxa" w:w="60"/>
+              <w:right w:type="dxa" w:w="100"/>
+            </w:tcMar>
+          </w:tcPr>
+          <w:p>
+            <w:pPr>
+              <w:spacing w:after="20"/>
+            </w:pPr>
+            <w:r>
+              <w:rPr>
+                <w:rFonts w:ascii="Arial" w:cs="Arial" w:eastAsia="Arial" w:hAnsi="Arial"/>
+                <w:sz w:val="20"/>
+                <w:szCs w:val="20"/>
+              </w:rPr>
+              <w:t xml:space="preserve">1</w:t>
+            </w:r>
+          </w:p>
+        </w:tc>
+        <w:tc>
+          <w:tcPr>
+            <w:tcW w:type="dxa" w:w="3855"/>
+            <w:tcBorders>
+              <w:top w:val="single" w:color="BFBFBF" w:sz="4"/>
+              <w:left w:val="single" w:color="BFBFBF" w:sz="4"/>
+              <w:bottom w:val="single" w:color="BFBFBF" w:sz="4"/>
+              <w:right w:val="single" w:color="BFBFBF" w:sz="4"/>
+            </w:tcBorders>
+            <w:tcMar>
+              <w:top w:type="dxa" w:w="60"/>
+              <w:left w:type="dxa" w:w="100"/>
+              <w:bottom w:type="dxa" w:w="60"/>
+              <w:right w:type="dxa" w:w="100"/>
+            </w:tcMar>
+          </w:tcPr>
+          <w:p>
+            <w:pPr>
+              <w:spacing w:after="20"/>
+            </w:pPr>
+            <w:r>
+              <w:rPr>
+                <w:rFonts w:ascii="Arial" w:cs="Arial" w:eastAsia="Arial" w:hAnsi="Arial"/>
+                <w:sz w:val="20"/>
+                <w:szCs w:val="20"/>
+              </w:rPr>
+              <w:t xml:space="preserve">Bắt buộc duyệt kết quả rồi mới được trả kết quả</w:t>
+            </w:r>
+          </w:p>
+        </w:tc>
+      </w:tr>
+      <w:tr>
+        <w:tc>
+          <w:tcPr>
+            <w:tcW w:type="dxa" w:w="4626"/>
+            <w:tcBorders>
+              <w:top w:val="single" w:color="BFBFBF" w:sz="4"/>
+              <w:left w:val="single" w:color="BFBFBF" w:sz="4"/>
+              <w:bottom w:val="single" w:color="BFBFBF" w:sz="4"/>
+              <w:right w:val="single" w:color="BFBFBF" w:sz="4"/>
+            </w:tcBorders>
+            <w:tcMar>
+              <w:top w:type="dxa" w:w="60"/>
+              <w:left w:type="dxa" w:w="100"/>
+              <w:bottom w:type="dxa" w:w="60"/>
+              <w:right w:type="dxa" w:w="100"/>
+            </w:tcMar>
+          </w:tcPr>
+          <w:p>
+            <w:pPr>
+              <w:spacing w:after="20"/>
+            </w:pPr>
+            <w:r>
+              <w:rPr>
+                <w:rFonts w:ascii="Arial" w:cs="Arial" w:eastAsia="Arial" w:hAnsi="Arial"/>
+                <w:sz w:val="20"/>
+                <w:szCs w:val="20"/>
+              </w:rPr>
+              <w:t xml:space="preserve">LIS.LIS_SAMPLE.IS_SHOW_BUTTON_APPROVE_SAMPLE</w:t>
+            </w:r>
+          </w:p>
+        </w:tc>
+        <w:tc>
+          <w:tcPr>
+            <w:tcW w:type="dxa" w:w="1157"/>
+            <w:tcBorders>
+              <w:top w:val="single" w:color="BFBFBF" w:sz="4"/>
+              <w:left w:val="single" w:color="BFBFBF" w:sz="4"/>
+              <w:bottom w:val="single" w:color="BFBFBF" w:sz="4"/>
+              <w:right w:val="single" w:color="BFBFBF" w:sz="4"/>
+            </w:tcBorders>
+            <w:tcMar>
+              <w:top w:type="dxa" w:w="60"/>
+              <w:left w:type="dxa" w:w="100"/>
+              <w:bottom w:type="dxa" w:w="60"/>
+              <w:right w:type="dxa" w:w="100"/>
+            </w:tcMar>
+          </w:tcPr>
+          <w:p>
+            <w:pPr>
+              <w:spacing w:after="20"/>
+            </w:pPr>
+            <w:r>
+              <w:rPr>
+                <w:rFonts w:ascii="Arial" w:cs="Arial" w:eastAsia="Arial" w:hAnsi="Arial"/>
+                <w:sz w:val="20"/>
+                <w:szCs w:val="20"/>
+              </w:rPr>
+              <w:t xml:space="preserve">1</w:t>
+            </w:r>
+          </w:p>
+        </w:tc>
+        <w:tc>
+          <w:tcPr>
+            <w:tcW w:type="dxa" w:w="3855"/>
+            <w:tcBorders>
+              <w:top w:val="single" w:color="BFBFBF" w:sz="4"/>
+              <w:left w:val="single" w:color="BFBFBF" w:sz="4"/>
+              <w:bottom w:val="single" w:color="BFBFBF" w:sz="4"/>
+              <w:right w:val="single" w:color="BFBFBF" w:sz="4"/>
+            </w:tcBorders>
+            <w:tcMar>
+              <w:top w:type="dxa" w:w="60"/>
+              <w:left w:type="dxa" w:w="100"/>
+              <w:bottom w:type="dxa" w:w="60"/>
+              <w:right w:type="dxa" w:w="100"/>
+            </w:tcMar>
+          </w:tcPr>
+          <w:p>
+            <w:pPr>
+              <w:spacing w:after="20"/>
+            </w:pPr>
+            <w:r>
+              <w:rPr>
+                <w:rFonts w:ascii="Arial" w:cs="Arial" w:eastAsia="Arial" w:hAnsi="Arial"/>
+                <w:sz w:val="20"/>
+                <w:szCs w:val="20"/>
+              </w:rPr>
+              <w:t xml:space="preserve">Hiện các nút duyệt (kèm cột Duyệt mẫu, Từ chối trên danh sách mẫu)</w:t>
+            </w:r>
+          </w:p>
+        </w:tc>
+      </w:tr>
+    </w:tbl>
+    <w:p>
+      <w:pPr>
+        <w:spacing w:after="120"/>
+      </w:pPr>
+    </w:p>
+    <w:p>
+      <w:pPr>
+        <w:pStyle w:val="ListParagraph"/>
+        <w:numPr>
+          <w:ilvl w:val="0"/>
+          <w:numId w:val="2"/>
+        </w:numPr>
+        <w:spacing w:after="60"/>
+      </w:pPr>
+      <w:r>
+        <w:rPr>
+          <w:rFonts w:ascii="Arial" w:cs="Arial" w:eastAsia="Arial" w:hAnsi="Arial"/>
+        </w:rPr>
+        <w:t xml:space="preserve">Đây cũng là điều kiện hiện cột </w:t>
+      </w:r>
+      <w:r>
+        <w:rPr>
+          <w:rFonts w:ascii="Arial" w:cs="Arial" w:eastAsia="Arial" w:hAnsi="Arial"/>
+          <w:b/>
+          <w:bCs/>
+        </w:rPr>
+        <w:t xml:space="preserve">"Duyệt KQ"</w:t>
+      </w:r>
+      <w:r>
+        <w:rPr>
+          <w:rFonts w:ascii="Arial" w:cs="Arial" w:eastAsia="Arial" w:hAnsi="Arial"/>
+        </w:rPr>
+        <w:t xml:space="preserve"> trên danh sách mẫu: có cột này thì cũng có nút ở khu kết quả.</w:t>
+      </w:r>
+    </w:p>
+    <w:p>
+      <w:pPr>
+        <w:pStyle w:val="ListParagraph"/>
+        <w:numPr>
+          <w:ilvl w:val="0"/>
+          <w:numId w:val="2"/>
+        </w:numPr>
+        <w:spacing w:after="60"/>
+      </w:pPr>
+      <w:r>
+        <w:rPr>
+          <w:rFonts w:ascii="Arial" w:cs="Arial" w:eastAsia="Arial" w:hAnsi="Arial"/>
+        </w:rPr>
+        <w:t xml:space="preserve">Cả 2 cấu hình khác 1 → </w:t>
+      </w:r>
+      <w:r>
+        <w:rPr>
+          <w:rFonts w:ascii="Arial" w:cs="Arial" w:eastAsia="Arial" w:hAnsi="Arial"/>
+          <w:b/>
+          <w:bCs/>
+        </w:rPr>
+        <w:t xml:space="preserve">ẩn</w:t>
+      </w:r>
+      <w:r>
+        <w:rPr>
+          <w:rFonts w:ascii="Arial" w:cs="Arial" w:eastAsia="Arial" w:hAnsi="Arial"/>
+        </w:rPr>
+        <w:t xml:space="preserve"> nút và 2 cột; màn hình giữ như trước.</w:t>
+      </w:r>
+    </w:p>
+    <w:p>
+      <w:pPr>
+        <w:pStyle w:val="ListParagraph"/>
+        <w:numPr>
+          <w:ilvl w:val="0"/>
+          <w:numId w:val="2"/>
+        </w:numPr>
+        <w:spacing w:after="60"/>
+      </w:pPr>
+      <w:r>
+        <w:rPr>
+          <w:rFonts w:ascii="Arial" w:cs="Arial" w:eastAsia="Arial" w:hAnsi="Arial"/>
+        </w:rPr>
+        <w:t xml:space="preserve">Cấu hình được đọc khi </w:t>
+      </w:r>
+      <w:r>
+        <w:rPr>
+          <w:rFonts w:ascii="Arial" w:cs="Arial" w:eastAsia="Arial" w:hAnsi="Arial"/>
+          <w:b/>
+          <w:bCs/>
+        </w:rPr>
+        <w:t xml:space="preserve">mở màn hình</w:t>
+      </w:r>
+      <w:r>
+        <w:rPr>
+          <w:rFonts w:ascii="Arial" w:cs="Arial" w:eastAsia="Arial" w:hAnsi="Arial"/>
+        </w:rPr>
+        <w:t xml:space="preserve">: sau khi đổi cấu hình phải đóng và mở lại màn hình Kết nối xét nghiệm.</w:t>
+      </w:r>
+    </w:p>
+    <w:p>
+      <w:pPr>
+        <w:pStyle w:val="ListParagraph"/>
+        <w:numPr>
+          <w:ilvl w:val="0"/>
+          <w:numId w:val="2"/>
+        </w:numPr>
+        <w:spacing w:after="60"/>
+      </w:pPr>
+      <w:r>
+        <w:rPr>
+          <w:rFonts w:ascii="Arial" w:cs="Arial" w:eastAsia="Arial" w:hAnsi="Arial"/>
+        </w:rPr>
+        <w:t xml:space="preserve">Khi đã hiển thị, nút </w:t>
+      </w:r>
+      <w:r>
+        <w:rPr>
+          <w:rFonts w:ascii="Arial" w:cs="Arial" w:eastAsia="Arial" w:hAnsi="Arial"/>
+          <w:b/>
+          <w:bCs/>
+        </w:rPr>
+        <w:t xml:space="preserve">mờ (không bấm được)</w:t>
+      </w:r>
+      <w:r>
+        <w:rPr>
+          <w:rFonts w:ascii="Arial" w:cs="Arial" w:eastAsia="Arial" w:hAnsi="Arial"/>
+        </w:rPr>
+        <w:t xml:space="preserve"> nếu mẫu đang chọn không ở trạng thái Đã chấp nhận / Có kết quả / Đã duyệt kết quả (xem bảng trên).</w:t>
+      </w:r>
+    </w:p>
+    <w:p>
+      <w:pPr>
+        <w:pStyle w:val="Heading3"/>
+        <w:spacing w:before="180" w:after="100"/>
+      </w:pPr>
+      <w:r>
+        <w:rPr>
+          <w:rFonts w:ascii="Arial" w:cs="Arial" w:eastAsia="Arial" w:hAnsi="Arial"/>
+        </w:rPr>
+        <w:t xml:space="preserve">Không thấy nút Duyệt KQ — cách kiểm tra</w:t>
+      </w:r>
+    </w:p>
+    <w:tbl>
+      <w:tblPr>
+        <w:tblW w:type="dxa" w:w="9638"/>
+        <w:tblBorders>
+          <w:top w:val="single" w:color="auto" w:sz="4"/>
+          <w:left w:val="single" w:color="auto" w:sz="4"/>
+          <w:bottom w:val="single" w:color="auto" w:sz="4"/>
+          <w:right w:val="single" w:color="auto" w:sz="4"/>
+          <w:insideH w:val="single" w:color="auto" w:sz="4"/>
+          <w:insideV w:val="single" w:color="auto" w:sz="4"/>
+        </w:tblBorders>
+      </w:tblPr>
+      <w:tblGrid>
+        <w:gridCol w:w="3277"/>
+        <w:gridCol w:w="3181"/>
+        <w:gridCol w:w="3180"/>
+      </w:tblGrid>
+      <w:tr>
+        <w:trPr>
+          <w:tblHeader/>
+        </w:trPr>
+        <w:tc>
+          <w:tcPr>
+            <w:tcW w:type="dxa" w:w="3277"/>
+            <w:tcBorders>
+              <w:top w:val="single" w:color="BFBFBF" w:sz="4"/>
+              <w:left w:val="single" w:color="BFBFBF" w:sz="4"/>
+              <w:bottom w:val="single" w:color="BFBFBF" w:sz="4"/>
+              <w:right w:val="single" w:color="BFBFBF" w:sz="4"/>
+            </w:tcBorders>
+            <w:shd w:fill="DCE6F1" w:color="auto" w:val="clear"/>
+            <w:tcMar>
+              <w:top w:type="dxa" w:w="60"/>
+              <w:left w:type="dxa" w:w="100"/>
+              <w:bottom w:type="dxa" w:w="60"/>
+              <w:right w:type="dxa" w:w="100"/>
+            </w:tcMar>
+          </w:tcPr>
+          <w:p>
+            <w:pPr>
+              <w:spacing w:after="20"/>
+            </w:pPr>
+            <w:r>
+              <w:rPr>
+                <w:rFonts w:ascii="Arial" w:cs="Arial" w:eastAsia="Arial" w:hAnsi="Arial"/>
+                <w:b/>
+                <w:bCs/>
+                <w:sz w:val="20"/>
+                <w:szCs w:val="20"/>
+              </w:rPr>
+              <w:t xml:space="preserve">Hiện tượng</w:t>
+            </w:r>
+          </w:p>
+        </w:tc>
+        <w:tc>
+          <w:tcPr>
+            <w:tcW w:type="dxa" w:w="3181"/>
+            <w:tcBorders>
+              <w:top w:val="single" w:color="BFBFBF" w:sz="4"/>
+              <w:left w:val="single" w:color="BFBFBF" w:sz="4"/>
+              <w:bottom w:val="single" w:color="BFBFBF" w:sz="4"/>
+              <w:right w:val="single" w:color="BFBFBF" w:sz="4"/>
+            </w:tcBorders>
+            <w:shd w:fill="DCE6F1" w:color="auto" w:val="clear"/>
+            <w:tcMar>
+              <w:top w:type="dxa" w:w="60"/>
+              <w:left w:type="dxa" w:w="100"/>
+              <w:bottom w:type="dxa" w:w="60"/>
+              <w:right w:type="dxa" w:w="100"/>
+            </w:tcMar>
+          </w:tcPr>
+          <w:p>
+            <w:pPr>
+              <w:spacing w:after="20"/>
+            </w:pPr>
+            <w:r>
+              <w:rPr>
+                <w:rFonts w:ascii="Arial" w:cs="Arial" w:eastAsia="Arial" w:hAnsi="Arial"/>
+                <w:b/>
+                <w:bCs/>
+                <w:sz w:val="20"/>
+                <w:szCs w:val="20"/>
+              </w:rPr>
+              <w:t xml:space="preserve">Nguyên nhân</w:t>
+            </w:r>
+          </w:p>
+        </w:tc>
+        <w:tc>
+          <w:tcPr>
+            <w:tcW w:type="dxa" w:w="3180"/>
+            <w:tcBorders>
+              <w:top w:val="single" w:color="BFBFBF" w:sz="4"/>
+              <w:left w:val="single" w:color="BFBFBF" w:sz="4"/>
+              <w:bottom w:val="single" w:color="BFBFBF" w:sz="4"/>
+              <w:right w:val="single" w:color="BFBFBF" w:sz="4"/>
+            </w:tcBorders>
+            <w:shd w:fill="DCE6F1" w:color="auto" w:val="clear"/>
+            <w:tcMar>
+              <w:top w:type="dxa" w:w="60"/>
+              <w:left w:type="dxa" w:w="100"/>
+              <w:bottom w:type="dxa" w:w="60"/>
+              <w:right w:type="dxa" w:w="100"/>
+            </w:tcMar>
+          </w:tcPr>
+          <w:p>
+            <w:pPr>
+              <w:spacing w:after="20"/>
+            </w:pPr>
+            <w:r>
+              <w:rPr>
+                <w:rFonts w:ascii="Arial" w:cs="Arial" w:eastAsia="Arial" w:hAnsi="Arial"/>
+                <w:b/>
+                <w:bCs/>
+                <w:sz w:val="20"/>
+                <w:szCs w:val="20"/>
+              </w:rPr>
+              <w:t xml:space="preserve">Cách xử lý</w:t>
+            </w:r>
+          </w:p>
+        </w:tc>
+      </w:tr>
+      <w:tr>
+        <w:tc>
+          <w:tcPr>
+            <w:tcW w:type="dxa" w:w="3277"/>
+            <w:tcBorders>
+              <w:top w:val="single" w:color="BFBFBF" w:sz="4"/>
+              <w:left w:val="single" w:color="BFBFBF" w:sz="4"/>
+              <w:bottom w:val="single" w:color="BFBFBF" w:sz="4"/>
+              <w:right w:val="single" w:color="BFBFBF" w:sz="4"/>
+            </w:tcBorders>
+            <w:tcMar>
+              <w:top w:type="dxa" w:w="60"/>
+              <w:left w:type="dxa" w:w="100"/>
+              <w:bottom w:type="dxa" w:w="60"/>
+              <w:right w:type="dxa" w:w="100"/>
+            </w:tcMar>
+          </w:tcPr>
+          <w:p>
+            <w:pPr>
+              <w:spacing w:after="20"/>
+            </w:pPr>
+            <w:r>
+              <w:rPr>
+                <w:rFonts w:ascii="Arial" w:cs="Arial" w:eastAsia="Arial" w:hAnsi="Arial"/>
+                <w:sz w:val="20"/>
+                <w:szCs w:val="20"/>
+              </w:rPr>
+              <w:t xml:space="preserve">Danh sách mẫu không có cột "Duyệt KQ", khu kết quả không có nút</w:t>
+            </w:r>
+          </w:p>
+        </w:tc>
+        <w:tc>
+          <w:tcPr>
+            <w:tcW w:type="dxa" w:w="3181"/>
+            <w:tcBorders>
+              <w:top w:val="single" w:color="BFBFBF" w:sz="4"/>
+              <w:left w:val="single" w:color="BFBFBF" w:sz="4"/>
+              <w:bottom w:val="single" w:color="BFBFBF" w:sz="4"/>
+              <w:right w:val="single" w:color="BFBFBF" w:sz="4"/>
+            </w:tcBorders>
+            <w:tcMar>
+              <w:top w:type="dxa" w:w="60"/>
+              <w:left w:type="dxa" w:w="100"/>
+              <w:bottom w:type="dxa" w:w="60"/>
+              <w:right w:type="dxa" w:w="100"/>
+            </w:tcMar>
+          </w:tcPr>
+          <w:p>
+            <w:pPr>
+              <w:spacing w:after="20"/>
+            </w:pPr>
+            <w:r>
+              <w:rPr>
+                <w:rFonts w:ascii="Arial" w:cs="Arial" w:eastAsia="Arial" w:hAnsi="Arial"/>
+                <w:sz w:val="20"/>
+                <w:szCs w:val="20"/>
+              </w:rPr>
+              <w:t xml:space="preserve">Cả 2 cấu hình ở trên đang khác 1</w:t>
+            </w:r>
+          </w:p>
+        </w:tc>
+        <w:tc>
+          <w:tcPr>
+            <w:tcW w:type="dxa" w:w="3180"/>
+            <w:tcBorders>
+              <w:top w:val="single" w:color="BFBFBF" w:sz="4"/>
+              <w:left w:val="single" w:color="BFBFBF" w:sz="4"/>
+              <w:bottom w:val="single" w:color="BFBFBF" w:sz="4"/>
+              <w:right w:val="single" w:color="BFBFBF" w:sz="4"/>
+            </w:tcBorders>
+            <w:tcMar>
+              <w:top w:type="dxa" w:w="60"/>
+              <w:left w:type="dxa" w:w="100"/>
+              <w:bottom w:type="dxa" w:w="60"/>
+              <w:right w:type="dxa" w:w="100"/>
+            </w:tcMar>
+          </w:tcPr>
+          <w:p>
+            <w:pPr>
+              <w:spacing w:after="20"/>
+            </w:pPr>
+            <w:r>
+              <w:rPr>
+                <w:rFonts w:ascii="Arial" w:cs="Arial" w:eastAsia="Arial" w:hAnsi="Arial"/>
+                <w:sz w:val="20"/>
+                <w:szCs w:val="20"/>
+              </w:rPr>
+              <w:t xml:space="preserve">Bật 1 trong 2 cấu hình = 1 (khuyến nghị MUST_APPROVE_RESULT_BEFORE_RETURN), đóng và mở lại màn hình</w:t>
+            </w:r>
+          </w:p>
+        </w:tc>
+      </w:tr>
+      <w:tr>
+        <w:tc>
+          <w:tcPr>
+            <w:tcW w:type="dxa" w:w="3277"/>
+            <w:tcBorders>
+              <w:top w:val="single" w:color="BFBFBF" w:sz="4"/>
+              <w:left w:val="single" w:color="BFBFBF" w:sz="4"/>
+              <w:bottom w:val="single" w:color="BFBFBF" w:sz="4"/>
+              <w:right w:val="single" w:color="BFBFBF" w:sz="4"/>
+            </w:tcBorders>
+            <w:tcMar>
+              <w:top w:type="dxa" w:w="60"/>
+              <w:left w:type="dxa" w:w="100"/>
+              <w:bottom w:type="dxa" w:w="60"/>
+              <w:right w:type="dxa" w:w="100"/>
+            </w:tcMar>
+          </w:tcPr>
+          <w:p>
+            <w:pPr>
+              <w:spacing w:after="20"/>
+            </w:pPr>
+            <w:r>
+              <w:rPr>
+                <w:rFonts w:ascii="Arial" w:cs="Arial" w:eastAsia="Arial" w:hAnsi="Arial"/>
+                <w:sz w:val="20"/>
+                <w:szCs w:val="20"/>
+              </w:rPr>
+              <w:t xml:space="preserve">Có cột "Duyệt KQ" nhưng khu kết quả không có nút</w:t>
+            </w:r>
+          </w:p>
+        </w:tc>
+        <w:tc>
+          <w:tcPr>
+            <w:tcW w:type="dxa" w:w="3181"/>
+            <w:tcBorders>
+              <w:top w:val="single" w:color="BFBFBF" w:sz="4"/>
+              <w:left w:val="single" w:color="BFBFBF" w:sz="4"/>
+              <w:bottom w:val="single" w:color="BFBFBF" w:sz="4"/>
+              <w:right w:val="single" w:color="BFBFBF" w:sz="4"/>
+            </w:tcBorders>
+            <w:tcMar>
+              <w:top w:type="dxa" w:w="60"/>
+              <w:left w:type="dxa" w:w="100"/>
+              <w:bottom w:type="dxa" w:w="60"/>
+              <w:right w:type="dxa" w:w="100"/>
+            </w:tcMar>
+          </w:tcPr>
+          <w:p>
+            <w:pPr>
+              <w:spacing w:after="20"/>
+            </w:pPr>
+            <w:r>
+              <w:rPr>
+                <w:rFonts w:ascii="Arial" w:cs="Arial" w:eastAsia="Arial" w:hAnsi="Arial"/>
+                <w:sz w:val="20"/>
+                <w:szCs w:val="20"/>
+              </w:rPr>
+              <w:t xml:space="preserve">Máy trạm đang chạy bản phần mềm cũ (chưa cập nhật plugin Kết nối xét nghiệm)</w:t>
+            </w:r>
+          </w:p>
+        </w:tc>
+        <w:tc>
+          <w:tcPr>
+            <w:tcW w:type="dxa" w:w="3180"/>
+            <w:tcBorders>
+              <w:top w:val="single" w:color="BFBFBF" w:sz="4"/>
+              <w:left w:val="single" w:color="BFBFBF" w:sz="4"/>
+              <w:bottom w:val="single" w:color="BFBFBF" w:sz="4"/>
+              <w:right w:val="single" w:color="BFBFBF" w:sz="4"/>
+            </w:tcBorders>
+            <w:tcMar>
+              <w:top w:type="dxa" w:w="60"/>
+              <w:left w:type="dxa" w:w="100"/>
+              <w:bottom w:type="dxa" w:w="60"/>
+              <w:right w:type="dxa" w:w="100"/>
+            </w:tcMar>
+          </w:tcPr>
+          <w:p>
+            <w:pPr>
+              <w:spacing w:after="20"/>
+            </w:pPr>
+            <w:r>
+              <w:rPr>
+                <w:rFonts w:ascii="Arial" w:cs="Arial" w:eastAsia="Arial" w:hAnsi="Arial"/>
+                <w:sz w:val="20"/>
+                <w:szCs w:val="20"/>
+              </w:rPr>
+              <w:t xml:space="preserve">Cập nhật phiên bản mới, khởi động lại phần mềm</w:t>
+            </w:r>
+          </w:p>
+        </w:tc>
+      </w:tr>
+      <w:tr>
+        <w:tc>
+          <w:tcPr>
+            <w:tcW w:type="dxa" w:w="3277"/>
+            <w:tcBorders>
+              <w:top w:val="single" w:color="BFBFBF" w:sz="4"/>
+              <w:left w:val="single" w:color="BFBFBF" w:sz="4"/>
+              <w:bottom w:val="single" w:color="BFBFBF" w:sz="4"/>
+              <w:right w:val="single" w:color="BFBFBF" w:sz="4"/>
+            </w:tcBorders>
+            <w:tcMar>
+              <w:top w:type="dxa" w:w="60"/>
+              <w:left w:type="dxa" w:w="100"/>
+              <w:bottom w:type="dxa" w:w="60"/>
+              <w:right w:type="dxa" w:w="100"/>
+            </w:tcMar>
+          </w:tcPr>
+          <w:p>
+            <w:pPr>
+              <w:spacing w:after="20"/>
+            </w:pPr>
+            <w:r>
+              <w:rPr>
+                <w:rFonts w:ascii="Arial" w:cs="Arial" w:eastAsia="Arial" w:hAnsi="Arial"/>
+                <w:sz w:val="20"/>
+                <w:szCs w:val="20"/>
+              </w:rPr>
+              <w:t xml:space="preserve">Thấy nút nhưng mờ</w:t>
+            </w:r>
+          </w:p>
+        </w:tc>
+        <w:tc>
+          <w:tcPr>
+            <w:tcW w:type="dxa" w:w="3181"/>
+            <w:tcBorders>
+              <w:top w:val="single" w:color="BFBFBF" w:sz="4"/>
+              <w:left w:val="single" w:color="BFBFBF" w:sz="4"/>
+              <w:bottom w:val="single" w:color="BFBFBF" w:sz="4"/>
+              <w:right w:val="single" w:color="BFBFBF" w:sz="4"/>
+            </w:tcBorders>
+            <w:tcMar>
+              <w:top w:type="dxa" w:w="60"/>
+              <w:left w:type="dxa" w:w="100"/>
+              <w:bottom w:type="dxa" w:w="60"/>
+              <w:right w:type="dxa" w:w="100"/>
+            </w:tcMar>
+          </w:tcPr>
+          <w:p>
+            <w:pPr>
+              <w:spacing w:after="20"/>
+            </w:pPr>
+            <w:r>
+              <w:rPr>
+                <w:rFonts w:ascii="Arial" w:cs="Arial" w:eastAsia="Arial" w:hAnsi="Arial"/>
+                <w:sz w:val="20"/>
+                <w:szCs w:val="20"/>
+              </w:rPr>
+              <w:t xml:space="preserve">Chưa chọn mẫu, hoặc mẫu chưa có kết quả, hoặc mẫu đã trả kết quả</w:t>
+            </w:r>
+          </w:p>
+        </w:tc>
+        <w:tc>
+          <w:tcPr>
+            <w:tcW w:type="dxa" w:w="3180"/>
+            <w:tcBorders>
+              <w:top w:val="single" w:color="BFBFBF" w:sz="4"/>
+              <w:left w:val="single" w:color="BFBFBF" w:sz="4"/>
+              <w:bottom w:val="single" w:color="BFBFBF" w:sz="4"/>
+              <w:right w:val="single" w:color="BFBFBF" w:sz="4"/>
+            </w:tcBorders>
+            <w:tcMar>
+              <w:top w:type="dxa" w:w="60"/>
+              <w:left w:type="dxa" w:w="100"/>
+              <w:bottom w:type="dxa" w:w="60"/>
+              <w:right w:type="dxa" w:w="100"/>
+            </w:tcMar>
+          </w:tcPr>
+          <w:p>
+            <w:pPr>
+              <w:spacing w:after="20"/>
+            </w:pPr>
+            <w:r>
+              <w:rPr>
+                <w:rFonts w:ascii="Arial" w:cs="Arial" w:eastAsia="Arial" w:hAnsi="Arial"/>
+                <w:sz w:val="20"/>
+                <w:szCs w:val="20"/>
+              </w:rPr>
+              <w:t xml:space="preserve">Chọn mẫu có kết quả; mẫu đã trả kết quả thì Hủy trả kết quả trước</w:t>
+            </w:r>
+          </w:p>
+        </w:tc>
+      </w:tr>
+      <w:tr>
+        <w:tc>
+          <w:tcPr>
+            <w:tcW w:type="dxa" w:w="3277"/>
+            <w:tcBorders>
+              <w:top w:val="single" w:color="BFBFBF" w:sz="4"/>
+              <w:left w:val="single" w:color="BFBFBF" w:sz="4"/>
+              <w:bottom w:val="single" w:color="BFBFBF" w:sz="4"/>
+              <w:right w:val="single" w:color="BFBFBF" w:sz="4"/>
+            </w:tcBorders>
+            <w:tcMar>
+              <w:top w:type="dxa" w:w="60"/>
+              <w:left w:type="dxa" w:w="100"/>
+              <w:bottom w:type="dxa" w:w="60"/>
+              <w:right w:type="dxa" w:w="100"/>
+            </w:tcMar>
+          </w:tcPr>
+          <w:p>
+            <w:pPr>
+              <w:spacing w:after="20"/>
+            </w:pPr>
+            <w:r>
+              <w:rPr>
+                <w:rFonts w:ascii="Arial" w:cs="Arial" w:eastAsia="Arial" w:hAnsi="Arial"/>
+                <w:sz w:val="20"/>
+                <w:szCs w:val="20"/>
+              </w:rPr>
+              <w:t xml:space="preserve">Không thấy 2 cột Người duyệt KQ / TG duyệt</w:t>
+            </w:r>
+          </w:p>
+        </w:tc>
+        <w:tc>
+          <w:tcPr>
+            <w:tcW w:type="dxa" w:w="3181"/>
+            <w:tcBorders>
+              <w:top w:val="single" w:color="BFBFBF" w:sz="4"/>
+              <w:left w:val="single" w:color="BFBFBF" w:sz="4"/>
+              <w:bottom w:val="single" w:color="BFBFBF" w:sz="4"/>
+              <w:right w:val="single" w:color="BFBFBF" w:sz="4"/>
+            </w:tcBorders>
+            <w:tcMar>
+              <w:top w:type="dxa" w:w="60"/>
+              <w:left w:type="dxa" w:w="100"/>
+              <w:bottom w:type="dxa" w:w="60"/>
+              <w:right w:type="dxa" w:w="100"/>
+            </w:tcMar>
+          </w:tcPr>
+          <w:p>
+            <w:pPr>
+              <w:spacing w:after="20"/>
+            </w:pPr>
+            <w:r>
+              <w:rPr>
+                <w:rFonts w:ascii="Arial" w:cs="Arial" w:eastAsia="Arial" w:hAnsi="Arial"/>
+                <w:sz w:val="20"/>
+                <w:szCs w:val="20"/>
+              </w:rPr>
+              <w:t xml:space="preserve">Cấu hình chưa bật, hoặc cột bị kéo hẹp / ẩn trên bảng chỉ số</w:t>
+            </w:r>
+          </w:p>
+        </w:tc>
+        <w:tc>
+          <w:tcPr>
+            <w:tcW w:type="dxa" w:w="3180"/>
+            <w:tcBorders>
+              <w:top w:val="single" w:color="BFBFBF" w:sz="4"/>
+              <w:left w:val="single" w:color="BFBFBF" w:sz="4"/>
+              <w:bottom w:val="single" w:color="BFBFBF" w:sz="4"/>
+              <w:right w:val="single" w:color="BFBFBF" w:sz="4"/>
+            </w:tcBorders>
+            <w:tcMar>
+              <w:top w:type="dxa" w:w="60"/>
+              <w:left w:type="dxa" w:w="100"/>
+              <w:bottom w:type="dxa" w:w="60"/>
+              <w:right w:type="dxa" w:w="100"/>
+            </w:tcMar>
+          </w:tcPr>
+          <w:p>
+            <w:pPr>
+              <w:spacing w:after="20"/>
+            </w:pPr>
+            <w:r>
+              <w:rPr>
+                <w:rFonts w:ascii="Arial" w:cs="Arial" w:eastAsia="Arial" w:hAnsi="Arial"/>
+                <w:sz w:val="20"/>
+                <w:szCs w:val="20"/>
+              </w:rPr>
+              <w:t xml:space="preserve">Kiểm tra cấu hình; kéo thanh cuộn ngang tới cuối bảng chỉ số</w:t>
+            </w:r>
+          </w:p>
+        </w:tc>
+      </w:tr>
+    </w:tbl>
+    <w:p>
+      <w:pPr>
         <w:pStyle w:val="Heading2"/>
         <w:spacing w:before="240" w:after="120"/>
       </w:pPr>
@@ -4312,7 +5310,7 @@
                 <w:sz w:val="20"/>
                 <w:szCs w:val="20"/>
               </w:rPr>
-              <w:t xml:space="preserve">Bật tính năng duyệt; bắt buộc duyệt trước khi trả kết quả (khuyến nghị)</w:t>
+              <w:t xml:space="preserve">Bật tính năng duyệt (hiện nút + 2 cột); bắt buộc duyệt trước khi trả kết quả (khuyến nghị)</w:t>
             </w:r>
           </w:p>
         </w:tc>
@@ -4404,7 +5402,7 @@
                 <w:sz w:val="20"/>
                 <w:szCs w:val="20"/>
               </w:rPr>
-              <w:t xml:space="preserve">Bật tính năng duyệt, không bắt buộc duyệt trước trả kết quả (hiện thêm cột Duyệt mẫu, Từ chối)</w:t>
+              <w:t xml:space="preserve">Bật tính năng duyệt (hiện nút + 2 cột), không bắt buộc duyệt trước trả kết quả (hiện thêm cột Duyệt mẫu, Từ chối)</w:t>
             </w:r>
           </w:p>
         </w:tc>

--- a/docs/A_NghiepVu_ConnectionTest_DuyetKetQua.docx
+++ b/docs/A_NghiepVu_ConnectionTest_DuyetKetQua.docx
@@ -2031,7 +2031,21 @@
         <w:rPr>
           <w:rFonts w:ascii="Arial" w:cs="Arial" w:eastAsia="Arial" w:hAnsi="Arial"/>
         </w:rPr>
-        <w:t xml:space="preserve">Nút chỉ hiển thị khi viện đang bật tính năng duyệt kết quả (cùng điều kiện với cột "Duyệt KQ" trên danh sách mẫu, xem mục 8). Nút không phân quyền: người dùng mở được màn hình Kết nối xét nghiệm là dùng được.</w:t>
+        <w:t xml:space="preserve">Nút </w:t>
+      </w:r>
+      <w:r>
+        <w:rPr>
+          <w:rFonts w:ascii="Arial" w:cs="Arial" w:eastAsia="Arial" w:hAnsi="Arial"/>
+          <w:b/>
+          <w:bCs/>
+        </w:rPr>
+        <w:t xml:space="preserve">luôn hiển thị</w:t>
+      </w:r>
+      <w:r>
+        <w:rPr>
+          <w:rFonts w:ascii="Arial" w:cs="Arial" w:eastAsia="Arial" w:hAnsi="Arial"/>
+        </w:rPr>
+        <w:t xml:space="preserve"> ở hàng nút dưới, giống nút "Duyệt KQ theo lô" — không phụ thuộc cấu hình. Nút không phân quyền: người dùng mở được màn hình Kết nối xét nghiệm là dùng được.</w:t>
       </w:r>
     </w:p>
     <w:p>
@@ -2043,60 +2057,7 @@
         <w:rPr>
           <w:rFonts w:ascii="Arial" w:cs="Arial" w:eastAsia="Arial" w:hAnsi="Arial"/>
         </w:rPr>
-        <w:t xml:space="preserve">Điều kiện hiển thị nút</w:t>
-      </w:r>
-    </w:p>
-    <w:p>
-      <w:pPr>
-        <w:spacing w:after="120"/>
-      </w:pPr>
-      <w:r>
-        <w:rPr>
-          <w:rFonts w:ascii="Arial" w:cs="Arial" w:eastAsia="Arial" w:hAnsi="Arial"/>
-        </w:rPr>
-        <w:t xml:space="preserve">Nút "Duyệt KQ / Hủy duyệt KQ" và 2 cột "Người duyệt KQ", "TG duyệt" </w:t>
-      </w:r>
-      <w:r>
-        <w:rPr>
-          <w:rFonts w:ascii="Arial" w:cs="Arial" w:eastAsia="Arial" w:hAnsi="Arial"/>
-          <w:b/>
-          <w:bCs/>
-        </w:rPr>
-        <w:t xml:space="preserve">chỉ hiển thị</w:t>
-      </w:r>
-      <w:r>
-        <w:rPr>
-          <w:rFonts w:ascii="Arial" w:cs="Arial" w:eastAsia="Arial" w:hAnsi="Arial"/>
-        </w:rPr>
-        <w:t xml:space="preserve"> khi </w:t>
-      </w:r>
-      <w:r>
-        <w:rPr>
-          <w:rFonts w:ascii="Arial" w:cs="Arial" w:eastAsia="Arial" w:hAnsi="Arial"/>
-          <w:b/>
-          <w:bCs/>
-        </w:rPr>
-        <w:t xml:space="preserve">một trong hai</w:t>
-      </w:r>
-      <w:r>
-        <w:rPr>
-          <w:rFonts w:ascii="Arial" w:cs="Arial" w:eastAsia="Arial" w:hAnsi="Arial"/>
-        </w:rPr>
-        <w:t xml:space="preserve"> cấu hình sau có giá trị </w:t>
-      </w:r>
-      <w:r>
-        <w:rPr>
-          <w:rFonts w:ascii="Arial" w:cs="Arial" w:eastAsia="Arial" w:hAnsi="Arial"/>
-          <w:b/>
-          <w:bCs/>
-        </w:rPr>
-        <w:t xml:space="preserve">1</w:t>
-      </w:r>
-      <w:r>
-        <w:rPr>
-          <w:rFonts w:ascii="Arial" w:cs="Arial" w:eastAsia="Arial" w:hAnsi="Arial"/>
-        </w:rPr>
-        <w:t xml:space="preserve">:</w:t>
+        <w:t xml:space="preserve">Điều kiện hiển thị</w:t>
       </w:r>
     </w:p>
     <w:tbl>
@@ -2112,9 +2073,9 @@
         </w:tblBorders>
       </w:tblPr>
       <w:tblGrid>
-        <w:gridCol w:w="4626"/>
-        <w:gridCol w:w="1157"/>
-        <w:gridCol w:w="3855"/>
+        <w:gridCol w:w="2891"/>
+        <w:gridCol w:w="3084"/>
+        <w:gridCol w:w="3663"/>
       </w:tblGrid>
       <w:tr>
         <w:trPr>
@@ -2122,7 +2083,7 @@
         </w:trPr>
         <w:tc>
           <w:tcPr>
-            <w:tcW w:type="dxa" w:w="4626"/>
+            <w:tcW w:type="dxa" w:w="2891"/>
             <w:tcBorders>
               <w:top w:val="single" w:color="BFBFBF" w:sz="4"/>
               <w:left w:val="single" w:color="BFBFBF" w:sz="4"/>
@@ -2149,13 +2110,13 @@
                 <w:sz w:val="20"/>
                 <w:szCs w:val="20"/>
               </w:rPr>
-              <w:t xml:space="preserve">Cấu hình</w:t>
-            </w:r>
-          </w:p>
-        </w:tc>
-        <w:tc>
-          <w:tcPr>
-            <w:tcW w:type="dxa" w:w="1157"/>
+              <w:t xml:space="preserve">Thành phần</w:t>
+            </w:r>
+          </w:p>
+        </w:tc>
+        <w:tc>
+          <w:tcPr>
+            <w:tcW w:type="dxa" w:w="3084"/>
             <w:tcBorders>
               <w:top w:val="single" w:color="BFBFBF" w:sz="4"/>
               <w:left w:val="single" w:color="BFBFBF" w:sz="4"/>
@@ -2182,13 +2143,13 @@
                 <w:sz w:val="20"/>
                 <w:szCs w:val="20"/>
               </w:rPr>
-              <w:t xml:space="preserve">Giá trị</w:t>
-            </w:r>
-          </w:p>
-        </w:tc>
-        <w:tc>
-          <w:tcPr>
-            <w:tcW w:type="dxa" w:w="3855"/>
+              <w:t xml:space="preserve">Hiển thị</w:t>
+            </w:r>
+          </w:p>
+        </w:tc>
+        <w:tc>
+          <w:tcPr>
+            <w:tcW w:type="dxa" w:w="3663"/>
             <w:tcBorders>
               <w:top w:val="single" w:color="BFBFBF" w:sz="4"/>
               <w:left w:val="single" w:color="BFBFBF" w:sz="4"/>
@@ -2215,7 +2176,7 @@
                 <w:sz w:val="20"/>
                 <w:szCs w:val="20"/>
               </w:rPr>
-              <w:t xml:space="preserve">Ý nghĩa</w:t>
+              <w:t xml:space="preserve">Ghi chú</w:t>
             </w:r>
           </w:p>
         </w:tc>
@@ -2223,91 +2184,91 @@
       <w:tr>
         <w:tc>
           <w:tcPr>
-            <w:tcW w:type="dxa" w:w="4626"/>
-            <w:tcBorders>
-              <w:top w:val="single" w:color="BFBFBF" w:sz="4"/>
-              <w:left w:val="single" w:color="BFBFBF" w:sz="4"/>
-              <w:bottom w:val="single" w:color="BFBFBF" w:sz="4"/>
-              <w:right w:val="single" w:color="BFBFBF" w:sz="4"/>
-            </w:tcBorders>
-            <w:tcMar>
-              <w:top w:type="dxa" w:w="60"/>
-              <w:left w:type="dxa" w:w="100"/>
-              <w:bottom w:type="dxa" w:w="60"/>
-              <w:right w:type="dxa" w:w="100"/>
-            </w:tcMar>
-          </w:tcPr>
-          <w:p>
-            <w:pPr>
-              <w:spacing w:after="20"/>
-            </w:pPr>
-            <w:r>
-              <w:rPr>
-                <w:rFonts w:ascii="Arial" w:cs="Arial" w:eastAsia="Arial" w:hAnsi="Arial"/>
-                <w:sz w:val="20"/>
-                <w:szCs w:val="20"/>
-              </w:rPr>
-              <w:t xml:space="preserve">LIS.LIS_SAMPLE.MUST_APPROVE_RESULT_BEFORE_RETURN</w:t>
-            </w:r>
-          </w:p>
-        </w:tc>
-        <w:tc>
-          <w:tcPr>
-            <w:tcW w:type="dxa" w:w="1157"/>
-            <w:tcBorders>
-              <w:top w:val="single" w:color="BFBFBF" w:sz="4"/>
-              <w:left w:val="single" w:color="BFBFBF" w:sz="4"/>
-              <w:bottom w:val="single" w:color="BFBFBF" w:sz="4"/>
-              <w:right w:val="single" w:color="BFBFBF" w:sz="4"/>
-            </w:tcBorders>
-            <w:tcMar>
-              <w:top w:type="dxa" w:w="60"/>
-              <w:left w:type="dxa" w:w="100"/>
-              <w:bottom w:type="dxa" w:w="60"/>
-              <w:right w:type="dxa" w:w="100"/>
-            </w:tcMar>
-          </w:tcPr>
-          <w:p>
-            <w:pPr>
-              <w:spacing w:after="20"/>
-            </w:pPr>
-            <w:r>
-              <w:rPr>
-                <w:rFonts w:ascii="Arial" w:cs="Arial" w:eastAsia="Arial" w:hAnsi="Arial"/>
-                <w:sz w:val="20"/>
-                <w:szCs w:val="20"/>
-              </w:rPr>
-              <w:t xml:space="preserve">1</w:t>
-            </w:r>
-          </w:p>
-        </w:tc>
-        <w:tc>
-          <w:tcPr>
-            <w:tcW w:type="dxa" w:w="3855"/>
-            <w:tcBorders>
-              <w:top w:val="single" w:color="BFBFBF" w:sz="4"/>
-              <w:left w:val="single" w:color="BFBFBF" w:sz="4"/>
-              <w:bottom w:val="single" w:color="BFBFBF" w:sz="4"/>
-              <w:right w:val="single" w:color="BFBFBF" w:sz="4"/>
-            </w:tcBorders>
-            <w:tcMar>
-              <w:top w:type="dxa" w:w="60"/>
-              <w:left w:type="dxa" w:w="100"/>
-              <w:bottom w:type="dxa" w:w="60"/>
-              <w:right w:type="dxa" w:w="100"/>
-            </w:tcMar>
-          </w:tcPr>
-          <w:p>
-            <w:pPr>
-              <w:spacing w:after="20"/>
-            </w:pPr>
-            <w:r>
-              <w:rPr>
-                <w:rFonts w:ascii="Arial" w:cs="Arial" w:eastAsia="Arial" w:hAnsi="Arial"/>
-                <w:sz w:val="20"/>
-                <w:szCs w:val="20"/>
-              </w:rPr>
-              <w:t xml:space="preserve">Bắt buộc duyệt kết quả rồi mới được trả kết quả</w:t>
+            <w:tcW w:type="dxa" w:w="2891"/>
+            <w:tcBorders>
+              <w:top w:val="single" w:color="BFBFBF" w:sz="4"/>
+              <w:left w:val="single" w:color="BFBFBF" w:sz="4"/>
+              <w:bottom w:val="single" w:color="BFBFBF" w:sz="4"/>
+              <w:right w:val="single" w:color="BFBFBF" w:sz="4"/>
+            </w:tcBorders>
+            <w:tcMar>
+              <w:top w:type="dxa" w:w="60"/>
+              <w:left w:type="dxa" w:w="100"/>
+              <w:bottom w:type="dxa" w:w="60"/>
+              <w:right w:type="dxa" w:w="100"/>
+            </w:tcMar>
+          </w:tcPr>
+          <w:p>
+            <w:pPr>
+              <w:spacing w:after="20"/>
+            </w:pPr>
+            <w:r>
+              <w:rPr>
+                <w:rFonts w:ascii="Arial" w:cs="Arial" w:eastAsia="Arial" w:hAnsi="Arial"/>
+                <w:sz w:val="20"/>
+                <w:szCs w:val="20"/>
+              </w:rPr>
+              <w:t xml:space="preserve">Nút "Duyệt KQ / Hủy duyệt KQ"</w:t>
+            </w:r>
+          </w:p>
+        </w:tc>
+        <w:tc>
+          <w:tcPr>
+            <w:tcW w:type="dxa" w:w="3084"/>
+            <w:tcBorders>
+              <w:top w:val="single" w:color="BFBFBF" w:sz="4"/>
+              <w:left w:val="single" w:color="BFBFBF" w:sz="4"/>
+              <w:bottom w:val="single" w:color="BFBFBF" w:sz="4"/>
+              <w:right w:val="single" w:color="BFBFBF" w:sz="4"/>
+            </w:tcBorders>
+            <w:tcMar>
+              <w:top w:type="dxa" w:w="60"/>
+              <w:left w:type="dxa" w:w="100"/>
+              <w:bottom w:type="dxa" w:w="60"/>
+              <w:right w:type="dxa" w:w="100"/>
+            </w:tcMar>
+          </w:tcPr>
+          <w:p>
+            <w:pPr>
+              <w:spacing w:after="20"/>
+            </w:pPr>
+            <w:r>
+              <w:rPr>
+                <w:rFonts w:ascii="Arial" w:cs="Arial" w:eastAsia="Arial" w:hAnsi="Arial"/>
+                <w:sz w:val="20"/>
+                <w:szCs w:val="20"/>
+              </w:rPr>
+              <w:t xml:space="preserve">Luôn hiển thị (như "Duyệt KQ theo lô")</w:t>
+            </w:r>
+          </w:p>
+        </w:tc>
+        <w:tc>
+          <w:tcPr>
+            <w:tcW w:type="dxa" w:w="3663"/>
+            <w:tcBorders>
+              <w:top w:val="single" w:color="BFBFBF" w:sz="4"/>
+              <w:left w:val="single" w:color="BFBFBF" w:sz="4"/>
+              <w:bottom w:val="single" w:color="BFBFBF" w:sz="4"/>
+              <w:right w:val="single" w:color="BFBFBF" w:sz="4"/>
+            </w:tcBorders>
+            <w:tcMar>
+              <w:top w:type="dxa" w:w="60"/>
+              <w:left w:type="dxa" w:w="100"/>
+              <w:bottom w:type="dxa" w:w="60"/>
+              <w:right w:type="dxa" w:w="100"/>
+            </w:tcMar>
+          </w:tcPr>
+          <w:p>
+            <w:pPr>
+              <w:spacing w:after="20"/>
+            </w:pPr>
+            <w:r>
+              <w:rPr>
+                <w:rFonts w:ascii="Arial" w:cs="Arial" w:eastAsia="Arial" w:hAnsi="Arial"/>
+                <w:sz w:val="20"/>
+                <w:szCs w:val="20"/>
+              </w:rPr>
+              <w:t xml:space="preserve">Mờ khi mẫu đang chọn không ở trạng thái được duyệt / hủy duyệt (bảng trên)</w:t>
             </w:r>
           </w:p>
         </w:tc>
@@ -2315,91 +2276,91 @@
       <w:tr>
         <w:tc>
           <w:tcPr>
-            <w:tcW w:type="dxa" w:w="4626"/>
-            <w:tcBorders>
-              <w:top w:val="single" w:color="BFBFBF" w:sz="4"/>
-              <w:left w:val="single" w:color="BFBFBF" w:sz="4"/>
-              <w:bottom w:val="single" w:color="BFBFBF" w:sz="4"/>
-              <w:right w:val="single" w:color="BFBFBF" w:sz="4"/>
-            </w:tcBorders>
-            <w:tcMar>
-              <w:top w:type="dxa" w:w="60"/>
-              <w:left w:type="dxa" w:w="100"/>
-              <w:bottom w:type="dxa" w:w="60"/>
-              <w:right w:type="dxa" w:w="100"/>
-            </w:tcMar>
-          </w:tcPr>
-          <w:p>
-            <w:pPr>
-              <w:spacing w:after="20"/>
-            </w:pPr>
-            <w:r>
-              <w:rPr>
-                <w:rFonts w:ascii="Arial" w:cs="Arial" w:eastAsia="Arial" w:hAnsi="Arial"/>
-                <w:sz w:val="20"/>
-                <w:szCs w:val="20"/>
-              </w:rPr>
-              <w:t xml:space="preserve">LIS.LIS_SAMPLE.IS_SHOW_BUTTON_APPROVE_SAMPLE</w:t>
-            </w:r>
-          </w:p>
-        </w:tc>
-        <w:tc>
-          <w:tcPr>
-            <w:tcW w:type="dxa" w:w="1157"/>
-            <w:tcBorders>
-              <w:top w:val="single" w:color="BFBFBF" w:sz="4"/>
-              <w:left w:val="single" w:color="BFBFBF" w:sz="4"/>
-              <w:bottom w:val="single" w:color="BFBFBF" w:sz="4"/>
-              <w:right w:val="single" w:color="BFBFBF" w:sz="4"/>
-            </w:tcBorders>
-            <w:tcMar>
-              <w:top w:type="dxa" w:w="60"/>
-              <w:left w:type="dxa" w:w="100"/>
-              <w:bottom w:type="dxa" w:w="60"/>
-              <w:right w:type="dxa" w:w="100"/>
-            </w:tcMar>
-          </w:tcPr>
-          <w:p>
-            <w:pPr>
-              <w:spacing w:after="20"/>
-            </w:pPr>
-            <w:r>
-              <w:rPr>
-                <w:rFonts w:ascii="Arial" w:cs="Arial" w:eastAsia="Arial" w:hAnsi="Arial"/>
-                <w:sz w:val="20"/>
-                <w:szCs w:val="20"/>
-              </w:rPr>
-              <w:t xml:space="preserve">1</w:t>
-            </w:r>
-          </w:p>
-        </w:tc>
-        <w:tc>
-          <w:tcPr>
-            <w:tcW w:type="dxa" w:w="3855"/>
-            <w:tcBorders>
-              <w:top w:val="single" w:color="BFBFBF" w:sz="4"/>
-              <w:left w:val="single" w:color="BFBFBF" w:sz="4"/>
-              <w:bottom w:val="single" w:color="BFBFBF" w:sz="4"/>
-              <w:right w:val="single" w:color="BFBFBF" w:sz="4"/>
-            </w:tcBorders>
-            <w:tcMar>
-              <w:top w:type="dxa" w:w="60"/>
-              <w:left w:type="dxa" w:w="100"/>
-              <w:bottom w:type="dxa" w:w="60"/>
-              <w:right w:type="dxa" w:w="100"/>
-            </w:tcMar>
-          </w:tcPr>
-          <w:p>
-            <w:pPr>
-              <w:spacing w:after="20"/>
-            </w:pPr>
-            <w:r>
-              <w:rPr>
-                <w:rFonts w:ascii="Arial" w:cs="Arial" w:eastAsia="Arial" w:hAnsi="Arial"/>
-                <w:sz w:val="20"/>
-                <w:szCs w:val="20"/>
-              </w:rPr>
-              <w:t xml:space="preserve">Hiện các nút duyệt (kèm cột Duyệt mẫu, Từ chối trên danh sách mẫu)</w:t>
+            <w:tcW w:type="dxa" w:w="2891"/>
+            <w:tcBorders>
+              <w:top w:val="single" w:color="BFBFBF" w:sz="4"/>
+              <w:left w:val="single" w:color="BFBFBF" w:sz="4"/>
+              <w:bottom w:val="single" w:color="BFBFBF" w:sz="4"/>
+              <w:right w:val="single" w:color="BFBFBF" w:sz="4"/>
+            </w:tcBorders>
+            <w:tcMar>
+              <w:top w:type="dxa" w:w="60"/>
+              <w:left w:type="dxa" w:w="100"/>
+              <w:bottom w:type="dxa" w:w="60"/>
+              <w:right w:type="dxa" w:w="100"/>
+            </w:tcMar>
+          </w:tcPr>
+          <w:p>
+            <w:pPr>
+              <w:spacing w:after="20"/>
+            </w:pPr>
+            <w:r>
+              <w:rPr>
+                <w:rFonts w:ascii="Arial" w:cs="Arial" w:eastAsia="Arial" w:hAnsi="Arial"/>
+                <w:sz w:val="20"/>
+                <w:szCs w:val="20"/>
+              </w:rPr>
+              <w:t xml:space="preserve">Cột "Người duyệt KQ", "TG duyệt"</w:t>
+            </w:r>
+          </w:p>
+        </w:tc>
+        <w:tc>
+          <w:tcPr>
+            <w:tcW w:type="dxa" w:w="3084"/>
+            <w:tcBorders>
+              <w:top w:val="single" w:color="BFBFBF" w:sz="4"/>
+              <w:left w:val="single" w:color="BFBFBF" w:sz="4"/>
+              <w:bottom w:val="single" w:color="BFBFBF" w:sz="4"/>
+              <w:right w:val="single" w:color="BFBFBF" w:sz="4"/>
+            </w:tcBorders>
+            <w:tcMar>
+              <w:top w:type="dxa" w:w="60"/>
+              <w:left w:type="dxa" w:w="100"/>
+              <w:bottom w:type="dxa" w:w="60"/>
+              <w:right w:type="dxa" w:w="100"/>
+            </w:tcMar>
+          </w:tcPr>
+          <w:p>
+            <w:pPr>
+              <w:spacing w:after="20"/>
+            </w:pPr>
+            <w:r>
+              <w:rPr>
+                <w:rFonts w:ascii="Arial" w:cs="Arial" w:eastAsia="Arial" w:hAnsi="Arial"/>
+                <w:sz w:val="20"/>
+                <w:szCs w:val="20"/>
+              </w:rPr>
+              <w:t xml:space="preserve">Mặc định ẩn, như các cột ẩn khác của bảng chỉ số</w:t>
+            </w:r>
+          </w:p>
+        </w:tc>
+        <w:tc>
+          <w:tcPr>
+            <w:tcW w:type="dxa" w:w="3663"/>
+            <w:tcBorders>
+              <w:top w:val="single" w:color="BFBFBF" w:sz="4"/>
+              <w:left w:val="single" w:color="BFBFBF" w:sz="4"/>
+              <w:bottom w:val="single" w:color="BFBFBF" w:sz="4"/>
+              <w:right w:val="single" w:color="BFBFBF" w:sz="4"/>
+            </w:tcBorders>
+            <w:tcMar>
+              <w:top w:type="dxa" w:w="60"/>
+              <w:left w:type="dxa" w:w="100"/>
+              <w:bottom w:type="dxa" w:w="60"/>
+              <w:right w:type="dxa" w:w="100"/>
+            </w:tcMar>
+          </w:tcPr>
+          <w:p>
+            <w:pPr>
+              <w:spacing w:after="20"/>
+            </w:pPr>
+            <w:r>
+              <w:rPr>
+                <w:rFonts w:ascii="Arial" w:cs="Arial" w:eastAsia="Arial" w:hAnsi="Arial"/>
+                <w:sz w:val="20"/>
+                <w:szCs w:val="20"/>
+              </w:rPr>
+              <w:t xml:space="preserve">Người dùng tự bật; phần mềm nhớ lựa chọn cho lần sau</w:t>
             </w:r>
           </w:p>
         </w:tc>
@@ -2412,126 +2373,69 @@
     </w:p>
     <w:p>
       <w:pPr>
-        <w:pStyle w:val="ListParagraph"/>
-        <w:numPr>
-          <w:ilvl w:val="0"/>
-          <w:numId w:val="2"/>
-        </w:numPr>
-        <w:spacing w:after="60"/>
-      </w:pPr>
-      <w:r>
-        <w:rPr>
-          <w:rFonts w:ascii="Arial" w:cs="Arial" w:eastAsia="Arial" w:hAnsi="Arial"/>
-        </w:rPr>
-        <w:t xml:space="preserve">Đây cũng là điều kiện hiện cột </w:t>
-      </w:r>
+        <w:spacing w:after="120"/>
+      </w:pPr>
       <w:r>
         <w:rPr>
           <w:rFonts w:ascii="Arial" w:cs="Arial" w:eastAsia="Arial" w:hAnsi="Arial"/>
           <w:b/>
           <w:bCs/>
         </w:rPr>
-        <w:t xml:space="preserve">"Duyệt KQ"</w:t>
-      </w:r>
-      <w:r>
-        <w:rPr>
-          <w:rFonts w:ascii="Arial" w:cs="Arial" w:eastAsia="Arial" w:hAnsi="Arial"/>
-        </w:rPr>
-        <w:t xml:space="preserve"> trên danh sách mẫu: có cột này thì cũng có nút ở khu kết quả.</w:t>
+        <w:t xml:space="preserve">Cách bật 2 cột:</w:t>
+      </w:r>
+      <w:r>
+        <w:rPr>
+          <w:rFonts w:ascii="Arial" w:cs="Arial" w:eastAsia="Arial" w:hAnsi="Arial"/>
+        </w:rPr>
+        <w:t xml:space="preserve"> nhấn chuột phải vào tiêu đề cột bất kỳ của bảng chỉ số → </w:t>
+      </w:r>
+      <w:r>
+        <w:rPr>
+          <w:rFonts w:ascii="Arial" w:cs="Arial" w:eastAsia="Arial" w:hAnsi="Arial"/>
+          <w:b/>
+          <w:bCs/>
+        </w:rPr>
+        <w:t xml:space="preserve">Column Chooser</w:t>
+      </w:r>
+      <w:r>
+        <w:rPr>
+          <w:rFonts w:ascii="Arial" w:cs="Arial" w:eastAsia="Arial" w:hAnsi="Arial"/>
+        </w:rPr>
+        <w:t xml:space="preserve"> (Chọn cột) → kéo "Người duyệt KQ" và "TG duyệt" thả vào hàng tiêu đề. Muốn ẩn lại: kéo cột ra khỏi hàng tiêu đề. Lựa chọn được ghi nhớ khi viện bật lưu bố cục bảng (cấu hình </w:t>
+      </w:r>
+      <w:r>
+        <w:rPr>
+          <w:rFonts w:ascii="Consolas" w:cs="Consolas" w:eastAsia="Consolas" w:hAnsi="Consolas"/>
+          <w:color w:val="7B2C2C"/>
+          <w:sz w:val="19"/>
+          <w:szCs w:val="19"/>
+        </w:rPr>
+        <w:t xml:space="preserve">HIS.Desktop.ApplyRestoreLayout.ModuleLinks</w:t>
+      </w:r>
+      <w:r>
+        <w:rPr>
+          <w:rFonts w:ascii="Arial" w:cs="Arial" w:eastAsia="Arial" w:hAnsi="Arial"/>
+        </w:rPr>
+        <w:t xml:space="preserve"> có </w:t>
+      </w:r>
+      <w:r>
+        <w:rPr>
+          <w:rFonts w:ascii="Consolas" w:cs="Consolas" w:eastAsia="Consolas" w:hAnsi="Consolas"/>
+          <w:color w:val="7B2C2C"/>
+          <w:sz w:val="19"/>
+          <w:szCs w:val="19"/>
+        </w:rPr>
+        <w:t xml:space="preserve">HIS.Desktop.Plugins.ConnectionTest</w:t>
+      </w:r>
+      <w:r>
+        <w:rPr>
+          <w:rFonts w:ascii="Arial" w:cs="Arial" w:eastAsia="Arial" w:hAnsi="Arial"/>
+        </w:rPr>
+        <w:t xml:space="preserve">).</w:t>
       </w:r>
     </w:p>
     <w:p>
       <w:pPr>
-        <w:pStyle w:val="ListParagraph"/>
-        <w:numPr>
-          <w:ilvl w:val="0"/>
-          <w:numId w:val="2"/>
-        </w:numPr>
-        <w:spacing w:after="60"/>
-      </w:pPr>
-      <w:r>
-        <w:rPr>
-          <w:rFonts w:ascii="Arial" w:cs="Arial" w:eastAsia="Arial" w:hAnsi="Arial"/>
-        </w:rPr>
-        <w:t xml:space="preserve">Cả 2 cấu hình khác 1 → </w:t>
-      </w:r>
-      <w:r>
-        <w:rPr>
-          <w:rFonts w:ascii="Arial" w:cs="Arial" w:eastAsia="Arial" w:hAnsi="Arial"/>
-          <w:b/>
-          <w:bCs/>
-        </w:rPr>
-        <w:t xml:space="preserve">ẩn</w:t>
-      </w:r>
-      <w:r>
-        <w:rPr>
-          <w:rFonts w:ascii="Arial" w:cs="Arial" w:eastAsia="Arial" w:hAnsi="Arial"/>
-        </w:rPr>
-        <w:t xml:space="preserve"> nút và 2 cột; màn hình giữ như trước.</w:t>
-      </w:r>
-    </w:p>
-    <w:p>
-      <w:pPr>
-        <w:pStyle w:val="ListParagraph"/>
-        <w:numPr>
-          <w:ilvl w:val="0"/>
-          <w:numId w:val="2"/>
-        </w:numPr>
-        <w:spacing w:after="60"/>
-      </w:pPr>
-      <w:r>
-        <w:rPr>
-          <w:rFonts w:ascii="Arial" w:cs="Arial" w:eastAsia="Arial" w:hAnsi="Arial"/>
-        </w:rPr>
-        <w:t xml:space="preserve">Cấu hình được đọc khi </w:t>
-      </w:r>
-      <w:r>
-        <w:rPr>
-          <w:rFonts w:ascii="Arial" w:cs="Arial" w:eastAsia="Arial" w:hAnsi="Arial"/>
-          <w:b/>
-          <w:bCs/>
-        </w:rPr>
-        <w:t xml:space="preserve">mở màn hình</w:t>
-      </w:r>
-      <w:r>
-        <w:rPr>
-          <w:rFonts w:ascii="Arial" w:cs="Arial" w:eastAsia="Arial" w:hAnsi="Arial"/>
-        </w:rPr>
-        <w:t xml:space="preserve">: sau khi đổi cấu hình phải đóng và mở lại màn hình Kết nối xét nghiệm.</w:t>
-      </w:r>
-    </w:p>
-    <w:p>
-      <w:pPr>
-        <w:pStyle w:val="ListParagraph"/>
-        <w:numPr>
-          <w:ilvl w:val="0"/>
-          <w:numId w:val="2"/>
-        </w:numPr>
-        <w:spacing w:after="60"/>
-      </w:pPr>
-      <w:r>
-        <w:rPr>
-          <w:rFonts w:ascii="Arial" w:cs="Arial" w:eastAsia="Arial" w:hAnsi="Arial"/>
-        </w:rPr>
-        <w:t xml:space="preserve">Khi đã hiển thị, nút </w:t>
-      </w:r>
-      <w:r>
-        <w:rPr>
-          <w:rFonts w:ascii="Arial" w:cs="Arial" w:eastAsia="Arial" w:hAnsi="Arial"/>
-          <w:b/>
-          <w:bCs/>
-        </w:rPr>
-        <w:t xml:space="preserve">mờ (không bấm được)</w:t>
-      </w:r>
-      <w:r>
-        <w:rPr>
-          <w:rFonts w:ascii="Arial" w:cs="Arial" w:eastAsia="Arial" w:hAnsi="Arial"/>
-        </w:rPr>
-        <w:t xml:space="preserve"> nếu mẫu đang chọn không ở trạng thái Đã chấp nhận / Có kết quả / Đã duyệt kết quả (xem bảng trên).</w:t>
-      </w:r>
-    </w:p>
-    <w:p>
-      <w:pPr>
         <w:pStyle w:val="Heading3"/>
         <w:spacing w:before="180" w:after="100"/>
       </w:pPr>
@@ -2539,7 +2443,7 @@
         <w:rPr>
           <w:rFonts w:ascii="Arial" w:cs="Arial" w:eastAsia="Arial" w:hAnsi="Arial"/>
         </w:rPr>
-        <w:t xml:space="preserve">Không thấy nút Duyệt KQ — cách kiểm tra</w:t>
+        <w:t xml:space="preserve">Không thấy nút / cột — cách kiểm tra</w:t>
       </w:r>
     </w:p>
     <w:tbl>
@@ -2690,7 +2594,7 @@
                 <w:sz w:val="20"/>
                 <w:szCs w:val="20"/>
               </w:rPr>
-              <w:t xml:space="preserve">Danh sách mẫu không có cột "Duyệt KQ", khu kết quả không có nút</w:t>
+              <w:t xml:space="preserve">Không có nút "Duyệt KQ" ở hàng nút dưới</w:t>
             </w:r>
           </w:p>
         </w:tc>
@@ -2720,7 +2624,7 @@
                 <w:sz w:val="20"/>
                 <w:szCs w:val="20"/>
               </w:rPr>
-              <w:t xml:space="preserve">Cả 2 cấu hình ở trên đang khác 1</w:t>
+              <w:t xml:space="preserve">Máy trạm đang chạy bản phần mềm cũ (chưa cập nhật plugin Kết nối xét nghiệm)</w:t>
             </w:r>
           </w:p>
         </w:tc>
@@ -2750,7 +2654,7 @@
                 <w:sz w:val="20"/>
                 <w:szCs w:val="20"/>
               </w:rPr>
-              <w:t xml:space="preserve">Bật 1 trong 2 cấu hình = 1 (khuyến nghị MUST_APPROVE_RESULT_BEFORE_RETURN), đóng và mở lại màn hình</w:t>
+              <w:t xml:space="preserve">Cập nhật phiên bản mới, khởi động lại phần mềm</w:t>
             </w:r>
           </w:p>
         </w:tc>
@@ -2782,7 +2686,7 @@
                 <w:sz w:val="20"/>
                 <w:szCs w:val="20"/>
               </w:rPr>
-              <w:t xml:space="preserve">Có cột "Duyệt KQ" nhưng khu kết quả không có nút</w:t>
+              <w:t xml:space="preserve">Thấy nút nhưng mờ</w:t>
             </w:r>
           </w:p>
         </w:tc>
@@ -2812,7 +2716,7 @@
                 <w:sz w:val="20"/>
                 <w:szCs w:val="20"/>
               </w:rPr>
-              <w:t xml:space="preserve">Máy trạm đang chạy bản phần mềm cũ (chưa cập nhật plugin Kết nối xét nghiệm)</w:t>
+              <w:t xml:space="preserve">Chưa chọn mẫu, hoặc mẫu chưa có kết quả, hoặc mẫu đã trả kết quả</w:t>
             </w:r>
           </w:p>
         </w:tc>
@@ -2842,7 +2746,7 @@
                 <w:sz w:val="20"/>
                 <w:szCs w:val="20"/>
               </w:rPr>
-              <w:t xml:space="preserve">Cập nhật phiên bản mới, khởi động lại phần mềm</w:t>
+              <w:t xml:space="preserve">Chọn mẫu có kết quả; mẫu đã trả kết quả thì Hủy trả kết quả trước</w:t>
             </w:r>
           </w:p>
         </w:tc>
@@ -2874,7 +2778,7 @@
                 <w:sz w:val="20"/>
                 <w:szCs w:val="20"/>
               </w:rPr>
-              <w:t xml:space="preserve">Thấy nút nhưng mờ</w:t>
+              <w:t xml:space="preserve">Không thấy 2 cột Người duyệt KQ / TG duyệt</w:t>
             </w:r>
           </w:p>
         </w:tc>
@@ -2904,7 +2808,7 @@
                 <w:sz w:val="20"/>
                 <w:szCs w:val="20"/>
               </w:rPr>
-              <w:t xml:space="preserve">Chưa chọn mẫu, hoặc mẫu chưa có kết quả, hoặc mẫu đã trả kết quả</w:t>
+              <w:t xml:space="preserve">Cột mặc định ẩn</w:t>
             </w:r>
           </w:p>
         </w:tc>
@@ -2934,99 +2838,7 @@
                 <w:sz w:val="20"/>
                 <w:szCs w:val="20"/>
               </w:rPr>
-              <w:t xml:space="preserve">Chọn mẫu có kết quả; mẫu đã trả kết quả thì Hủy trả kết quả trước</w:t>
-            </w:r>
-          </w:p>
-        </w:tc>
-      </w:tr>
-      <w:tr>
-        <w:tc>
-          <w:tcPr>
-            <w:tcW w:type="dxa" w:w="3277"/>
-            <w:tcBorders>
-              <w:top w:val="single" w:color="BFBFBF" w:sz="4"/>
-              <w:left w:val="single" w:color="BFBFBF" w:sz="4"/>
-              <w:bottom w:val="single" w:color="BFBFBF" w:sz="4"/>
-              <w:right w:val="single" w:color="BFBFBF" w:sz="4"/>
-            </w:tcBorders>
-            <w:tcMar>
-              <w:top w:type="dxa" w:w="60"/>
-              <w:left w:type="dxa" w:w="100"/>
-              <w:bottom w:type="dxa" w:w="60"/>
-              <w:right w:type="dxa" w:w="100"/>
-            </w:tcMar>
-          </w:tcPr>
-          <w:p>
-            <w:pPr>
-              <w:spacing w:after="20"/>
-            </w:pPr>
-            <w:r>
-              <w:rPr>
-                <w:rFonts w:ascii="Arial" w:cs="Arial" w:eastAsia="Arial" w:hAnsi="Arial"/>
-                <w:sz w:val="20"/>
-                <w:szCs w:val="20"/>
-              </w:rPr>
-              <w:t xml:space="preserve">Không thấy 2 cột Người duyệt KQ / TG duyệt</w:t>
-            </w:r>
-          </w:p>
-        </w:tc>
-        <w:tc>
-          <w:tcPr>
-            <w:tcW w:type="dxa" w:w="3181"/>
-            <w:tcBorders>
-              <w:top w:val="single" w:color="BFBFBF" w:sz="4"/>
-              <w:left w:val="single" w:color="BFBFBF" w:sz="4"/>
-              <w:bottom w:val="single" w:color="BFBFBF" w:sz="4"/>
-              <w:right w:val="single" w:color="BFBFBF" w:sz="4"/>
-            </w:tcBorders>
-            <w:tcMar>
-              <w:top w:type="dxa" w:w="60"/>
-              <w:left w:type="dxa" w:w="100"/>
-              <w:bottom w:type="dxa" w:w="60"/>
-              <w:right w:type="dxa" w:w="100"/>
-            </w:tcMar>
-          </w:tcPr>
-          <w:p>
-            <w:pPr>
-              <w:spacing w:after="20"/>
-            </w:pPr>
-            <w:r>
-              <w:rPr>
-                <w:rFonts w:ascii="Arial" w:cs="Arial" w:eastAsia="Arial" w:hAnsi="Arial"/>
-                <w:sz w:val="20"/>
-                <w:szCs w:val="20"/>
-              </w:rPr>
-              <w:t xml:space="preserve">Cấu hình chưa bật, hoặc cột bị kéo hẹp / ẩn trên bảng chỉ số</w:t>
-            </w:r>
-          </w:p>
-        </w:tc>
-        <w:tc>
-          <w:tcPr>
-            <w:tcW w:type="dxa" w:w="3180"/>
-            <w:tcBorders>
-              <w:top w:val="single" w:color="BFBFBF" w:sz="4"/>
-              <w:left w:val="single" w:color="BFBFBF" w:sz="4"/>
-              <w:bottom w:val="single" w:color="BFBFBF" w:sz="4"/>
-              <w:right w:val="single" w:color="BFBFBF" w:sz="4"/>
-            </w:tcBorders>
-            <w:tcMar>
-              <w:top w:type="dxa" w:w="60"/>
-              <w:left w:type="dxa" w:w="100"/>
-              <w:bottom w:type="dxa" w:w="60"/>
-              <w:right w:type="dxa" w:w="100"/>
-            </w:tcMar>
-          </w:tcPr>
-          <w:p>
-            <w:pPr>
-              <w:spacing w:after="20"/>
-            </w:pPr>
-            <w:r>
-              <w:rPr>
-                <w:rFonts w:ascii="Arial" w:cs="Arial" w:eastAsia="Arial" w:hAnsi="Arial"/>
-                <w:sz w:val="20"/>
-                <w:szCs w:val="20"/>
-              </w:rPr>
-              <w:t xml:space="preserve">Kiểm tra cấu hình; kéo thanh cuộn ngang tới cuối bảng chỉ số</w:t>
+              <w:t xml:space="preserve">Bật qua Column Chooser như hướng dẫn trên</w:t>
             </w:r>
           </w:p>
         </w:tc>
@@ -3058,6 +2870,20 @@
           <w:rFonts w:ascii="Arial" w:cs="Arial" w:eastAsia="Arial" w:hAnsi="Arial"/>
         </w:rPr>
         <w:t xml:space="preserve">Hai cột nằm ở cuối bảng chỉ số kết quả, </w:t>
+      </w:r>
+      <w:r>
+        <w:rPr>
+          <w:rFonts w:ascii="Arial" w:cs="Arial" w:eastAsia="Arial" w:hAnsi="Arial"/>
+          <w:b/>
+          <w:bCs/>
+        </w:rPr>
+        <w:t xml:space="preserve">mặc định ẩn</w:t>
+      </w:r>
+      <w:r>
+        <w:rPr>
+          <w:rFonts w:ascii="Arial" w:cs="Arial" w:eastAsia="Arial" w:hAnsi="Arial"/>
+        </w:rPr>
+        <w:t xml:space="preserve"> (bật qua Column Chooser, mục 4.1), </w:t>
       </w:r>
       <w:r>
         <w:rPr>
@@ -5280,7 +5106,7 @@
                 <w:sz w:val="20"/>
                 <w:szCs w:val="20"/>
               </w:rPr>
-              <w:t xml:space="preserve">1</w:t>
+              <w:t xml:space="preserve">1 (tùy chọn)</w:t>
             </w:r>
           </w:p>
         </w:tc>
@@ -5310,7 +5136,7 @@
                 <w:sz w:val="20"/>
                 <w:szCs w:val="20"/>
               </w:rPr>
-              <w:t xml:space="preserve">Bật tính năng duyệt (hiện nút + 2 cột); bắt buộc duyệt trước khi trả kết quả (khuyến nghị)</w:t>
+              <w:t xml:space="preserve">Bắt buộc duyệt kết quả trước khi trả kết quả. Không ảnh hưởng việc hiển thị nút</w:t>
             </w:r>
           </w:p>
         </w:tc>
@@ -5342,7 +5168,7 @@
                 <w:sz w:val="20"/>
                 <w:szCs w:val="20"/>
               </w:rPr>
-              <w:t xml:space="preserve">hoặc LIS.LIS_SAMPLE.IS_SHOW_BUTTON_APPROVE_SAMPLE</w:t>
+              <w:t xml:space="preserve">HIS.Desktop.ApplyRestoreLayout.ModuleLinks</w:t>
             </w:r>
           </w:p>
         </w:tc>
@@ -5372,7 +5198,7 @@
                 <w:sz w:val="20"/>
                 <w:szCs w:val="20"/>
               </w:rPr>
-              <w:t xml:space="preserve">1</w:t>
+              <w:t xml:space="preserve">Có HIS.Desktop.Plugins.ConnectionTest</w:t>
             </w:r>
           </w:p>
         </w:tc>
@@ -5402,7 +5228,7 @@
                 <w:sz w:val="20"/>
                 <w:szCs w:val="20"/>
               </w:rPr>
-              <w:t xml:space="preserve">Bật tính năng duyệt (hiện nút + 2 cột), không bắt buộc duyệt trước trả kết quả (hiện thêm cột Duyệt mẫu, Từ chối)</w:t>
+              <w:t xml:space="preserve">Ghi nhớ việc bật/ẩn 2 cột người duyệt trên bảng chỉ số</w:t>
             </w:r>
           </w:p>
         </w:tc>
@@ -5967,7 +5793,7 @@
                 <w:sz w:val="20"/>
                 <w:szCs w:val="20"/>
               </w:rPr>
-              <w:t xml:space="preserve">Bật tính năng bằng cấu hình nào (mục 8)?</w:t>
+              <w:t xml:space="preserve">Có bắt buộc duyệt trước khi trả kết quả (MUST_APPROVE_RESULT_BEFORE_RETURN = 1)?</w:t>
             </w:r>
           </w:p>
         </w:tc>
@@ -5997,7 +5823,7 @@
                 <w:sz w:val="20"/>
                 <w:szCs w:val="20"/>
               </w:rPr>
-              <w:t xml:space="preserve">MUST_APPROVE_RESULT_BEFORE_RETURN = 1</w:t>
+              <w:t xml:space="preserve">Tùy viện; nút Duyệt KQ luôn hiển thị dù chọn thế nào</w:t>
             </w:r>
           </w:p>
         </w:tc>
@@ -6713,7 +6539,7 @@
                 <w:sz w:val="20"/>
                 <w:szCs w:val="20"/>
               </w:rPr>
-              <w:t xml:space="preserve">Viện chưa bật cấu hình duyệt</w:t>
+              <w:t xml:space="preserve">Mở màn hình Kết nối xét nghiệm (mọi cấu hình)</w:t>
             </w:r>
           </w:p>
         </w:tc>
@@ -6743,7 +6569,7 @@
                 <w:sz w:val="20"/>
                 <w:szCs w:val="20"/>
               </w:rPr>
-              <w:t xml:space="preserve">Không thấy nút Duyệt KQ và 2 cột người duyệt</w:t>
+              <w:t xml:space="preserve">Có nút Duyệt KQ ở hàng nút dưới; 2 cột người duyệt ẩn, bật được qua Column Chooser và được nhớ lần sau</w:t>
             </w:r>
           </w:p>
         </w:tc>

--- a/docs/A_NghiepVu_ConnectionTest_DuyetKetQua.docx
+++ b/docs/A_NghiepVu_ConnectionTest_DuyetKetQua.docx
@@ -32,7 +32,7 @@
           <w:sz w:val="28"/>
           <w:szCs w:val="28"/>
         </w:rPr>
-        <w:t xml:space="preserve">Duyệt / Hủy duyệt kết quả xét nghiệm và Người duyệt kết quả trên phiếu</w:t>
+        <w:t xml:space="preserve">Duyệt / Hủy duyệt kết quả theo từng dịch vụ xét nghiệm</w:t>
       </w:r>
     </w:p>
     <w:p>
@@ -257,7 +257,7 @@
                 <w:sz w:val="20"/>
                 <w:szCs w:val="20"/>
               </w:rPr>
-              <w:t xml:space="preserve">Kỹ thuật viên (KTV) xét nghiệm, trưởng khoa / người phụ trách duyệt kết quả</w:t>
+              <w:t xml:space="preserve">Kỹ thuật viên (KTV) xét nghiệm, người phụ trách duyệt kết quả từng nhóm xét nghiệm</w:t>
             </w:r>
           </w:p>
         </w:tc>
@@ -319,7 +319,7 @@
                 <w:sz w:val="20"/>
                 <w:szCs w:val="20"/>
               </w:rPr>
-              <w:t xml:space="preserve">B_KyThuat_ConnectionTest_DuyetKetQua.docx</w:t>
+              <w:t xml:space="preserve">B_KyThuat_ConnectionTest_DuyetKetQua.docx; SQL_ConnectionTest_DuyetKetQuaTheoDichVu.sql</w:t>
             </w:r>
           </w:p>
         </w:tc>
@@ -351,7 +351,7 @@
                 <w:sz w:val="20"/>
                 <w:szCs w:val="20"/>
               </w:rPr>
-              <w:t xml:space="preserve">Ngày lập</w:t>
+              <w:t xml:space="preserve">Ngày cập nhật</w:t>
             </w:r>
           </w:p>
         </w:tc>
@@ -381,7 +381,7 @@
                 <w:sz w:val="20"/>
                 <w:szCs w:val="20"/>
               </w:rPr>
-              <w:t xml:space="preserve">17/10/2026</w:t>
+              <w:t xml:space="preserve">22/10/2026</w:t>
             </w:r>
           </w:p>
         </w:tc>
@@ -443,7 +443,7 @@
                 <w:sz w:val="20"/>
                 <w:szCs w:val="20"/>
               </w:rPr>
-              <w:t xml:space="preserve">Đã thực hiện — chờ viện xác nhận các điểm ở mục 9</w:t>
+              <w:t xml:space="preserve">Đã thực hiện — chờ chạy SQL, deploy backend LIS và nghiệm thu</w:t>
             </w:r>
           </w:p>
         </w:tc>
@@ -493,7 +493,7 @@
         <w:rPr>
           <w:rFonts w:ascii="Arial" w:cs="Arial" w:eastAsia="Arial" w:hAnsi="Arial"/>
         </w:rPr>
-        <w:t xml:space="preserve">Tại khoa Xét nghiệm, kết quả các nhóm xét nghiệm (Huyết học, Sinh hóa, …) do những KTV khác nhau duyệt. Trên màn hình Kết nối xét nghiệm hiện chỉ thể hiện </w:t>
+        <w:t xml:space="preserve">Tại khoa Xét nghiệm, mỗi nhóm xét nghiệm (Huyết học, Sinh hóa, …) do KTV khác nhau duyệt kết quả, kể cả khi các dịch vụ nằm chung một mẫu (barcode). Phần mềm cần ghi nhận </w:t>
       </w:r>
       <w:r>
         <w:rPr>
@@ -501,27 +501,13 @@
           <w:b/>
           <w:bCs/>
         </w:rPr>
-        <w:t xml:space="preserve">người trả kết quả</w:t>
-      </w:r>
-      <w:r>
-        <w:rPr>
-          <w:rFonts w:ascii="Arial" w:cs="Arial" w:eastAsia="Arial" w:hAnsi="Arial"/>
-        </w:rPr>
-        <w:t xml:space="preserve">, chưa thể hiện được </w:t>
-      </w:r>
-      <w:r>
-        <w:rPr>
-          <w:rFonts w:ascii="Arial" w:cs="Arial" w:eastAsia="Arial" w:hAnsi="Arial"/>
-          <w:b/>
-          <w:bCs/>
-        </w:rPr>
-        <w:t xml:space="preserve">ai đã duyệt kết quả và duyệt lúc nào</w:t>
-      </w:r>
-      <w:r>
-        <w:rPr>
-          <w:rFonts w:ascii="Arial" w:cs="Arial" w:eastAsia="Arial" w:hAnsi="Arial"/>
-        </w:rPr>
-        <w:t xml:space="preserve">, cả trên màn hình lẫn trên phiếu trả kết quả.</w:t>
+        <w:t xml:space="preserve">người duyệt và thời gian duyệt riêng cho từng dịch vụ</w:t>
+      </w:r>
+      <w:r>
+        <w:rPr>
+          <w:rFonts w:ascii="Arial" w:cs="Arial" w:eastAsia="Arial" w:hAnsi="Arial"/>
+        </w:rPr>
+        <w:t xml:space="preserve">.</w:t>
       </w:r>
     </w:p>
     <w:p>
@@ -550,7 +536,7 @@
         <w:rPr>
           <w:rFonts w:ascii="Arial" w:cs="Arial" w:eastAsia="Arial" w:hAnsi="Arial"/>
         </w:rPr>
-        <w:t xml:space="preserve">KTV bấm </w:t>
+        <w:t xml:space="preserve">KTV tích các dịch vụ đã có đủ kết quả → bấm </w:t>
       </w:r>
       <w:r>
         <w:rPr>
@@ -564,7 +550,21 @@
         <w:rPr>
           <w:rFonts w:ascii="Arial" w:cs="Arial" w:eastAsia="Arial" w:hAnsi="Arial"/>
         </w:rPr>
-        <w:t xml:space="preserve"> ngay tại khu vực kết quả; hệ thống ghi nhận người duyệt là tài khoản đang đăng nhập và thời gian duyệt là thời điểm bấm.</w:t>
+        <w:t xml:space="preserve">; hệ thống ghi người duyệt = tài khoản đang đăng nhập, thời gian duyệt = thời điểm bấm, </w:t>
+      </w:r>
+      <w:r>
+        <w:rPr>
+          <w:rFonts w:ascii="Arial" w:cs="Arial" w:eastAsia="Arial" w:hAnsi="Arial"/>
+          <w:b/>
+          <w:bCs/>
+        </w:rPr>
+        <w:t xml:space="preserve">riêng cho từng dịch vụ</w:t>
+      </w:r>
+      <w:r>
+        <w:rPr>
+          <w:rFonts w:ascii="Arial" w:cs="Arial" w:eastAsia="Arial" w:hAnsi="Arial"/>
+        </w:rPr>
+        <w:t xml:space="preserve">.</w:t>
       </w:r>
     </w:p>
     <w:p>
@@ -580,21 +580,7 @@
         <w:rPr>
           <w:rFonts w:ascii="Arial" w:cs="Arial" w:eastAsia="Arial" w:hAnsi="Arial"/>
         </w:rPr>
-        <w:t xml:space="preserve">Có thể </w:t>
-      </w:r>
-      <w:r>
-        <w:rPr>
-          <w:rFonts w:ascii="Arial" w:cs="Arial" w:eastAsia="Arial" w:hAnsi="Arial"/>
-          <w:b/>
-          <w:bCs/>
-        </w:rPr>
-        <w:t xml:space="preserve">Hủy duyệt KQ</w:t>
-      </w:r>
-      <w:r>
-        <w:rPr>
-          <w:rFonts w:ascii="Arial" w:cs="Arial" w:eastAsia="Arial" w:hAnsi="Arial"/>
-        </w:rPr>
-        <w:t xml:space="preserve"> để sửa kết quả; thao tác được lưu lịch sử.</w:t>
+        <w:t xml:space="preserve">Không phải chờ cả mẫu có đủ kết quả: dịch vụ nào trả xong thì duyệt được dịch vụ đó.</w:t>
       </w:r>
     </w:p>
     <w:p>
@@ -610,7 +596,37 @@
         <w:rPr>
           <w:rFonts w:ascii="Arial" w:cs="Arial" w:eastAsia="Arial" w:hAnsi="Arial"/>
         </w:rPr>
-        <w:t xml:space="preserve">Phiếu trả kết quả xét nghiệm in được </w:t>
+        <w:t xml:space="preserve">Có thể </w:t>
+      </w:r>
+      <w:r>
+        <w:rPr>
+          <w:rFonts w:ascii="Arial" w:cs="Arial" w:eastAsia="Arial" w:hAnsi="Arial"/>
+          <w:b/>
+          <w:bCs/>
+        </w:rPr>
+        <w:t xml:space="preserve">Hủy duyệt KQ</w:t>
+      </w:r>
+      <w:r>
+        <w:rPr>
+          <w:rFonts w:ascii="Arial" w:cs="Arial" w:eastAsia="Arial" w:hAnsi="Arial"/>
+        </w:rPr>
+        <w:t xml:space="preserve"> từng dịch vụ để sửa kết quả; thao tác được lưu lịch sử.</w:t>
+      </w:r>
+    </w:p>
+    <w:p>
+      <w:pPr>
+        <w:pStyle w:val="ListParagraph"/>
+        <w:numPr>
+          <w:ilvl w:val="0"/>
+          <w:numId w:val="2"/>
+        </w:numPr>
+        <w:spacing w:after="60"/>
+      </w:pPr>
+      <w:r>
+        <w:rPr>
+          <w:rFonts w:ascii="Arial" w:cs="Arial" w:eastAsia="Arial" w:hAnsi="Arial"/>
+        </w:rPr>
+        <w:t xml:space="preserve">Phiếu trả kết quả in </w:t>
       </w:r>
       <w:r>
         <w:rPr>
@@ -753,7 +769,7 @@
                 <w:sz w:val="20"/>
                 <w:szCs w:val="20"/>
               </w:rPr>
-              <w:t xml:space="preserve">Màn hình Kết nối xét nghiệm: nút Duyệt KQ / Hủy duyệt KQ, cột Người duyệt KQ, cột TG duyệt.</w:t>
+              <w:t xml:space="preserve">Màn hình Kết nối xét nghiệm: nút Duyệt KQ / Hủy duyệt KQ theo dịch vụ được tích, cột Người duyệt KQ, TG duyệt.</w:t>
             </w:r>
           </w:p>
         </w:tc>
@@ -815,7 +831,7 @@
                 <w:sz w:val="20"/>
                 <w:szCs w:val="20"/>
               </w:rPr>
-              <w:t xml:space="preserve">Phiếu trả kết quả xét nghiệm 1 mẫu (Mps000096) và phiếu kết quả tổng hợp nhiều mẫu (Mps000517).</w:t>
+              <w:t xml:space="preserve">Phiếu kết quả 1 mẫu (Mps000096) và phiếu kết quả tổng hợp nhiều mẫu (Mps000517).</w:t>
             </w:r>
           </w:p>
         </w:tc>
@@ -877,7 +893,7 @@
                 <w:sz w:val="20"/>
                 <w:szCs w:val="20"/>
               </w:rPr>
-              <w:t xml:space="preserve">Dùng lại chức năng "Duyệt KQ" / "Duyệt KQ theo lô" đã có của phần mềm.</w:t>
+              <w:t xml:space="preserve">Thêm 3 cột vào bảng dịch vụ của mẫu (LIS) + 2 chức năng duyệt / hủy duyệt phía máy chủ LIS.</w:t>
             </w:r>
           </w:p>
         </w:tc>
@@ -907,7 +923,69 @@
                 <w:sz w:val="20"/>
                 <w:szCs w:val="20"/>
               </w:rPr>
-              <w:t xml:space="preserve">Thay đổi cơ sở dữ liệu; phân quyền nút; duyệt riêng từng dịch vụ trong cùng một mẫu.</w:t>
+              <w:t xml:space="preserve">Phân quyền nút; chặn máy xét nghiệm ghi đè kết quả đã duyệt.</w:t>
+            </w:r>
+          </w:p>
+        </w:tc>
+      </w:tr>
+      <w:tr>
+        <w:tc>
+          <w:tcPr>
+            <w:tcW w:type="dxa" w:w="4819"/>
+            <w:tcBorders>
+              <w:top w:val="single" w:color="BFBFBF" w:sz="4"/>
+              <w:left w:val="single" w:color="BFBFBF" w:sz="4"/>
+              <w:bottom w:val="single" w:color="BFBFBF" w:sz="4"/>
+              <w:right w:val="single" w:color="BFBFBF" w:sz="4"/>
+            </w:tcBorders>
+            <w:tcMar>
+              <w:top w:type="dxa" w:w="60"/>
+              <w:left w:type="dxa" w:w="100"/>
+              <w:bottom w:type="dxa" w:w="60"/>
+              <w:right w:type="dxa" w:w="100"/>
+            </w:tcMar>
+          </w:tcPr>
+          <w:p>
+            <w:pPr>
+              <w:spacing w:after="20"/>
+            </w:pPr>
+            <w:r>
+              <w:rPr>
+                <w:rFonts w:ascii="Arial" w:cs="Arial" w:eastAsia="Arial" w:hAnsi="Arial"/>
+                <w:sz w:val="20"/>
+                <w:szCs w:val="20"/>
+              </w:rPr>
+              <w:t xml:space="preserve">Chức năng "Duyệt KQ" cấp mẫu (cột Duyệt KQ, Duyệt KQ theo lô) giữ nguyên, hoạt động độc lập.</w:t>
+            </w:r>
+          </w:p>
+        </w:tc>
+        <w:tc>
+          <w:tcPr>
+            <w:tcW w:type="dxa" w:w="4819"/>
+            <w:tcBorders>
+              <w:top w:val="single" w:color="BFBFBF" w:sz="4"/>
+              <w:left w:val="single" w:color="BFBFBF" w:sz="4"/>
+              <w:bottom w:val="single" w:color="BFBFBF" w:sz="4"/>
+              <w:right w:val="single" w:color="BFBFBF" w:sz="4"/>
+            </w:tcBorders>
+            <w:tcMar>
+              <w:top w:type="dxa" w:w="60"/>
+              <w:left w:type="dxa" w:w="100"/>
+              <w:bottom w:type="dxa" w:w="60"/>
+              <w:right w:type="dxa" w:w="100"/>
+            </w:tcMar>
+          </w:tcPr>
+          <w:p>
+            <w:pPr>
+              <w:spacing w:after="20"/>
+            </w:pPr>
+            <w:r>
+              <w:rPr>
+                <w:rFonts w:ascii="Arial" w:cs="Arial" w:eastAsia="Arial" w:hAnsi="Arial"/>
+                <w:sz w:val="20"/>
+                <w:szCs w:val="20"/>
+              </w:rPr>
+              <w:t xml:space="preserve">Tự động duyệt mẫu khi đã duyệt đủ dịch vụ.</w:t>
             </w:r>
           </w:p>
         </w:tc>
@@ -1069,7 +1147,7 @@
                 <w:sz w:val="20"/>
                 <w:szCs w:val="20"/>
               </w:rPr>
-              <w:t xml:space="preserve">Một ống / một barcode xét nghiệm của bệnh nhân; một mẫu có thể gồm nhiều dịch vụ xét nghiệm.</w:t>
+              <w:t xml:space="preserve">Một ống / một barcode của bệnh nhân; có thể gồm nhiều dịch vụ xét nghiệm, thuộc nhiều nhóm.</w:t>
             </w:r>
           </w:p>
         </w:tc>
@@ -1101,7 +1179,7 @@
                 <w:sz w:val="20"/>
                 <w:szCs w:val="20"/>
               </w:rPr>
-              <w:t xml:space="preserve">Nhóm cha</w:t>
+              <w:t xml:space="preserve">Dịch vụ xét nghiệm</w:t>
             </w:r>
           </w:p>
         </w:tc>
@@ -1131,7 +1209,7 @@
                 <w:sz w:val="20"/>
                 <w:szCs w:val="20"/>
               </w:rPr>
-              <w:t xml:space="preserve">Nhóm dịch vụ chứa dịch vụ xét nghiệm, VD: Xét nghiệm Sinh hóa (XNSH), Xét nghiệm Huyết học (XNHH).</w:t>
+              <w:t xml:space="preserve">Một dòng dịch vụ trên bảng chỉ số (VD: Định lượng Creatinin), gồm 1 hoặc nhiều chỉ số.</w:t>
             </w:r>
           </w:p>
         </w:tc>
@@ -1163,7 +1241,7 @@
                 <w:sz w:val="20"/>
                 <w:szCs w:val="20"/>
               </w:rPr>
-              <w:t xml:space="preserve">Duyệt KQ</w:t>
+              <w:t xml:space="preserve">Dịch vụ đủ kết quả</w:t>
             </w:r>
           </w:p>
         </w:tc>
@@ -1193,25 +1271,7 @@
                 <w:sz w:val="20"/>
                 <w:szCs w:val="20"/>
               </w:rPr>
-              <w:t xml:space="preserve">Xác nhận kết quả của mẫu đã được kiểm tra. Duyệt áp dụng cho </w:t>
-            </w:r>
-            <w:r>
-              <w:rPr>
-                <w:rFonts w:ascii="Arial" w:cs="Arial" w:eastAsia="Arial" w:hAnsi="Arial"/>
-                <w:b/>
-                <w:bCs/>
-                <w:sz w:val="20"/>
-                <w:szCs w:val="20"/>
-              </w:rPr>
-              <w:t xml:space="preserve">toàn bộ dịch vụ của mẫu</w:t>
-            </w:r>
-            <w:r>
-              <w:rPr>
-                <w:rFonts w:ascii="Arial" w:cs="Arial" w:eastAsia="Arial" w:hAnsi="Arial"/>
-                <w:sz w:val="20"/>
-                <w:szCs w:val="20"/>
-              </w:rPr>
-              <w:t xml:space="preserve">.</w:t>
+              <w:t xml:space="preserve">Mọi chỉ số của dịch vụ đã có giá trị và đã lưu (trạng thái dịch vụ "Đã có KQ" hoặc "Đã trả KQ").</w:t>
             </w:r>
           </w:p>
         </w:tc>
@@ -1243,7 +1303,7 @@
                 <w:sz w:val="20"/>
                 <w:szCs w:val="20"/>
               </w:rPr>
-              <w:t xml:space="preserve">Người duyệt KQ</w:t>
+              <w:t xml:space="preserve">Nhóm cha</w:t>
             </w:r>
           </w:p>
         </w:tc>
@@ -1273,7 +1333,7 @@
                 <w:sz w:val="20"/>
                 <w:szCs w:val="20"/>
               </w:rPr>
-              <w:t xml:space="preserve">Tài khoản đăng nhập tại thời điểm bấm Duyệt KQ. Không chọn tay.</w:t>
+              <w:t xml:space="preserve">Nhóm dịch vụ chứa dịch vụ xét nghiệm, VD: Xét nghiệm Sinh hóa (XNSH), Xét nghiệm Huyết học (XNHH).</w:t>
             </w:r>
           </w:p>
         </w:tc>
@@ -1305,7 +1365,7 @@
                 <w:sz w:val="20"/>
                 <w:szCs w:val="20"/>
               </w:rPr>
-              <w:t xml:space="preserve">Trạng thái mẫu</w:t>
+              <w:t xml:space="preserve">Duyệt KQ theo dịch vụ</w:t>
             </w:r>
           </w:p>
         </w:tc>
@@ -1335,7 +1395,7 @@
                 <w:sz w:val="20"/>
                 <w:szCs w:val="20"/>
               </w:rPr>
-              <w:t xml:space="preserve">Có kết quả → Duyệt KQ → Trả kết quả. Hủy duyệt đưa mẫu về Có kết quả.</w:t>
+              <w:t xml:space="preserve">Xác nhận kết quả của các dịch vụ được tích; mỗi dịch vụ lưu người duyệt và thời gian duyệt riêng.</w:t>
             </w:r>
           </w:p>
         </w:tc>
@@ -1373,7 +1433,7 @@
         <w:rPr>
           <w:rFonts w:ascii="Arial" w:cs="Arial" w:eastAsia="Arial" w:hAnsi="Arial"/>
         </w:rPr>
-        <w:t xml:space="preserve">Nút nằm ở hàng nút phía dưới khu vực kết quả. Nút </w:t>
+        <w:t xml:space="preserve">Nút </w:t>
       </w:r>
       <w:r>
         <w:rPr>
@@ -1381,13 +1441,27 @@
           <w:b/>
           <w:bCs/>
         </w:rPr>
-        <w:t xml:space="preserve">tự đổi tên</w:t>
-      </w:r>
-      <w:r>
-        <w:rPr>
-          <w:rFonts w:ascii="Arial" w:cs="Arial" w:eastAsia="Arial" w:hAnsi="Arial"/>
-        </w:rPr>
-        <w:t xml:space="preserve"> theo trạng thái mẫu đang chọn:</w:t>
+        <w:t xml:space="preserve">luôn hiển thị</w:t>
+      </w:r>
+      <w:r>
+        <w:rPr>
+          <w:rFonts w:ascii="Arial" w:cs="Arial" w:eastAsia="Arial" w:hAnsi="Arial"/>
+        </w:rPr>
+        <w:t xml:space="preserve"> ở hàng nút dưới khu vực kết quả (giống nút "Duyệt KQ theo lô"), không phụ thuộc cấu hình, không phân quyền. Nút áp dụng cho </w:t>
+      </w:r>
+      <w:r>
+        <w:rPr>
+          <w:rFonts w:ascii="Arial" w:cs="Arial" w:eastAsia="Arial" w:hAnsi="Arial"/>
+          <w:b/>
+          <w:bCs/>
+        </w:rPr>
+        <w:t xml:space="preserve">các dịch vụ đang được tích</w:t>
+      </w:r>
+      <w:r>
+        <w:rPr>
+          <w:rFonts w:ascii="Arial" w:cs="Arial" w:eastAsia="Arial" w:hAnsi="Arial"/>
+        </w:rPr>
+        <w:t xml:space="preserve"> trên bảng chỉ số (tích dòng chỉ số được tính là tích dịch vụ của chỉ số đó; dịch vụ "Không thực hiện" bị bỏ qua).</w:t>
       </w:r>
     </w:p>
     <w:tbl>
@@ -1403,10 +1477,10 @@
         </w:tblBorders>
       </w:tblPr>
       <w:tblGrid>
-        <w:gridCol w:w="3470"/>
-        <w:gridCol w:w="1735"/>
-        <w:gridCol w:w="1349"/>
-        <w:gridCol w:w="3084"/>
+        <w:gridCol w:w="3181"/>
+        <w:gridCol w:w="1446"/>
+        <w:gridCol w:w="2120"/>
+        <w:gridCol w:w="2891"/>
       </w:tblGrid>
       <w:tr>
         <w:trPr>
@@ -1414,7 +1488,7 @@
         </w:trPr>
         <w:tc>
           <w:tcPr>
-            <w:tcW w:type="dxa" w:w="3470"/>
+            <w:tcW w:type="dxa" w:w="3181"/>
             <w:tcBorders>
               <w:top w:val="single" w:color="BFBFBF" w:sz="4"/>
               <w:left w:val="single" w:color="BFBFBF" w:sz="4"/>
@@ -1441,13 +1515,13 @@
                 <w:sz w:val="20"/>
                 <w:szCs w:val="20"/>
               </w:rPr>
-              <w:t xml:space="preserve">Trạng thái mẫu đang chọn</w:t>
-            </w:r>
-          </w:p>
-        </w:tc>
-        <w:tc>
-          <w:tcPr>
-            <w:tcW w:type="dxa" w:w="1735"/>
+              <w:t xml:space="preserve">Các dịch vụ được tích</w:t>
+            </w:r>
+          </w:p>
+        </w:tc>
+        <w:tc>
+          <w:tcPr>
+            <w:tcW w:type="dxa" w:w="1446"/>
             <w:tcBorders>
               <w:top w:val="single" w:color="BFBFBF" w:sz="4"/>
               <w:left w:val="single" w:color="BFBFBF" w:sz="4"/>
@@ -1480,7 +1554,7 @@
         </w:tc>
         <w:tc>
           <w:tcPr>
-            <w:tcW w:type="dxa" w:w="1349"/>
+            <w:tcW w:type="dxa" w:w="2120"/>
             <w:tcBorders>
               <w:top w:val="single" w:color="BFBFBF" w:sz="4"/>
               <w:left w:val="single" w:color="BFBFBF" w:sz="4"/>
@@ -1513,7 +1587,7 @@
         </w:tc>
         <w:tc>
           <w:tcPr>
-            <w:tcW w:type="dxa" w:w="3084"/>
+            <w:tcW w:type="dxa" w:w="2891"/>
             <w:tcBorders>
               <w:top w:val="single" w:color="BFBFBF" w:sz="4"/>
               <w:left w:val="single" w:color="BFBFBF" w:sz="4"/>
@@ -1540,7 +1614,7 @@
                 <w:sz w:val="20"/>
                 <w:szCs w:val="20"/>
               </w:rPr>
-              <w:t xml:space="preserve">Ghi chú</w:t>
+              <w:t xml:space="preserve">Gợi ý khi nút mờ</w:t>
             </w:r>
           </w:p>
         </w:tc>
@@ -1548,37 +1622,37 @@
       <w:tr>
         <w:tc>
           <w:tcPr>
-            <w:tcW w:type="dxa" w:w="3470"/>
-            <w:tcBorders>
-              <w:top w:val="single" w:color="BFBFBF" w:sz="4"/>
-              <w:left w:val="single" w:color="BFBFBF" w:sz="4"/>
-              <w:bottom w:val="single" w:color="BFBFBF" w:sz="4"/>
-              <w:right w:val="single" w:color="BFBFBF" w:sz="4"/>
-            </w:tcBorders>
-            <w:tcMar>
-              <w:top w:type="dxa" w:w="60"/>
-              <w:left w:type="dxa" w:w="100"/>
-              <w:bottom w:type="dxa" w:w="60"/>
-              <w:right w:type="dxa" w:w="100"/>
-            </w:tcMar>
-          </w:tcPr>
-          <w:p>
-            <w:pPr>
-              <w:spacing w:after="20"/>
-            </w:pPr>
-            <w:r>
-              <w:rPr>
-                <w:rFonts w:ascii="Arial" w:cs="Arial" w:eastAsia="Arial" w:hAnsi="Arial"/>
-                <w:sz w:val="20"/>
-                <w:szCs w:val="20"/>
-              </w:rPr>
-              <w:t xml:space="preserve">Đã chấp nhận / Có kết quả</w:t>
-            </w:r>
-          </w:p>
-        </w:tc>
-        <w:tc>
-          <w:tcPr>
-            <w:tcW w:type="dxa" w:w="1735"/>
+            <w:tcW w:type="dxa" w:w="3181"/>
+            <w:tcBorders>
+              <w:top w:val="single" w:color="BFBFBF" w:sz="4"/>
+              <w:left w:val="single" w:color="BFBFBF" w:sz="4"/>
+              <w:bottom w:val="single" w:color="BFBFBF" w:sz="4"/>
+              <w:right w:val="single" w:color="BFBFBF" w:sz="4"/>
+            </w:tcBorders>
+            <w:tcMar>
+              <w:top w:type="dxa" w:w="60"/>
+              <w:left w:type="dxa" w:w="100"/>
+              <w:bottom w:type="dxa" w:w="60"/>
+              <w:right w:type="dxa" w:w="100"/>
+            </w:tcMar>
+          </w:tcPr>
+          <w:p>
+            <w:pPr>
+              <w:spacing w:after="20"/>
+            </w:pPr>
+            <w:r>
+              <w:rPr>
+                <w:rFonts w:ascii="Arial" w:cs="Arial" w:eastAsia="Arial" w:hAnsi="Arial"/>
+                <w:sz w:val="20"/>
+                <w:szCs w:val="20"/>
+              </w:rPr>
+              <w:t xml:space="preserve">Có ≥1 dịch vụ đủ kết quả và chưa duyệt</w:t>
+            </w:r>
+          </w:p>
+        </w:tc>
+        <w:tc>
+          <w:tcPr>
+            <w:tcW w:type="dxa" w:w="1446"/>
             <w:tcBorders>
               <w:top w:val="single" w:color="BFBFBF" w:sz="4"/>
               <w:left w:val="single" w:color="BFBFBF" w:sz="4"/>
@@ -1608,91 +1682,99 @@
         </w:tc>
         <w:tc>
           <w:tcPr>
-            <w:tcW w:type="dxa" w:w="1349"/>
-            <w:tcBorders>
-              <w:top w:val="single" w:color="BFBFBF" w:sz="4"/>
-              <w:left w:val="single" w:color="BFBFBF" w:sz="4"/>
-              <w:bottom w:val="single" w:color="BFBFBF" w:sz="4"/>
-              <w:right w:val="single" w:color="BFBFBF" w:sz="4"/>
-            </w:tcBorders>
-            <w:tcMar>
-              <w:top w:type="dxa" w:w="60"/>
-              <w:left w:type="dxa" w:w="100"/>
-              <w:bottom w:type="dxa" w:w="60"/>
-              <w:right w:type="dxa" w:w="100"/>
-            </w:tcMar>
-          </w:tcPr>
-          <w:p>
-            <w:pPr>
-              <w:spacing w:after="20"/>
-            </w:pPr>
-            <w:r>
-              <w:rPr>
-                <w:rFonts w:ascii="Arial" w:cs="Arial" w:eastAsia="Arial" w:hAnsi="Arial"/>
-                <w:sz w:val="20"/>
-                <w:szCs w:val="20"/>
-              </w:rPr>
-              <w:t xml:space="preserve">Có</w:t>
-            </w:r>
-          </w:p>
-        </w:tc>
-        <w:tc>
-          <w:tcPr>
-            <w:tcW w:type="dxa" w:w="3084"/>
-            <w:tcBorders>
-              <w:top w:val="single" w:color="BFBFBF" w:sz="4"/>
-              <w:left w:val="single" w:color="BFBFBF" w:sz="4"/>
-              <w:bottom w:val="single" w:color="BFBFBF" w:sz="4"/>
-              <w:right w:val="single" w:color="BFBFBF" w:sz="4"/>
-            </w:tcBorders>
-            <w:tcMar>
-              <w:top w:type="dxa" w:w="60"/>
-              <w:left w:type="dxa" w:w="100"/>
-              <w:bottom w:type="dxa" w:w="60"/>
-              <w:right w:type="dxa" w:w="100"/>
-            </w:tcMar>
-          </w:tcPr>
-          <w:p>
-            <w:pPr>
-              <w:spacing w:after="20"/>
-            </w:pPr>
+            <w:tcW w:type="dxa" w:w="2120"/>
+            <w:tcBorders>
+              <w:top w:val="single" w:color="BFBFBF" w:sz="4"/>
+              <w:left w:val="single" w:color="BFBFBF" w:sz="4"/>
+              <w:bottom w:val="single" w:color="BFBFBF" w:sz="4"/>
+              <w:right w:val="single" w:color="BFBFBF" w:sz="4"/>
+            </w:tcBorders>
+            <w:tcMar>
+              <w:top w:type="dxa" w:w="60"/>
+              <w:left w:type="dxa" w:w="100"/>
+              <w:bottom w:type="dxa" w:w="60"/>
+              <w:right w:type="dxa" w:w="100"/>
+            </w:tcMar>
+          </w:tcPr>
+          <w:p>
+            <w:pPr>
+              <w:spacing w:after="20"/>
+            </w:pPr>
+            <w:r>
+              <w:rPr>
+                <w:rFonts w:ascii="Arial" w:cs="Arial" w:eastAsia="Arial" w:hAnsi="Arial"/>
+                <w:sz w:val="20"/>
+                <w:szCs w:val="20"/>
+              </w:rPr>
+              <w:t xml:space="preserve">Có — trừ khi mẫu chưa chấp nhận</w:t>
+            </w:r>
+          </w:p>
+        </w:tc>
+        <w:tc>
+          <w:tcPr>
+            <w:tcW w:type="dxa" w:w="2891"/>
+            <w:tcBorders>
+              <w:top w:val="single" w:color="BFBFBF" w:sz="4"/>
+              <w:left w:val="single" w:color="BFBFBF" w:sz="4"/>
+              <w:bottom w:val="single" w:color="BFBFBF" w:sz="4"/>
+              <w:right w:val="single" w:color="BFBFBF" w:sz="4"/>
+            </w:tcBorders>
+            <w:tcMar>
+              <w:top w:type="dxa" w:w="60"/>
+              <w:left w:type="dxa" w:w="100"/>
+              <w:bottom w:type="dxa" w:w="60"/>
+              <w:right w:type="dxa" w:w="100"/>
+            </w:tcMar>
+          </w:tcPr>
+          <w:p>
+            <w:pPr>
+              <w:spacing w:after="20"/>
+            </w:pPr>
+            <w:r>
+              <w:rPr>
+                <w:rFonts w:ascii="Arial" w:cs="Arial" w:eastAsia="Arial" w:hAnsi="Arial"/>
+                <w:sz w:val="20"/>
+                <w:szCs w:val="20"/>
+              </w:rPr>
+              <w:t xml:space="preserve">Mẫu chưa được chấp nhận, chưa thể duyệt kết quả</w:t>
+            </w:r>
           </w:p>
         </w:tc>
       </w:tr>
       <w:tr>
         <w:tc>
           <w:tcPr>
-            <w:tcW w:type="dxa" w:w="3470"/>
-            <w:tcBorders>
-              <w:top w:val="single" w:color="BFBFBF" w:sz="4"/>
-              <w:left w:val="single" w:color="BFBFBF" w:sz="4"/>
-              <w:bottom w:val="single" w:color="BFBFBF" w:sz="4"/>
-              <w:right w:val="single" w:color="BFBFBF" w:sz="4"/>
-            </w:tcBorders>
-            <w:tcMar>
-              <w:top w:type="dxa" w:w="60"/>
-              <w:left w:type="dxa" w:w="100"/>
-              <w:bottom w:type="dxa" w:w="60"/>
-              <w:right w:type="dxa" w:w="100"/>
-            </w:tcMar>
-          </w:tcPr>
-          <w:p>
-            <w:pPr>
-              <w:spacing w:after="20"/>
-            </w:pPr>
-            <w:r>
-              <w:rPr>
-                <w:rFonts w:ascii="Arial" w:cs="Arial" w:eastAsia="Arial" w:hAnsi="Arial"/>
-                <w:sz w:val="20"/>
-                <w:szCs w:val="20"/>
-              </w:rPr>
-              <w:t xml:space="preserve">Đã duyệt kết quả</w:t>
-            </w:r>
-          </w:p>
-        </w:tc>
-        <w:tc>
-          <w:tcPr>
-            <w:tcW w:type="dxa" w:w="1735"/>
+            <w:tcW w:type="dxa" w:w="3181"/>
+            <w:tcBorders>
+              <w:top w:val="single" w:color="BFBFBF" w:sz="4"/>
+              <w:left w:val="single" w:color="BFBFBF" w:sz="4"/>
+              <w:bottom w:val="single" w:color="BFBFBF" w:sz="4"/>
+              <w:right w:val="single" w:color="BFBFBF" w:sz="4"/>
+            </w:tcBorders>
+            <w:tcMar>
+              <w:top w:type="dxa" w:w="60"/>
+              <w:left w:type="dxa" w:w="100"/>
+              <w:bottom w:type="dxa" w:w="60"/>
+              <w:right w:type="dxa" w:w="100"/>
+            </w:tcMar>
+          </w:tcPr>
+          <w:p>
+            <w:pPr>
+              <w:spacing w:after="20"/>
+            </w:pPr>
+            <w:r>
+              <w:rPr>
+                <w:rFonts w:ascii="Arial" w:cs="Arial" w:eastAsia="Arial" w:hAnsi="Arial"/>
+                <w:sz w:val="20"/>
+                <w:szCs w:val="20"/>
+              </w:rPr>
+              <w:t xml:space="preserve">Không có dịch vụ chờ duyệt, có ≥1 dịch vụ đã duyệt</w:t>
+            </w:r>
+          </w:p>
+        </w:tc>
+        <w:tc>
+          <w:tcPr>
+            <w:tcW w:type="dxa" w:w="1446"/>
             <w:tcBorders>
               <w:top w:val="single" w:color="BFBFBF" w:sz="4"/>
               <w:left w:val="single" w:color="BFBFBF" w:sz="4"/>
@@ -1722,121 +1804,129 @@
         </w:tc>
         <w:tc>
           <w:tcPr>
-            <w:tcW w:type="dxa" w:w="1349"/>
-            <w:tcBorders>
-              <w:top w:val="single" w:color="BFBFBF" w:sz="4"/>
-              <w:left w:val="single" w:color="BFBFBF" w:sz="4"/>
-              <w:bottom w:val="single" w:color="BFBFBF" w:sz="4"/>
-              <w:right w:val="single" w:color="BFBFBF" w:sz="4"/>
-            </w:tcBorders>
-            <w:tcMar>
-              <w:top w:type="dxa" w:w="60"/>
-              <w:left w:type="dxa" w:w="100"/>
-              <w:bottom w:type="dxa" w:w="60"/>
-              <w:right w:type="dxa" w:w="100"/>
-            </w:tcMar>
-          </w:tcPr>
-          <w:p>
-            <w:pPr>
-              <w:spacing w:after="20"/>
-            </w:pPr>
-            <w:r>
-              <w:rPr>
-                <w:rFonts w:ascii="Arial" w:cs="Arial" w:eastAsia="Arial" w:hAnsi="Arial"/>
-                <w:sz w:val="20"/>
-                <w:szCs w:val="20"/>
-              </w:rPr>
-              <w:t xml:space="preserve">Có</w:t>
-            </w:r>
-          </w:p>
-        </w:tc>
-        <w:tc>
-          <w:tcPr>
-            <w:tcW w:type="dxa" w:w="3084"/>
-            <w:tcBorders>
-              <w:top w:val="single" w:color="BFBFBF" w:sz="4"/>
-              <w:left w:val="single" w:color="BFBFBF" w:sz="4"/>
-              <w:bottom w:val="single" w:color="BFBFBF" w:sz="4"/>
-              <w:right w:val="single" w:color="BFBFBF" w:sz="4"/>
-            </w:tcBorders>
-            <w:tcMar>
-              <w:top w:type="dxa" w:w="60"/>
-              <w:left w:type="dxa" w:w="100"/>
-              <w:bottom w:type="dxa" w:w="60"/>
-              <w:right w:type="dxa" w:w="100"/>
-            </w:tcMar>
-          </w:tcPr>
-          <w:p>
-            <w:pPr>
-              <w:spacing w:after="20"/>
-            </w:pPr>
+            <w:tcW w:type="dxa" w:w="2120"/>
+            <w:tcBorders>
+              <w:top w:val="single" w:color="BFBFBF" w:sz="4"/>
+              <w:left w:val="single" w:color="BFBFBF" w:sz="4"/>
+              <w:bottom w:val="single" w:color="BFBFBF" w:sz="4"/>
+              <w:right w:val="single" w:color="BFBFBF" w:sz="4"/>
+            </w:tcBorders>
+            <w:tcMar>
+              <w:top w:type="dxa" w:w="60"/>
+              <w:left w:type="dxa" w:w="100"/>
+              <w:bottom w:type="dxa" w:w="60"/>
+              <w:right w:type="dxa" w:w="100"/>
+            </w:tcMar>
+          </w:tcPr>
+          <w:p>
+            <w:pPr>
+              <w:spacing w:after="20"/>
+            </w:pPr>
+            <w:r>
+              <w:rPr>
+                <w:rFonts w:ascii="Arial" w:cs="Arial" w:eastAsia="Arial" w:hAnsi="Arial"/>
+                <w:sz w:val="20"/>
+                <w:szCs w:val="20"/>
+              </w:rPr>
+              <w:t xml:space="preserve">Có — trừ khi mẫu đã trả kết quả</w:t>
+            </w:r>
+          </w:p>
+        </w:tc>
+        <w:tc>
+          <w:tcPr>
+            <w:tcW w:type="dxa" w:w="2891"/>
+            <w:tcBorders>
+              <w:top w:val="single" w:color="BFBFBF" w:sz="4"/>
+              <w:left w:val="single" w:color="BFBFBF" w:sz="4"/>
+              <w:bottom w:val="single" w:color="BFBFBF" w:sz="4"/>
+              <w:right w:val="single" w:color="BFBFBF" w:sz="4"/>
+            </w:tcBorders>
+            <w:tcMar>
+              <w:top w:type="dxa" w:w="60"/>
+              <w:left w:type="dxa" w:w="100"/>
+              <w:bottom w:type="dxa" w:w="60"/>
+              <w:right w:type="dxa" w:w="100"/>
+            </w:tcMar>
+          </w:tcPr>
+          <w:p>
+            <w:pPr>
+              <w:spacing w:after="20"/>
+            </w:pPr>
+            <w:r>
+              <w:rPr>
+                <w:rFonts w:ascii="Arial" w:cs="Arial" w:eastAsia="Arial" w:hAnsi="Arial"/>
+                <w:sz w:val="20"/>
+                <w:szCs w:val="20"/>
+              </w:rPr>
+              <w:t xml:space="preserve">Mẫu đã trả kết quả, cần hủy trả kết quả trước khi hủy duyệt</w:t>
+            </w:r>
           </w:p>
         </w:tc>
       </w:tr>
       <w:tr>
         <w:tc>
           <w:tcPr>
-            <w:tcW w:type="dxa" w:w="3470"/>
-            <w:tcBorders>
-              <w:top w:val="single" w:color="BFBFBF" w:sz="4"/>
-              <w:left w:val="single" w:color="BFBFBF" w:sz="4"/>
-              <w:bottom w:val="single" w:color="BFBFBF" w:sz="4"/>
-              <w:right w:val="single" w:color="BFBFBF" w:sz="4"/>
-            </w:tcBorders>
-            <w:tcMar>
-              <w:top w:type="dxa" w:w="60"/>
-              <w:left w:type="dxa" w:w="100"/>
-              <w:bottom w:type="dxa" w:w="60"/>
-              <w:right w:type="dxa" w:w="100"/>
-            </w:tcMar>
-          </w:tcPr>
-          <w:p>
-            <w:pPr>
-              <w:spacing w:after="20"/>
-            </w:pPr>
-            <w:r>
-              <w:rPr>
-                <w:rFonts w:ascii="Arial" w:cs="Arial" w:eastAsia="Arial" w:hAnsi="Arial"/>
-                <w:sz w:val="20"/>
-                <w:szCs w:val="20"/>
-              </w:rPr>
-              <w:t xml:space="preserve">Đã trả kết quả</w:t>
-            </w:r>
-          </w:p>
-        </w:tc>
-        <w:tc>
-          <w:tcPr>
-            <w:tcW w:type="dxa" w:w="1735"/>
-            <w:tcBorders>
-              <w:top w:val="single" w:color="BFBFBF" w:sz="4"/>
-              <w:left w:val="single" w:color="BFBFBF" w:sz="4"/>
-              <w:bottom w:val="single" w:color="BFBFBF" w:sz="4"/>
-              <w:right w:val="single" w:color="BFBFBF" w:sz="4"/>
-            </w:tcBorders>
-            <w:tcMar>
-              <w:top w:type="dxa" w:w="60"/>
-              <w:left w:type="dxa" w:w="100"/>
-              <w:bottom w:type="dxa" w:w="60"/>
-              <w:right w:type="dxa" w:w="100"/>
-            </w:tcMar>
-          </w:tcPr>
-          <w:p>
-            <w:pPr>
-              <w:spacing w:after="20"/>
-            </w:pPr>
-            <w:r>
-              <w:rPr>
-                <w:rFonts w:ascii="Arial" w:cs="Arial" w:eastAsia="Arial" w:hAnsi="Arial"/>
-                <w:sz w:val="20"/>
-                <w:szCs w:val="20"/>
-              </w:rPr>
-              <w:t xml:space="preserve">Hủy duyệt KQ</w:t>
-            </w:r>
-          </w:p>
-        </w:tc>
-        <w:tc>
-          <w:tcPr>
-            <w:tcW w:type="dxa" w:w="1349"/>
+            <w:tcW w:type="dxa" w:w="3181"/>
+            <w:tcBorders>
+              <w:top w:val="single" w:color="BFBFBF" w:sz="4"/>
+              <w:left w:val="single" w:color="BFBFBF" w:sz="4"/>
+              <w:bottom w:val="single" w:color="BFBFBF" w:sz="4"/>
+              <w:right w:val="single" w:color="BFBFBF" w:sz="4"/>
+            </w:tcBorders>
+            <w:tcMar>
+              <w:top w:type="dxa" w:w="60"/>
+              <w:left w:type="dxa" w:w="100"/>
+              <w:bottom w:type="dxa" w:w="60"/>
+              <w:right w:type="dxa" w:w="100"/>
+            </w:tcMar>
+          </w:tcPr>
+          <w:p>
+            <w:pPr>
+              <w:spacing w:after="20"/>
+            </w:pPr>
+            <w:r>
+              <w:rPr>
+                <w:rFonts w:ascii="Arial" w:cs="Arial" w:eastAsia="Arial" w:hAnsi="Arial"/>
+                <w:sz w:val="20"/>
+                <w:szCs w:val="20"/>
+              </w:rPr>
+              <w:t xml:space="preserve">Các dịch vụ được tích đều chưa đủ kết quả</w:t>
+            </w:r>
+          </w:p>
+        </w:tc>
+        <w:tc>
+          <w:tcPr>
+            <w:tcW w:type="dxa" w:w="1446"/>
+            <w:tcBorders>
+              <w:top w:val="single" w:color="BFBFBF" w:sz="4"/>
+              <w:left w:val="single" w:color="BFBFBF" w:sz="4"/>
+              <w:bottom w:val="single" w:color="BFBFBF" w:sz="4"/>
+              <w:right w:val="single" w:color="BFBFBF" w:sz="4"/>
+            </w:tcBorders>
+            <w:tcMar>
+              <w:top w:type="dxa" w:w="60"/>
+              <w:left w:type="dxa" w:w="100"/>
+              <w:bottom w:type="dxa" w:w="60"/>
+              <w:right w:type="dxa" w:w="100"/>
+            </w:tcMar>
+          </w:tcPr>
+          <w:p>
+            <w:pPr>
+              <w:spacing w:after="20"/>
+            </w:pPr>
+            <w:r>
+              <w:rPr>
+                <w:rFonts w:ascii="Arial" w:cs="Arial" w:eastAsia="Arial" w:hAnsi="Arial"/>
+                <w:sz w:val="20"/>
+                <w:szCs w:val="20"/>
+              </w:rPr>
+              <w:t xml:space="preserve">Duyệt KQ</w:t>
+            </w:r>
+          </w:p>
+        </w:tc>
+        <w:tc>
+          <w:tcPr>
+            <w:tcW w:type="dxa" w:w="2120"/>
             <w:tcBorders>
               <w:top w:val="single" w:color="BFBFBF" w:sz="4"/>
               <w:left w:val="single" w:color="BFBFBF" w:sz="4"/>
@@ -1866,153 +1956,31 @@
         </w:tc>
         <w:tc>
           <w:tcPr>
-            <w:tcW w:type="dxa" w:w="3084"/>
-            <w:tcBorders>
-              <w:top w:val="single" w:color="BFBFBF" w:sz="4"/>
-              <w:left w:val="single" w:color="BFBFBF" w:sz="4"/>
-              <w:bottom w:val="single" w:color="BFBFBF" w:sz="4"/>
-              <w:right w:val="single" w:color="BFBFBF" w:sz="4"/>
-            </w:tcBorders>
-            <w:tcMar>
-              <w:top w:type="dxa" w:w="60"/>
-              <w:left w:type="dxa" w:w="100"/>
-              <w:bottom w:type="dxa" w:w="60"/>
-              <w:right w:type="dxa" w:w="100"/>
-            </w:tcMar>
-          </w:tcPr>
-          <w:p>
-            <w:pPr>
-              <w:spacing w:after="20"/>
-            </w:pPr>
-            <w:r>
-              <w:rPr>
-                <w:rFonts w:ascii="Arial" w:cs="Arial" w:eastAsia="Arial" w:hAnsi="Arial"/>
-                <w:sz w:val="20"/>
-                <w:szCs w:val="20"/>
-              </w:rPr>
-              <w:t xml:space="preserve">Cần Hủy trả kết quả trước</w:t>
-            </w:r>
-          </w:p>
-        </w:tc>
-      </w:tr>
-      <w:tr>
-        <w:tc>
-          <w:tcPr>
-            <w:tcW w:type="dxa" w:w="3470"/>
-            <w:tcBorders>
-              <w:top w:val="single" w:color="BFBFBF" w:sz="4"/>
-              <w:left w:val="single" w:color="BFBFBF" w:sz="4"/>
-              <w:bottom w:val="single" w:color="BFBFBF" w:sz="4"/>
-              <w:right w:val="single" w:color="BFBFBF" w:sz="4"/>
-            </w:tcBorders>
-            <w:tcMar>
-              <w:top w:type="dxa" w:w="60"/>
-              <w:left w:type="dxa" w:w="100"/>
-              <w:bottom w:type="dxa" w:w="60"/>
-              <w:right w:type="dxa" w:w="100"/>
-            </w:tcMar>
-          </w:tcPr>
-          <w:p>
-            <w:pPr>
-              <w:spacing w:after="20"/>
-            </w:pPr>
-            <w:r>
-              <w:rPr>
-                <w:rFonts w:ascii="Arial" w:cs="Arial" w:eastAsia="Arial" w:hAnsi="Arial"/>
-                <w:sz w:val="20"/>
-                <w:szCs w:val="20"/>
-              </w:rPr>
-              <w:t xml:space="preserve">Trạng thái khác (chưa lấy mẫu, từ chối, …)</w:t>
-            </w:r>
-          </w:p>
-        </w:tc>
-        <w:tc>
-          <w:tcPr>
-            <w:tcW w:type="dxa" w:w="1735"/>
-            <w:tcBorders>
-              <w:top w:val="single" w:color="BFBFBF" w:sz="4"/>
-              <w:left w:val="single" w:color="BFBFBF" w:sz="4"/>
-              <w:bottom w:val="single" w:color="BFBFBF" w:sz="4"/>
-              <w:right w:val="single" w:color="BFBFBF" w:sz="4"/>
-            </w:tcBorders>
-            <w:tcMar>
-              <w:top w:type="dxa" w:w="60"/>
-              <w:left w:type="dxa" w:w="100"/>
-              <w:bottom w:type="dxa" w:w="60"/>
-              <w:right w:type="dxa" w:w="100"/>
-            </w:tcMar>
-          </w:tcPr>
-          <w:p>
-            <w:pPr>
-              <w:spacing w:after="20"/>
-            </w:pPr>
-            <w:r>
-              <w:rPr>
-                <w:rFonts w:ascii="Arial" w:cs="Arial" w:eastAsia="Arial" w:hAnsi="Arial"/>
-                <w:sz w:val="20"/>
-                <w:szCs w:val="20"/>
-              </w:rPr>
-              <w:t xml:space="preserve">Duyệt KQ</w:t>
-            </w:r>
-          </w:p>
-        </w:tc>
-        <w:tc>
-          <w:tcPr>
-            <w:tcW w:type="dxa" w:w="1349"/>
-            <w:tcBorders>
-              <w:top w:val="single" w:color="BFBFBF" w:sz="4"/>
-              <w:left w:val="single" w:color="BFBFBF" w:sz="4"/>
-              <w:bottom w:val="single" w:color="BFBFBF" w:sz="4"/>
-              <w:right w:val="single" w:color="BFBFBF" w:sz="4"/>
-            </w:tcBorders>
-            <w:tcMar>
-              <w:top w:type="dxa" w:w="60"/>
-              <w:left w:type="dxa" w:w="100"/>
-              <w:bottom w:type="dxa" w:w="60"/>
-              <w:right w:type="dxa" w:w="100"/>
-            </w:tcMar>
-          </w:tcPr>
-          <w:p>
-            <w:pPr>
-              <w:spacing w:after="20"/>
-            </w:pPr>
-            <w:r>
-              <w:rPr>
-                <w:rFonts w:ascii="Arial" w:cs="Arial" w:eastAsia="Arial" w:hAnsi="Arial"/>
-                <w:sz w:val="20"/>
-                <w:szCs w:val="20"/>
-              </w:rPr>
-              <w:t xml:space="preserve">Không</w:t>
-            </w:r>
-          </w:p>
-        </w:tc>
-        <w:tc>
-          <w:tcPr>
-            <w:tcW w:type="dxa" w:w="3084"/>
-            <w:tcBorders>
-              <w:top w:val="single" w:color="BFBFBF" w:sz="4"/>
-              <w:left w:val="single" w:color="BFBFBF" w:sz="4"/>
-              <w:bottom w:val="single" w:color="BFBFBF" w:sz="4"/>
-              <w:right w:val="single" w:color="BFBFBF" w:sz="4"/>
-            </w:tcBorders>
-            <w:tcMar>
-              <w:top w:type="dxa" w:w="60"/>
-              <w:left w:type="dxa" w:w="100"/>
-              <w:bottom w:type="dxa" w:w="60"/>
-              <w:right w:type="dxa" w:w="100"/>
-            </w:tcMar>
-          </w:tcPr>
-          <w:p>
-            <w:pPr>
-              <w:spacing w:after="20"/>
-            </w:pPr>
-            <w:r>
-              <w:rPr>
-                <w:rFonts w:ascii="Arial" w:cs="Arial" w:eastAsia="Arial" w:hAnsi="Arial"/>
-                <w:sz w:val="20"/>
-                <w:szCs w:val="20"/>
-              </w:rPr>
-              <w:t xml:space="preserve">Mẫu chưa có kết quả</w:t>
+            <w:tcW w:type="dxa" w:w="2891"/>
+            <w:tcBorders>
+              <w:top w:val="single" w:color="BFBFBF" w:sz="4"/>
+              <w:left w:val="single" w:color="BFBFBF" w:sz="4"/>
+              <w:bottom w:val="single" w:color="BFBFBF" w:sz="4"/>
+              <w:right w:val="single" w:color="BFBFBF" w:sz="4"/>
+            </w:tcBorders>
+            <w:tcMar>
+              <w:top w:type="dxa" w:w="60"/>
+              <w:left w:type="dxa" w:w="100"/>
+              <w:bottom w:type="dxa" w:w="60"/>
+              <w:right w:type="dxa" w:w="100"/>
+            </w:tcMar>
+          </w:tcPr>
+          <w:p>
+            <w:pPr>
+              <w:spacing w:after="20"/>
+            </w:pPr>
+            <w:r>
+              <w:rPr>
+                <w:rFonts w:ascii="Arial" w:cs="Arial" w:eastAsia="Arial" w:hAnsi="Arial"/>
+                <w:sz w:val="20"/>
+                <w:szCs w:val="20"/>
+              </w:rPr>
+              <w:t xml:space="preserve">Dịch vụ được tích chưa có đủ kết quả</w:t>
             </w:r>
           </w:p>
         </w:tc>
@@ -2022,839 +1990,6 @@
       <w:pPr>
         <w:spacing w:after="120"/>
       </w:pPr>
-    </w:p>
-    <w:p>
-      <w:pPr>
-        <w:spacing w:after="120"/>
-      </w:pPr>
-      <w:r>
-        <w:rPr>
-          <w:rFonts w:ascii="Arial" w:cs="Arial" w:eastAsia="Arial" w:hAnsi="Arial"/>
-        </w:rPr>
-        <w:t xml:space="preserve">Nút </w:t>
-      </w:r>
-      <w:r>
-        <w:rPr>
-          <w:rFonts w:ascii="Arial" w:cs="Arial" w:eastAsia="Arial" w:hAnsi="Arial"/>
-          <w:b/>
-          <w:bCs/>
-        </w:rPr>
-        <w:t xml:space="preserve">luôn hiển thị</w:t>
-      </w:r>
-      <w:r>
-        <w:rPr>
-          <w:rFonts w:ascii="Arial" w:cs="Arial" w:eastAsia="Arial" w:hAnsi="Arial"/>
-        </w:rPr>
-        <w:t xml:space="preserve"> ở hàng nút dưới, giống nút "Duyệt KQ theo lô" — không phụ thuộc cấu hình. Nút không phân quyền: người dùng mở được màn hình Kết nối xét nghiệm là dùng được.</w:t>
-      </w:r>
-    </w:p>
-    <w:p>
-      <w:pPr>
-        <w:pStyle w:val="Heading3"/>
-        <w:spacing w:before="180" w:after="100"/>
-      </w:pPr>
-      <w:r>
-        <w:rPr>
-          <w:rFonts w:ascii="Arial" w:cs="Arial" w:eastAsia="Arial" w:hAnsi="Arial"/>
-        </w:rPr>
-        <w:t xml:space="preserve">Điều kiện hiển thị</w:t>
-      </w:r>
-    </w:p>
-    <w:tbl>
-      <w:tblPr>
-        <w:tblW w:type="dxa" w:w="9638"/>
-        <w:tblBorders>
-          <w:top w:val="single" w:color="auto" w:sz="4"/>
-          <w:left w:val="single" w:color="auto" w:sz="4"/>
-          <w:bottom w:val="single" w:color="auto" w:sz="4"/>
-          <w:right w:val="single" w:color="auto" w:sz="4"/>
-          <w:insideH w:val="single" w:color="auto" w:sz="4"/>
-          <w:insideV w:val="single" w:color="auto" w:sz="4"/>
-        </w:tblBorders>
-      </w:tblPr>
-      <w:tblGrid>
-        <w:gridCol w:w="2891"/>
-        <w:gridCol w:w="3084"/>
-        <w:gridCol w:w="3663"/>
-      </w:tblGrid>
-      <w:tr>
-        <w:trPr>
-          <w:tblHeader/>
-        </w:trPr>
-        <w:tc>
-          <w:tcPr>
-            <w:tcW w:type="dxa" w:w="2891"/>
-            <w:tcBorders>
-              <w:top w:val="single" w:color="BFBFBF" w:sz="4"/>
-              <w:left w:val="single" w:color="BFBFBF" w:sz="4"/>
-              <w:bottom w:val="single" w:color="BFBFBF" w:sz="4"/>
-              <w:right w:val="single" w:color="BFBFBF" w:sz="4"/>
-            </w:tcBorders>
-            <w:shd w:fill="DCE6F1" w:color="auto" w:val="clear"/>
-            <w:tcMar>
-              <w:top w:type="dxa" w:w="60"/>
-              <w:left w:type="dxa" w:w="100"/>
-              <w:bottom w:type="dxa" w:w="60"/>
-              <w:right w:type="dxa" w:w="100"/>
-            </w:tcMar>
-          </w:tcPr>
-          <w:p>
-            <w:pPr>
-              <w:spacing w:after="20"/>
-            </w:pPr>
-            <w:r>
-              <w:rPr>
-                <w:rFonts w:ascii="Arial" w:cs="Arial" w:eastAsia="Arial" w:hAnsi="Arial"/>
-                <w:b/>
-                <w:bCs/>
-                <w:sz w:val="20"/>
-                <w:szCs w:val="20"/>
-              </w:rPr>
-              <w:t xml:space="preserve">Thành phần</w:t>
-            </w:r>
-          </w:p>
-        </w:tc>
-        <w:tc>
-          <w:tcPr>
-            <w:tcW w:type="dxa" w:w="3084"/>
-            <w:tcBorders>
-              <w:top w:val="single" w:color="BFBFBF" w:sz="4"/>
-              <w:left w:val="single" w:color="BFBFBF" w:sz="4"/>
-              <w:bottom w:val="single" w:color="BFBFBF" w:sz="4"/>
-              <w:right w:val="single" w:color="BFBFBF" w:sz="4"/>
-            </w:tcBorders>
-            <w:shd w:fill="DCE6F1" w:color="auto" w:val="clear"/>
-            <w:tcMar>
-              <w:top w:type="dxa" w:w="60"/>
-              <w:left w:type="dxa" w:w="100"/>
-              <w:bottom w:type="dxa" w:w="60"/>
-              <w:right w:type="dxa" w:w="100"/>
-            </w:tcMar>
-          </w:tcPr>
-          <w:p>
-            <w:pPr>
-              <w:spacing w:after="20"/>
-            </w:pPr>
-            <w:r>
-              <w:rPr>
-                <w:rFonts w:ascii="Arial" w:cs="Arial" w:eastAsia="Arial" w:hAnsi="Arial"/>
-                <w:b/>
-                <w:bCs/>
-                <w:sz w:val="20"/>
-                <w:szCs w:val="20"/>
-              </w:rPr>
-              <w:t xml:space="preserve">Hiển thị</w:t>
-            </w:r>
-          </w:p>
-        </w:tc>
-        <w:tc>
-          <w:tcPr>
-            <w:tcW w:type="dxa" w:w="3663"/>
-            <w:tcBorders>
-              <w:top w:val="single" w:color="BFBFBF" w:sz="4"/>
-              <w:left w:val="single" w:color="BFBFBF" w:sz="4"/>
-              <w:bottom w:val="single" w:color="BFBFBF" w:sz="4"/>
-              <w:right w:val="single" w:color="BFBFBF" w:sz="4"/>
-            </w:tcBorders>
-            <w:shd w:fill="DCE6F1" w:color="auto" w:val="clear"/>
-            <w:tcMar>
-              <w:top w:type="dxa" w:w="60"/>
-              <w:left w:type="dxa" w:w="100"/>
-              <w:bottom w:type="dxa" w:w="60"/>
-              <w:right w:type="dxa" w:w="100"/>
-            </w:tcMar>
-          </w:tcPr>
-          <w:p>
-            <w:pPr>
-              <w:spacing w:after="20"/>
-            </w:pPr>
-            <w:r>
-              <w:rPr>
-                <w:rFonts w:ascii="Arial" w:cs="Arial" w:eastAsia="Arial" w:hAnsi="Arial"/>
-                <w:b/>
-                <w:bCs/>
-                <w:sz w:val="20"/>
-                <w:szCs w:val="20"/>
-              </w:rPr>
-              <w:t xml:space="preserve">Ghi chú</w:t>
-            </w:r>
-          </w:p>
-        </w:tc>
-      </w:tr>
-      <w:tr>
-        <w:tc>
-          <w:tcPr>
-            <w:tcW w:type="dxa" w:w="2891"/>
-            <w:tcBorders>
-              <w:top w:val="single" w:color="BFBFBF" w:sz="4"/>
-              <w:left w:val="single" w:color="BFBFBF" w:sz="4"/>
-              <w:bottom w:val="single" w:color="BFBFBF" w:sz="4"/>
-              <w:right w:val="single" w:color="BFBFBF" w:sz="4"/>
-            </w:tcBorders>
-            <w:tcMar>
-              <w:top w:type="dxa" w:w="60"/>
-              <w:left w:type="dxa" w:w="100"/>
-              <w:bottom w:type="dxa" w:w="60"/>
-              <w:right w:type="dxa" w:w="100"/>
-            </w:tcMar>
-          </w:tcPr>
-          <w:p>
-            <w:pPr>
-              <w:spacing w:after="20"/>
-            </w:pPr>
-            <w:r>
-              <w:rPr>
-                <w:rFonts w:ascii="Arial" w:cs="Arial" w:eastAsia="Arial" w:hAnsi="Arial"/>
-                <w:sz w:val="20"/>
-                <w:szCs w:val="20"/>
-              </w:rPr>
-              <w:t xml:space="preserve">Nút "Duyệt KQ / Hủy duyệt KQ"</w:t>
-            </w:r>
-          </w:p>
-        </w:tc>
-        <w:tc>
-          <w:tcPr>
-            <w:tcW w:type="dxa" w:w="3084"/>
-            <w:tcBorders>
-              <w:top w:val="single" w:color="BFBFBF" w:sz="4"/>
-              <w:left w:val="single" w:color="BFBFBF" w:sz="4"/>
-              <w:bottom w:val="single" w:color="BFBFBF" w:sz="4"/>
-              <w:right w:val="single" w:color="BFBFBF" w:sz="4"/>
-            </w:tcBorders>
-            <w:tcMar>
-              <w:top w:type="dxa" w:w="60"/>
-              <w:left w:type="dxa" w:w="100"/>
-              <w:bottom w:type="dxa" w:w="60"/>
-              <w:right w:type="dxa" w:w="100"/>
-            </w:tcMar>
-          </w:tcPr>
-          <w:p>
-            <w:pPr>
-              <w:spacing w:after="20"/>
-            </w:pPr>
-            <w:r>
-              <w:rPr>
-                <w:rFonts w:ascii="Arial" w:cs="Arial" w:eastAsia="Arial" w:hAnsi="Arial"/>
-                <w:sz w:val="20"/>
-                <w:szCs w:val="20"/>
-              </w:rPr>
-              <w:t xml:space="preserve">Luôn hiển thị (như "Duyệt KQ theo lô")</w:t>
-            </w:r>
-          </w:p>
-        </w:tc>
-        <w:tc>
-          <w:tcPr>
-            <w:tcW w:type="dxa" w:w="3663"/>
-            <w:tcBorders>
-              <w:top w:val="single" w:color="BFBFBF" w:sz="4"/>
-              <w:left w:val="single" w:color="BFBFBF" w:sz="4"/>
-              <w:bottom w:val="single" w:color="BFBFBF" w:sz="4"/>
-              <w:right w:val="single" w:color="BFBFBF" w:sz="4"/>
-            </w:tcBorders>
-            <w:tcMar>
-              <w:top w:type="dxa" w:w="60"/>
-              <w:left w:type="dxa" w:w="100"/>
-              <w:bottom w:type="dxa" w:w="60"/>
-              <w:right w:type="dxa" w:w="100"/>
-            </w:tcMar>
-          </w:tcPr>
-          <w:p>
-            <w:pPr>
-              <w:spacing w:after="20"/>
-            </w:pPr>
-            <w:r>
-              <w:rPr>
-                <w:rFonts w:ascii="Arial" w:cs="Arial" w:eastAsia="Arial" w:hAnsi="Arial"/>
-                <w:sz w:val="20"/>
-                <w:szCs w:val="20"/>
-              </w:rPr>
-              <w:t xml:space="preserve">Mờ khi mẫu đang chọn không ở trạng thái được duyệt / hủy duyệt (bảng trên)</w:t>
-            </w:r>
-          </w:p>
-        </w:tc>
-      </w:tr>
-      <w:tr>
-        <w:tc>
-          <w:tcPr>
-            <w:tcW w:type="dxa" w:w="2891"/>
-            <w:tcBorders>
-              <w:top w:val="single" w:color="BFBFBF" w:sz="4"/>
-              <w:left w:val="single" w:color="BFBFBF" w:sz="4"/>
-              <w:bottom w:val="single" w:color="BFBFBF" w:sz="4"/>
-              <w:right w:val="single" w:color="BFBFBF" w:sz="4"/>
-            </w:tcBorders>
-            <w:tcMar>
-              <w:top w:type="dxa" w:w="60"/>
-              <w:left w:type="dxa" w:w="100"/>
-              <w:bottom w:type="dxa" w:w="60"/>
-              <w:right w:type="dxa" w:w="100"/>
-            </w:tcMar>
-          </w:tcPr>
-          <w:p>
-            <w:pPr>
-              <w:spacing w:after="20"/>
-            </w:pPr>
-            <w:r>
-              <w:rPr>
-                <w:rFonts w:ascii="Arial" w:cs="Arial" w:eastAsia="Arial" w:hAnsi="Arial"/>
-                <w:sz w:val="20"/>
-                <w:szCs w:val="20"/>
-              </w:rPr>
-              <w:t xml:space="preserve">Cột "Người duyệt KQ", "TG duyệt"</w:t>
-            </w:r>
-          </w:p>
-        </w:tc>
-        <w:tc>
-          <w:tcPr>
-            <w:tcW w:type="dxa" w:w="3084"/>
-            <w:tcBorders>
-              <w:top w:val="single" w:color="BFBFBF" w:sz="4"/>
-              <w:left w:val="single" w:color="BFBFBF" w:sz="4"/>
-              <w:bottom w:val="single" w:color="BFBFBF" w:sz="4"/>
-              <w:right w:val="single" w:color="BFBFBF" w:sz="4"/>
-            </w:tcBorders>
-            <w:tcMar>
-              <w:top w:type="dxa" w:w="60"/>
-              <w:left w:type="dxa" w:w="100"/>
-              <w:bottom w:type="dxa" w:w="60"/>
-              <w:right w:type="dxa" w:w="100"/>
-            </w:tcMar>
-          </w:tcPr>
-          <w:p>
-            <w:pPr>
-              <w:spacing w:after="20"/>
-            </w:pPr>
-            <w:r>
-              <w:rPr>
-                <w:rFonts w:ascii="Arial" w:cs="Arial" w:eastAsia="Arial" w:hAnsi="Arial"/>
-                <w:sz w:val="20"/>
-                <w:szCs w:val="20"/>
-              </w:rPr>
-              <w:t xml:space="preserve">Mặc định ẩn, như các cột ẩn khác của bảng chỉ số</w:t>
-            </w:r>
-          </w:p>
-        </w:tc>
-        <w:tc>
-          <w:tcPr>
-            <w:tcW w:type="dxa" w:w="3663"/>
-            <w:tcBorders>
-              <w:top w:val="single" w:color="BFBFBF" w:sz="4"/>
-              <w:left w:val="single" w:color="BFBFBF" w:sz="4"/>
-              <w:bottom w:val="single" w:color="BFBFBF" w:sz="4"/>
-              <w:right w:val="single" w:color="BFBFBF" w:sz="4"/>
-            </w:tcBorders>
-            <w:tcMar>
-              <w:top w:type="dxa" w:w="60"/>
-              <w:left w:type="dxa" w:w="100"/>
-              <w:bottom w:type="dxa" w:w="60"/>
-              <w:right w:type="dxa" w:w="100"/>
-            </w:tcMar>
-          </w:tcPr>
-          <w:p>
-            <w:pPr>
-              <w:spacing w:after="20"/>
-            </w:pPr>
-            <w:r>
-              <w:rPr>
-                <w:rFonts w:ascii="Arial" w:cs="Arial" w:eastAsia="Arial" w:hAnsi="Arial"/>
-                <w:sz w:val="20"/>
-                <w:szCs w:val="20"/>
-              </w:rPr>
-              <w:t xml:space="preserve">Người dùng tự bật; phần mềm nhớ lựa chọn cho lần sau</w:t>
-            </w:r>
-          </w:p>
-        </w:tc>
-      </w:tr>
-    </w:tbl>
-    <w:p>
-      <w:pPr>
-        <w:spacing w:after="120"/>
-      </w:pPr>
-    </w:p>
-    <w:p>
-      <w:pPr>
-        <w:spacing w:after="120"/>
-      </w:pPr>
-      <w:r>
-        <w:rPr>
-          <w:rFonts w:ascii="Arial" w:cs="Arial" w:eastAsia="Arial" w:hAnsi="Arial"/>
-          <w:b/>
-          <w:bCs/>
-        </w:rPr>
-        <w:t xml:space="preserve">Cách bật 2 cột:</w:t>
-      </w:r>
-      <w:r>
-        <w:rPr>
-          <w:rFonts w:ascii="Arial" w:cs="Arial" w:eastAsia="Arial" w:hAnsi="Arial"/>
-        </w:rPr>
-        <w:t xml:space="preserve"> nhấn chuột phải vào tiêu đề cột bất kỳ của bảng chỉ số → </w:t>
-      </w:r>
-      <w:r>
-        <w:rPr>
-          <w:rFonts w:ascii="Arial" w:cs="Arial" w:eastAsia="Arial" w:hAnsi="Arial"/>
-          <w:b/>
-          <w:bCs/>
-        </w:rPr>
-        <w:t xml:space="preserve">Column Chooser</w:t>
-      </w:r>
-      <w:r>
-        <w:rPr>
-          <w:rFonts w:ascii="Arial" w:cs="Arial" w:eastAsia="Arial" w:hAnsi="Arial"/>
-        </w:rPr>
-        <w:t xml:space="preserve"> (Chọn cột) → kéo "Người duyệt KQ" và "TG duyệt" thả vào hàng tiêu đề. Muốn ẩn lại: kéo cột ra khỏi hàng tiêu đề. Lựa chọn được ghi nhớ khi viện bật lưu bố cục bảng (cấu hình </w:t>
-      </w:r>
-      <w:r>
-        <w:rPr>
-          <w:rFonts w:ascii="Consolas" w:cs="Consolas" w:eastAsia="Consolas" w:hAnsi="Consolas"/>
-          <w:color w:val="7B2C2C"/>
-          <w:sz w:val="19"/>
-          <w:szCs w:val="19"/>
-        </w:rPr>
-        <w:t xml:space="preserve">HIS.Desktop.ApplyRestoreLayout.ModuleLinks</w:t>
-      </w:r>
-      <w:r>
-        <w:rPr>
-          <w:rFonts w:ascii="Arial" w:cs="Arial" w:eastAsia="Arial" w:hAnsi="Arial"/>
-        </w:rPr>
-        <w:t xml:space="preserve"> có </w:t>
-      </w:r>
-      <w:r>
-        <w:rPr>
-          <w:rFonts w:ascii="Consolas" w:cs="Consolas" w:eastAsia="Consolas" w:hAnsi="Consolas"/>
-          <w:color w:val="7B2C2C"/>
-          <w:sz w:val="19"/>
-          <w:szCs w:val="19"/>
-        </w:rPr>
-        <w:t xml:space="preserve">HIS.Desktop.Plugins.ConnectionTest</w:t>
-      </w:r>
-      <w:r>
-        <w:rPr>
-          <w:rFonts w:ascii="Arial" w:cs="Arial" w:eastAsia="Arial" w:hAnsi="Arial"/>
-        </w:rPr>
-        <w:t xml:space="preserve">).</w:t>
-      </w:r>
-    </w:p>
-    <w:p>
-      <w:pPr>
-        <w:pStyle w:val="Heading3"/>
-        <w:spacing w:before="180" w:after="100"/>
-      </w:pPr>
-      <w:r>
-        <w:rPr>
-          <w:rFonts w:ascii="Arial" w:cs="Arial" w:eastAsia="Arial" w:hAnsi="Arial"/>
-        </w:rPr>
-        <w:t xml:space="preserve">Không thấy nút / cột — cách kiểm tra</w:t>
-      </w:r>
-    </w:p>
-    <w:tbl>
-      <w:tblPr>
-        <w:tblW w:type="dxa" w:w="9638"/>
-        <w:tblBorders>
-          <w:top w:val="single" w:color="auto" w:sz="4"/>
-          <w:left w:val="single" w:color="auto" w:sz="4"/>
-          <w:bottom w:val="single" w:color="auto" w:sz="4"/>
-          <w:right w:val="single" w:color="auto" w:sz="4"/>
-          <w:insideH w:val="single" w:color="auto" w:sz="4"/>
-          <w:insideV w:val="single" w:color="auto" w:sz="4"/>
-        </w:tblBorders>
-      </w:tblPr>
-      <w:tblGrid>
-        <w:gridCol w:w="3277"/>
-        <w:gridCol w:w="3181"/>
-        <w:gridCol w:w="3180"/>
-      </w:tblGrid>
-      <w:tr>
-        <w:trPr>
-          <w:tblHeader/>
-        </w:trPr>
-        <w:tc>
-          <w:tcPr>
-            <w:tcW w:type="dxa" w:w="3277"/>
-            <w:tcBorders>
-              <w:top w:val="single" w:color="BFBFBF" w:sz="4"/>
-              <w:left w:val="single" w:color="BFBFBF" w:sz="4"/>
-              <w:bottom w:val="single" w:color="BFBFBF" w:sz="4"/>
-              <w:right w:val="single" w:color="BFBFBF" w:sz="4"/>
-            </w:tcBorders>
-            <w:shd w:fill="DCE6F1" w:color="auto" w:val="clear"/>
-            <w:tcMar>
-              <w:top w:type="dxa" w:w="60"/>
-              <w:left w:type="dxa" w:w="100"/>
-              <w:bottom w:type="dxa" w:w="60"/>
-              <w:right w:type="dxa" w:w="100"/>
-            </w:tcMar>
-          </w:tcPr>
-          <w:p>
-            <w:pPr>
-              <w:spacing w:after="20"/>
-            </w:pPr>
-            <w:r>
-              <w:rPr>
-                <w:rFonts w:ascii="Arial" w:cs="Arial" w:eastAsia="Arial" w:hAnsi="Arial"/>
-                <w:b/>
-                <w:bCs/>
-                <w:sz w:val="20"/>
-                <w:szCs w:val="20"/>
-              </w:rPr>
-              <w:t xml:space="preserve">Hiện tượng</w:t>
-            </w:r>
-          </w:p>
-        </w:tc>
-        <w:tc>
-          <w:tcPr>
-            <w:tcW w:type="dxa" w:w="3181"/>
-            <w:tcBorders>
-              <w:top w:val="single" w:color="BFBFBF" w:sz="4"/>
-              <w:left w:val="single" w:color="BFBFBF" w:sz="4"/>
-              <w:bottom w:val="single" w:color="BFBFBF" w:sz="4"/>
-              <w:right w:val="single" w:color="BFBFBF" w:sz="4"/>
-            </w:tcBorders>
-            <w:shd w:fill="DCE6F1" w:color="auto" w:val="clear"/>
-            <w:tcMar>
-              <w:top w:type="dxa" w:w="60"/>
-              <w:left w:type="dxa" w:w="100"/>
-              <w:bottom w:type="dxa" w:w="60"/>
-              <w:right w:type="dxa" w:w="100"/>
-            </w:tcMar>
-          </w:tcPr>
-          <w:p>
-            <w:pPr>
-              <w:spacing w:after="20"/>
-            </w:pPr>
-            <w:r>
-              <w:rPr>
-                <w:rFonts w:ascii="Arial" w:cs="Arial" w:eastAsia="Arial" w:hAnsi="Arial"/>
-                <w:b/>
-                <w:bCs/>
-                <w:sz w:val="20"/>
-                <w:szCs w:val="20"/>
-              </w:rPr>
-              <w:t xml:space="preserve">Nguyên nhân</w:t>
-            </w:r>
-          </w:p>
-        </w:tc>
-        <w:tc>
-          <w:tcPr>
-            <w:tcW w:type="dxa" w:w="3180"/>
-            <w:tcBorders>
-              <w:top w:val="single" w:color="BFBFBF" w:sz="4"/>
-              <w:left w:val="single" w:color="BFBFBF" w:sz="4"/>
-              <w:bottom w:val="single" w:color="BFBFBF" w:sz="4"/>
-              <w:right w:val="single" w:color="BFBFBF" w:sz="4"/>
-            </w:tcBorders>
-            <w:shd w:fill="DCE6F1" w:color="auto" w:val="clear"/>
-            <w:tcMar>
-              <w:top w:type="dxa" w:w="60"/>
-              <w:left w:type="dxa" w:w="100"/>
-              <w:bottom w:type="dxa" w:w="60"/>
-              <w:right w:type="dxa" w:w="100"/>
-            </w:tcMar>
-          </w:tcPr>
-          <w:p>
-            <w:pPr>
-              <w:spacing w:after="20"/>
-            </w:pPr>
-            <w:r>
-              <w:rPr>
-                <w:rFonts w:ascii="Arial" w:cs="Arial" w:eastAsia="Arial" w:hAnsi="Arial"/>
-                <w:b/>
-                <w:bCs/>
-                <w:sz w:val="20"/>
-                <w:szCs w:val="20"/>
-              </w:rPr>
-              <w:t xml:space="preserve">Cách xử lý</w:t>
-            </w:r>
-          </w:p>
-        </w:tc>
-      </w:tr>
-      <w:tr>
-        <w:tc>
-          <w:tcPr>
-            <w:tcW w:type="dxa" w:w="3277"/>
-            <w:tcBorders>
-              <w:top w:val="single" w:color="BFBFBF" w:sz="4"/>
-              <w:left w:val="single" w:color="BFBFBF" w:sz="4"/>
-              <w:bottom w:val="single" w:color="BFBFBF" w:sz="4"/>
-              <w:right w:val="single" w:color="BFBFBF" w:sz="4"/>
-            </w:tcBorders>
-            <w:tcMar>
-              <w:top w:type="dxa" w:w="60"/>
-              <w:left w:type="dxa" w:w="100"/>
-              <w:bottom w:type="dxa" w:w="60"/>
-              <w:right w:type="dxa" w:w="100"/>
-            </w:tcMar>
-          </w:tcPr>
-          <w:p>
-            <w:pPr>
-              <w:spacing w:after="20"/>
-            </w:pPr>
-            <w:r>
-              <w:rPr>
-                <w:rFonts w:ascii="Arial" w:cs="Arial" w:eastAsia="Arial" w:hAnsi="Arial"/>
-                <w:sz w:val="20"/>
-                <w:szCs w:val="20"/>
-              </w:rPr>
-              <w:t xml:space="preserve">Không có nút "Duyệt KQ" ở hàng nút dưới</w:t>
-            </w:r>
-          </w:p>
-        </w:tc>
-        <w:tc>
-          <w:tcPr>
-            <w:tcW w:type="dxa" w:w="3181"/>
-            <w:tcBorders>
-              <w:top w:val="single" w:color="BFBFBF" w:sz="4"/>
-              <w:left w:val="single" w:color="BFBFBF" w:sz="4"/>
-              <w:bottom w:val="single" w:color="BFBFBF" w:sz="4"/>
-              <w:right w:val="single" w:color="BFBFBF" w:sz="4"/>
-            </w:tcBorders>
-            <w:tcMar>
-              <w:top w:type="dxa" w:w="60"/>
-              <w:left w:type="dxa" w:w="100"/>
-              <w:bottom w:type="dxa" w:w="60"/>
-              <w:right w:type="dxa" w:w="100"/>
-            </w:tcMar>
-          </w:tcPr>
-          <w:p>
-            <w:pPr>
-              <w:spacing w:after="20"/>
-            </w:pPr>
-            <w:r>
-              <w:rPr>
-                <w:rFonts w:ascii="Arial" w:cs="Arial" w:eastAsia="Arial" w:hAnsi="Arial"/>
-                <w:sz w:val="20"/>
-                <w:szCs w:val="20"/>
-              </w:rPr>
-              <w:t xml:space="preserve">Máy trạm đang chạy bản phần mềm cũ (chưa cập nhật plugin Kết nối xét nghiệm)</w:t>
-            </w:r>
-          </w:p>
-        </w:tc>
-        <w:tc>
-          <w:tcPr>
-            <w:tcW w:type="dxa" w:w="3180"/>
-            <w:tcBorders>
-              <w:top w:val="single" w:color="BFBFBF" w:sz="4"/>
-              <w:left w:val="single" w:color="BFBFBF" w:sz="4"/>
-              <w:bottom w:val="single" w:color="BFBFBF" w:sz="4"/>
-              <w:right w:val="single" w:color="BFBFBF" w:sz="4"/>
-            </w:tcBorders>
-            <w:tcMar>
-              <w:top w:type="dxa" w:w="60"/>
-              <w:left w:type="dxa" w:w="100"/>
-              <w:bottom w:type="dxa" w:w="60"/>
-              <w:right w:type="dxa" w:w="100"/>
-            </w:tcMar>
-          </w:tcPr>
-          <w:p>
-            <w:pPr>
-              <w:spacing w:after="20"/>
-            </w:pPr>
-            <w:r>
-              <w:rPr>
-                <w:rFonts w:ascii="Arial" w:cs="Arial" w:eastAsia="Arial" w:hAnsi="Arial"/>
-                <w:sz w:val="20"/>
-                <w:szCs w:val="20"/>
-              </w:rPr>
-              <w:t xml:space="preserve">Cập nhật phiên bản mới, khởi động lại phần mềm</w:t>
-            </w:r>
-          </w:p>
-        </w:tc>
-      </w:tr>
-      <w:tr>
-        <w:tc>
-          <w:tcPr>
-            <w:tcW w:type="dxa" w:w="3277"/>
-            <w:tcBorders>
-              <w:top w:val="single" w:color="BFBFBF" w:sz="4"/>
-              <w:left w:val="single" w:color="BFBFBF" w:sz="4"/>
-              <w:bottom w:val="single" w:color="BFBFBF" w:sz="4"/>
-              <w:right w:val="single" w:color="BFBFBF" w:sz="4"/>
-            </w:tcBorders>
-            <w:tcMar>
-              <w:top w:type="dxa" w:w="60"/>
-              <w:left w:type="dxa" w:w="100"/>
-              <w:bottom w:type="dxa" w:w="60"/>
-              <w:right w:type="dxa" w:w="100"/>
-            </w:tcMar>
-          </w:tcPr>
-          <w:p>
-            <w:pPr>
-              <w:spacing w:after="20"/>
-            </w:pPr>
-            <w:r>
-              <w:rPr>
-                <w:rFonts w:ascii="Arial" w:cs="Arial" w:eastAsia="Arial" w:hAnsi="Arial"/>
-                <w:sz w:val="20"/>
-                <w:szCs w:val="20"/>
-              </w:rPr>
-              <w:t xml:space="preserve">Thấy nút nhưng mờ</w:t>
-            </w:r>
-          </w:p>
-        </w:tc>
-        <w:tc>
-          <w:tcPr>
-            <w:tcW w:type="dxa" w:w="3181"/>
-            <w:tcBorders>
-              <w:top w:val="single" w:color="BFBFBF" w:sz="4"/>
-              <w:left w:val="single" w:color="BFBFBF" w:sz="4"/>
-              <w:bottom w:val="single" w:color="BFBFBF" w:sz="4"/>
-              <w:right w:val="single" w:color="BFBFBF" w:sz="4"/>
-            </w:tcBorders>
-            <w:tcMar>
-              <w:top w:type="dxa" w:w="60"/>
-              <w:left w:type="dxa" w:w="100"/>
-              <w:bottom w:type="dxa" w:w="60"/>
-              <w:right w:type="dxa" w:w="100"/>
-            </w:tcMar>
-          </w:tcPr>
-          <w:p>
-            <w:pPr>
-              <w:spacing w:after="20"/>
-            </w:pPr>
-            <w:r>
-              <w:rPr>
-                <w:rFonts w:ascii="Arial" w:cs="Arial" w:eastAsia="Arial" w:hAnsi="Arial"/>
-                <w:sz w:val="20"/>
-                <w:szCs w:val="20"/>
-              </w:rPr>
-              <w:t xml:space="preserve">Chưa chọn mẫu, hoặc mẫu chưa có kết quả, hoặc mẫu đã trả kết quả</w:t>
-            </w:r>
-          </w:p>
-        </w:tc>
-        <w:tc>
-          <w:tcPr>
-            <w:tcW w:type="dxa" w:w="3180"/>
-            <w:tcBorders>
-              <w:top w:val="single" w:color="BFBFBF" w:sz="4"/>
-              <w:left w:val="single" w:color="BFBFBF" w:sz="4"/>
-              <w:bottom w:val="single" w:color="BFBFBF" w:sz="4"/>
-              <w:right w:val="single" w:color="BFBFBF" w:sz="4"/>
-            </w:tcBorders>
-            <w:tcMar>
-              <w:top w:type="dxa" w:w="60"/>
-              <w:left w:type="dxa" w:w="100"/>
-              <w:bottom w:type="dxa" w:w="60"/>
-              <w:right w:type="dxa" w:w="100"/>
-            </w:tcMar>
-          </w:tcPr>
-          <w:p>
-            <w:pPr>
-              <w:spacing w:after="20"/>
-            </w:pPr>
-            <w:r>
-              <w:rPr>
-                <w:rFonts w:ascii="Arial" w:cs="Arial" w:eastAsia="Arial" w:hAnsi="Arial"/>
-                <w:sz w:val="20"/>
-                <w:szCs w:val="20"/>
-              </w:rPr>
-              <w:t xml:space="preserve">Chọn mẫu có kết quả; mẫu đã trả kết quả thì Hủy trả kết quả trước</w:t>
-            </w:r>
-          </w:p>
-        </w:tc>
-      </w:tr>
-      <w:tr>
-        <w:tc>
-          <w:tcPr>
-            <w:tcW w:type="dxa" w:w="3277"/>
-            <w:tcBorders>
-              <w:top w:val="single" w:color="BFBFBF" w:sz="4"/>
-              <w:left w:val="single" w:color="BFBFBF" w:sz="4"/>
-              <w:bottom w:val="single" w:color="BFBFBF" w:sz="4"/>
-              <w:right w:val="single" w:color="BFBFBF" w:sz="4"/>
-            </w:tcBorders>
-            <w:tcMar>
-              <w:top w:type="dxa" w:w="60"/>
-              <w:left w:type="dxa" w:w="100"/>
-              <w:bottom w:type="dxa" w:w="60"/>
-              <w:right w:type="dxa" w:w="100"/>
-            </w:tcMar>
-          </w:tcPr>
-          <w:p>
-            <w:pPr>
-              <w:spacing w:after="20"/>
-            </w:pPr>
-            <w:r>
-              <w:rPr>
-                <w:rFonts w:ascii="Arial" w:cs="Arial" w:eastAsia="Arial" w:hAnsi="Arial"/>
-                <w:sz w:val="20"/>
-                <w:szCs w:val="20"/>
-              </w:rPr>
-              <w:t xml:space="preserve">Không thấy 2 cột Người duyệt KQ / TG duyệt</w:t>
-            </w:r>
-          </w:p>
-        </w:tc>
-        <w:tc>
-          <w:tcPr>
-            <w:tcW w:type="dxa" w:w="3181"/>
-            <w:tcBorders>
-              <w:top w:val="single" w:color="BFBFBF" w:sz="4"/>
-              <w:left w:val="single" w:color="BFBFBF" w:sz="4"/>
-              <w:bottom w:val="single" w:color="BFBFBF" w:sz="4"/>
-              <w:right w:val="single" w:color="BFBFBF" w:sz="4"/>
-            </w:tcBorders>
-            <w:tcMar>
-              <w:top w:type="dxa" w:w="60"/>
-              <w:left w:type="dxa" w:w="100"/>
-              <w:bottom w:type="dxa" w:w="60"/>
-              <w:right w:type="dxa" w:w="100"/>
-            </w:tcMar>
-          </w:tcPr>
-          <w:p>
-            <w:pPr>
-              <w:spacing w:after="20"/>
-            </w:pPr>
-            <w:r>
-              <w:rPr>
-                <w:rFonts w:ascii="Arial" w:cs="Arial" w:eastAsia="Arial" w:hAnsi="Arial"/>
-                <w:sz w:val="20"/>
-                <w:szCs w:val="20"/>
-              </w:rPr>
-              <w:t xml:space="preserve">Cột mặc định ẩn</w:t>
-            </w:r>
-          </w:p>
-        </w:tc>
-        <w:tc>
-          <w:tcPr>
-            <w:tcW w:type="dxa" w:w="3180"/>
-            <w:tcBorders>
-              <w:top w:val="single" w:color="BFBFBF" w:sz="4"/>
-              <w:left w:val="single" w:color="BFBFBF" w:sz="4"/>
-              <w:bottom w:val="single" w:color="BFBFBF" w:sz="4"/>
-              <w:right w:val="single" w:color="BFBFBF" w:sz="4"/>
-            </w:tcBorders>
-            <w:tcMar>
-              <w:top w:type="dxa" w:w="60"/>
-              <w:left w:type="dxa" w:w="100"/>
-              <w:bottom w:type="dxa" w:w="60"/>
-              <w:right w:type="dxa" w:w="100"/>
-            </w:tcMar>
-          </w:tcPr>
-          <w:p>
-            <w:pPr>
-              <w:spacing w:after="20"/>
-            </w:pPr>
-            <w:r>
-              <w:rPr>
-                <w:rFonts w:ascii="Arial" w:cs="Arial" w:eastAsia="Arial" w:hAnsi="Arial"/>
-                <w:sz w:val="20"/>
-                <w:szCs w:val="20"/>
-              </w:rPr>
-              <w:t xml:space="preserve">Bật qua Column Chooser như hướng dẫn trên</w:t>
-            </w:r>
-          </w:p>
-        </w:tc>
-      </w:tr>
-    </w:tbl>
-    <w:p>
-      <w:pPr>
-        <w:pStyle w:val="Heading2"/>
-        <w:spacing w:before="240" w:after="120"/>
-      </w:pPr>
-      <w:r>
-        <w:rPr>
-          <w:rFonts w:ascii="Arial" w:cs="Arial" w:eastAsia="Arial" w:hAnsi="Arial"/>
-        </w:rPr>
-        <w:t xml:space="preserve">4.2 Cột Người duyệt KQ và TG duyệt</w:t>
-      </w:r>
     </w:p>
     <w:p>
       <w:pPr>
@@ -2869,7 +2004,7 @@
         <w:rPr>
           <w:rFonts w:ascii="Arial" w:cs="Arial" w:eastAsia="Arial" w:hAnsi="Arial"/>
         </w:rPr>
-        <w:t xml:space="preserve">Hai cột nằm ở cuối bảng chỉ số kết quả, </w:t>
+        <w:t xml:space="preserve">Bấm </w:t>
       </w:r>
       <w:r>
         <w:rPr>
@@ -2877,13 +2012,13 @@
           <w:b/>
           <w:bCs/>
         </w:rPr>
-        <w:t xml:space="preserve">mặc định ẩn</w:t>
-      </w:r>
-      <w:r>
-        <w:rPr>
-          <w:rFonts w:ascii="Arial" w:cs="Arial" w:eastAsia="Arial" w:hAnsi="Arial"/>
-        </w:rPr>
-        <w:t xml:space="preserve"> (bật qua Column Chooser, mục 4.1), </w:t>
+        <w:t xml:space="preserve">Duyệt KQ</w:t>
+      </w:r>
+      <w:r>
+        <w:rPr>
+          <w:rFonts w:ascii="Arial" w:cs="Arial" w:eastAsia="Arial" w:hAnsi="Arial"/>
+        </w:rPr>
+        <w:t xml:space="preserve">: chỉ duyệt các dịch vụ được tích </w:t>
       </w:r>
       <w:r>
         <w:rPr>
@@ -2891,13 +2026,13 @@
           <w:b/>
           <w:bCs/>
         </w:rPr>
-        <w:t xml:space="preserve">chỉ xem, không sửa được</w:t>
-      </w:r>
-      <w:r>
-        <w:rPr>
-          <w:rFonts w:ascii="Arial" w:cs="Arial" w:eastAsia="Arial" w:hAnsi="Arial"/>
-        </w:rPr>
-        <w:t xml:space="preserve">.</w:t>
+        <w:t xml:space="preserve">đủ kết quả và chưa duyệt</w:t>
+      </w:r>
+      <w:r>
+        <w:rPr>
+          <w:rFonts w:ascii="Arial" w:cs="Arial" w:eastAsia="Arial" w:hAnsi="Arial"/>
+        </w:rPr>
+        <w:t xml:space="preserve">; dịch vụ chưa đủ kết quả không bị chặn, để duyệt sau.</w:t>
       </w:r>
     </w:p>
     <w:p>
@@ -2913,7 +2048,7 @@
         <w:rPr>
           <w:rFonts w:ascii="Arial" w:cs="Arial" w:eastAsia="Arial" w:hAnsi="Arial"/>
         </w:rPr>
-        <w:t xml:space="preserve">Giá trị hiển thị ở dòng </w:t>
+        <w:t xml:space="preserve">Bấm </w:t>
       </w:r>
       <w:r>
         <w:rPr>
@@ -2921,13 +2056,13 @@
           <w:b/>
           <w:bCs/>
         </w:rPr>
-        <w:t xml:space="preserve">dịch vụ</w:t>
-      </w:r>
-      <w:r>
-        <w:rPr>
-          <w:rFonts w:ascii="Arial" w:cs="Arial" w:eastAsia="Arial" w:hAnsi="Arial"/>
-        </w:rPr>
-        <w:t xml:space="preserve">; dòng chỉ số để trống.</w:t>
+        <w:t xml:space="preserve">Hủy duyệt KQ</w:t>
+      </w:r>
+      <w:r>
+        <w:rPr>
+          <w:rFonts w:ascii="Arial" w:cs="Arial" w:eastAsia="Arial" w:hAnsi="Arial"/>
+        </w:rPr>
+        <w:t xml:space="preserve">: hủy duyệt các dịch vụ được tích đang ở trạng thái đã duyệt.</w:t>
       </w:r>
     </w:p>
     <w:p>
@@ -2943,7 +2078,19 @@
         <w:rPr>
           <w:rFonts w:ascii="Arial" w:cs="Arial" w:eastAsia="Arial" w:hAnsi="Arial"/>
         </w:rPr>
-        <w:t xml:space="preserve">Mẫu chưa duyệt → 2 cột trống. Mẫu đã duyệt → hiển thị tên người duyệt và thời gian duyệt (ngày/tháng/năm giờ:phút).</w:t>
+        <w:t xml:space="preserve">"Mẫu chưa chấp nhận" = mẫu đang ở trạng thái Chưa lấy mẫu / Đã lấy mẫu / Từ chối.</w:t>
+      </w:r>
+    </w:p>
+    <w:p>
+      <w:pPr>
+        <w:pStyle w:val="Heading2"/>
+        <w:spacing w:before="240" w:after="120"/>
+      </w:pPr>
+      <w:r>
+        <w:rPr>
+          <w:rFonts w:ascii="Arial" w:cs="Arial" w:eastAsia="Arial" w:hAnsi="Arial"/>
+        </w:rPr>
+        <w:t xml:space="preserve">4.2 Cột Người duyệt KQ và TG duyệt</w:t>
       </w:r>
     </w:p>
     <w:p>
@@ -2959,30 +2106,7 @@
         <w:rPr>
           <w:rFonts w:ascii="Arial" w:cs="Arial" w:eastAsia="Arial" w:hAnsi="Arial"/>
         </w:rPr>
-        <w:t xml:space="preserve">Chuyển sang bệnh nhân / mẫu khác → hiển thị theo mẫu đó; quay lại mẫu đã duyệt → hiển thị lại giá trị đã lưu.</w:t>
-      </w:r>
-    </w:p>
-    <w:p>
-      <w:pPr>
-        <w:pStyle w:val="Heading2"/>
-        <w:spacing w:before="240" w:after="120"/>
-      </w:pPr>
-      <w:r>
-        <w:rPr>
-          <w:rFonts w:ascii="Arial" w:cs="Arial" w:eastAsia="Arial" w:hAnsi="Arial"/>
-        </w:rPr>
-        <w:t xml:space="preserve">4.3 Khóa sửa kết quả khi đã duyệt</w:t>
-      </w:r>
-    </w:p>
-    <w:p>
-      <w:pPr>
-        <w:spacing w:after="120"/>
-      </w:pPr>
-      <w:r>
-        <w:rPr>
-          <w:rFonts w:ascii="Arial" w:cs="Arial" w:eastAsia="Arial" w:hAnsi="Arial"/>
-        </w:rPr>
-        <w:t xml:space="preserve">Áp dụng đúng như chức năng Duyệt KQ đang có: khi mẫu đã duyệt, các ô </w:t>
+        <w:t xml:space="preserve">Hai cột nằm ở cuối bảng chỉ số, </w:t>
       </w:r>
       <w:r>
         <w:rPr>
@@ -2990,13 +2114,13 @@
           <w:b/>
           <w:bCs/>
         </w:rPr>
-        <w:t xml:space="preserve">giá trị kết quả, chọn giá trị, ghi chú, giá trị cũ, mô tả</w:t>
-      </w:r>
-      <w:r>
-        <w:rPr>
-          <w:rFonts w:ascii="Arial" w:cs="Arial" w:eastAsia="Arial" w:hAnsi="Arial"/>
-        </w:rPr>
-        <w:t xml:space="preserve"> bị khóa. Muốn sửa → bấm </w:t>
+        <w:t xml:space="preserve">mặc định ẩn</w:t>
+      </w:r>
+      <w:r>
+        <w:rPr>
+          <w:rFonts w:ascii="Arial" w:cs="Arial" w:eastAsia="Arial" w:hAnsi="Arial"/>
+        </w:rPr>
+        <w:t xml:space="preserve"> như các cột ẩn khác; </w:t>
       </w:r>
       <w:r>
         <w:rPr>
@@ -3004,58 +2128,7 @@
           <w:b/>
           <w:bCs/>
         </w:rPr>
-        <w:t xml:space="preserve">Hủy duyệt KQ</w:t>
-      </w:r>
-      <w:r>
-        <w:rPr>
-          <w:rFonts w:ascii="Arial" w:cs="Arial" w:eastAsia="Arial" w:hAnsi="Arial"/>
-        </w:rPr>
-        <w:t xml:space="preserve">, các ô mở lại. Các nút khác (Lưu, Không thực hiện, Chạy lại XN, Máy trả KQ) giữ nguyên như hiện tại.</w:t>
-      </w:r>
-    </w:p>
-    <w:p>
-      <w:pPr>
-        <w:pStyle w:val="Heading2"/>
-        <w:spacing w:before="240" w:after="120"/>
-      </w:pPr>
-      <w:r>
-        <w:rPr>
-          <w:rFonts w:ascii="Arial" w:cs="Arial" w:eastAsia="Arial" w:hAnsi="Arial"/>
-        </w:rPr>
-        <w:t xml:space="preserve">4.4 Người duyệt kết quả trên phiếu in</w:t>
-      </w:r>
-    </w:p>
-    <w:p>
-      <w:pPr>
-        <w:spacing w:after="120"/>
-      </w:pPr>
-      <w:r>
-        <w:rPr>
-          <w:rFonts w:ascii="Arial" w:cs="Arial" w:eastAsia="Arial" w:hAnsi="Arial"/>
-        </w:rPr>
-        <w:t xml:space="preserve">Phiếu trả kết quả xét nghiệm bổ sung thông tin người duyệt, dạng </w:t>
-      </w:r>
-      <w:r>
-        <w:rPr>
-          <w:rFonts w:ascii="Arial" w:cs="Arial" w:eastAsia="Arial" w:hAnsi="Arial"/>
-          <w:b/>
-          <w:bCs/>
-        </w:rPr>
-        <w:t xml:space="preserve">danh sách</w:t>
-      </w:r>
-      <w:r>
-        <w:rPr>
-          <w:rFonts w:ascii="Arial" w:cs="Arial" w:eastAsia="Arial" w:hAnsi="Arial"/>
-        </w:rPr>
-        <w:t xml:space="preserve">, mỗi dòng gồm: </w:t>
-      </w:r>
-      <w:r>
-        <w:rPr>
-          <w:rFonts w:ascii="Arial" w:cs="Arial" w:eastAsia="Arial" w:hAnsi="Arial"/>
-          <w:b/>
-          <w:bCs/>
-        </w:rPr>
-        <w:t xml:space="preserve">Tên người duyệt – Mã nhóm cha – Thời gian duyệt</w:t>
+        <w:t xml:space="preserve">chỉ xem, không sửa được</w:t>
       </w:r>
       <w:r>
         <w:rPr>
@@ -3076,22 +2149,60 @@
       <w:r>
         <w:rPr>
           <w:rFonts w:ascii="Arial" w:cs="Arial" w:eastAsia="Arial" w:hAnsi="Arial"/>
-        </w:rPr>
-        <w:t xml:space="preserve">Trong cùng một nhóm cha, nhiều dịch vụ cùng một người duyệt → chỉ hiển thị </w:t>
-      </w:r>
-      <w:r>
-        <w:rPr>
-          <w:rFonts w:ascii="Arial" w:cs="Arial" w:eastAsia="Arial" w:hAnsi="Arial"/>
           <w:b/>
           <w:bCs/>
         </w:rPr>
-        <w:t xml:space="preserve">1 dòng</w:t>
-      </w:r>
-      <w:r>
-        <w:rPr>
-          <w:rFonts w:ascii="Arial" w:cs="Arial" w:eastAsia="Arial" w:hAnsi="Arial"/>
-        </w:rPr>
-        <w:t xml:space="preserve">.</w:t>
+        <w:t xml:space="preserve">Cách bật:</w:t>
+      </w:r>
+      <w:r>
+        <w:rPr>
+          <w:rFonts w:ascii="Arial" w:cs="Arial" w:eastAsia="Arial" w:hAnsi="Arial"/>
+        </w:rPr>
+        <w:t xml:space="preserve"> chuột phải vào tiêu đề cột bất kỳ của bảng chỉ số → </w:t>
+      </w:r>
+      <w:r>
+        <w:rPr>
+          <w:rFonts w:ascii="Arial" w:cs="Arial" w:eastAsia="Arial" w:hAnsi="Arial"/>
+          <w:b/>
+          <w:bCs/>
+        </w:rPr>
+        <w:t xml:space="preserve">Column Chooser</w:t>
+      </w:r>
+      <w:r>
+        <w:rPr>
+          <w:rFonts w:ascii="Arial" w:cs="Arial" w:eastAsia="Arial" w:hAnsi="Arial"/>
+        </w:rPr>
+        <w:t xml:space="preserve"> (Chọn cột) → kéo "Người duyệt KQ" và "TG duyệt" vào hàng tiêu đề. Phần mềm nhớ lựa chọn khi viện bật lưu bố cục bảng (cấu hình </w:t>
+      </w:r>
+      <w:r>
+        <w:rPr>
+          <w:rFonts w:ascii="Consolas" w:cs="Consolas" w:eastAsia="Consolas" w:hAnsi="Consolas"/>
+          <w:color w:val="7B2C2C"/>
+          <w:sz w:val="19"/>
+          <w:szCs w:val="19"/>
+        </w:rPr>
+        <w:t xml:space="preserve">HIS.Desktop.ApplyRestoreLayout.ModuleLinks</w:t>
+      </w:r>
+      <w:r>
+        <w:rPr>
+          <w:rFonts w:ascii="Arial" w:cs="Arial" w:eastAsia="Arial" w:hAnsi="Arial"/>
+        </w:rPr>
+        <w:t xml:space="preserve"> có </w:t>
+      </w:r>
+      <w:r>
+        <w:rPr>
+          <w:rFonts w:ascii="Consolas" w:cs="Consolas" w:eastAsia="Consolas" w:hAnsi="Consolas"/>
+          <w:color w:val="7B2C2C"/>
+          <w:sz w:val="19"/>
+          <w:szCs w:val="19"/>
+        </w:rPr>
+        <w:t xml:space="preserve">HIS.Desktop.Plugins.ConnectionTest</w:t>
+      </w:r>
+      <w:r>
+        <w:rPr>
+          <w:rFonts w:ascii="Arial" w:cs="Arial" w:eastAsia="Arial" w:hAnsi="Arial"/>
+        </w:rPr>
+        <w:t xml:space="preserve">).</w:t>
       </w:r>
     </w:p>
     <w:p>
@@ -3107,7 +2218,7 @@
         <w:rPr>
           <w:rFonts w:ascii="Arial" w:cs="Arial" w:eastAsia="Arial" w:hAnsi="Arial"/>
         </w:rPr>
-        <w:t xml:space="preserve">Một nhóm cha có </w:t>
+        <w:t xml:space="preserve">Giá trị hiển thị ở </w:t>
       </w:r>
       <w:r>
         <w:rPr>
@@ -3115,27 +2226,13 @@
           <w:b/>
           <w:bCs/>
         </w:rPr>
-        <w:t xml:space="preserve">2 người duyệt khác nhau</w:t>
-      </w:r>
-      <w:r>
-        <w:rPr>
-          <w:rFonts w:ascii="Arial" w:cs="Arial" w:eastAsia="Arial" w:hAnsi="Arial"/>
-        </w:rPr>
-        <w:t xml:space="preserve"> → hiển thị </w:t>
-      </w:r>
-      <w:r>
-        <w:rPr>
-          <w:rFonts w:ascii="Arial" w:cs="Arial" w:eastAsia="Arial" w:hAnsi="Arial"/>
-          <w:b/>
-          <w:bCs/>
-        </w:rPr>
-        <w:t xml:space="preserve">đủ 2 dòng</w:t>
-      </w:r>
-      <w:r>
-        <w:rPr>
-          <w:rFonts w:ascii="Arial" w:cs="Arial" w:eastAsia="Arial" w:hAnsi="Arial"/>
-        </w:rPr>
-        <w:t xml:space="preserve">.</w:t>
+        <w:t xml:space="preserve">dòng dịch vụ</w:t>
+      </w:r>
+      <w:r>
+        <w:rPr>
+          <w:rFonts w:ascii="Arial" w:cs="Arial" w:eastAsia="Arial" w:hAnsi="Arial"/>
+        </w:rPr>
+        <w:t xml:space="preserve">, mỗi dịch vụ một người duyệt và một thời gian duyệt riêng; dòng chỉ số để trống.</w:t>
       </w:r>
     </w:p>
     <w:p>
@@ -3151,7 +2248,123 @@
         <w:rPr>
           <w:rFonts w:ascii="Arial" w:cs="Arial" w:eastAsia="Arial" w:hAnsi="Arial"/>
         </w:rPr>
-        <w:t xml:space="preserve">Thời gian của mỗi dòng là thời gian duyệt muộn nhất của người đó trong nhóm.</w:t>
+        <w:t xml:space="preserve">Chuyển sang bệnh nhân / mẫu khác → hiển thị theo mẫu đó; quay lại → hiển thị lại giá trị đã lưu.</w:t>
+      </w:r>
+    </w:p>
+    <w:p>
+      <w:pPr>
+        <w:pStyle w:val="Heading2"/>
+        <w:spacing w:before="240" w:after="120"/>
+      </w:pPr>
+      <w:r>
+        <w:rPr>
+          <w:rFonts w:ascii="Arial" w:cs="Arial" w:eastAsia="Arial" w:hAnsi="Arial"/>
+        </w:rPr>
+        <w:t xml:space="preserve">4.3 Khóa sửa kết quả của dịch vụ đã duyệt</w:t>
+      </w:r>
+    </w:p>
+    <w:p>
+      <w:pPr>
+        <w:spacing w:after="120"/>
+      </w:pPr>
+      <w:r>
+        <w:rPr>
+          <w:rFonts w:ascii="Arial" w:cs="Arial" w:eastAsia="Arial" w:hAnsi="Arial"/>
+        </w:rPr>
+        <w:t xml:space="preserve">Dịch vụ đã duyệt bị khóa các ô </w:t>
+      </w:r>
+      <w:r>
+        <w:rPr>
+          <w:rFonts w:ascii="Arial" w:cs="Arial" w:eastAsia="Arial" w:hAnsi="Arial"/>
+          <w:b/>
+          <w:bCs/>
+        </w:rPr>
+        <w:t xml:space="preserve">giá trị kết quả, chọn giá trị, ghi chú, giá trị cũ, mô tả</w:t>
+      </w:r>
+      <w:r>
+        <w:rPr>
+          <w:rFonts w:ascii="Arial" w:cs="Arial" w:eastAsia="Arial" w:hAnsi="Arial"/>
+        </w:rPr>
+        <w:t xml:space="preserve"> (giống khi mẫu ở trạng thái Duyệt KQ). Các dịch vụ khác trong cùng mẫu </w:t>
+      </w:r>
+      <w:r>
+        <w:rPr>
+          <w:rFonts w:ascii="Arial" w:cs="Arial" w:eastAsia="Arial" w:hAnsi="Arial"/>
+          <w:b/>
+          <w:bCs/>
+        </w:rPr>
+        <w:t xml:space="preserve">vẫn nhập và lưu bình thường</w:t>
+      </w:r>
+      <w:r>
+        <w:rPr>
+          <w:rFonts w:ascii="Arial" w:cs="Arial" w:eastAsia="Arial" w:hAnsi="Arial"/>
+        </w:rPr>
+        <w:t xml:space="preserve">. Muốn sửa dịch vụ đã duyệt → tích dịch vụ đó → </w:t>
+      </w:r>
+      <w:r>
+        <w:rPr>
+          <w:rFonts w:ascii="Arial" w:cs="Arial" w:eastAsia="Arial" w:hAnsi="Arial"/>
+          <w:b/>
+          <w:bCs/>
+        </w:rPr>
+        <w:t xml:space="preserve">Hủy duyệt KQ</w:t>
+      </w:r>
+      <w:r>
+        <w:rPr>
+          <w:rFonts w:ascii="Arial" w:cs="Arial" w:eastAsia="Arial" w:hAnsi="Arial"/>
+        </w:rPr>
+        <w:t xml:space="preserve">.</w:t>
+      </w:r>
+    </w:p>
+    <w:p>
+      <w:pPr>
+        <w:pStyle w:val="Heading2"/>
+        <w:spacing w:before="240" w:after="120"/>
+      </w:pPr>
+      <w:r>
+        <w:rPr>
+          <w:rFonts w:ascii="Arial" w:cs="Arial" w:eastAsia="Arial" w:hAnsi="Arial"/>
+        </w:rPr>
+        <w:t xml:space="preserve">4.4 Người duyệt kết quả trên phiếu in</w:t>
+      </w:r>
+    </w:p>
+    <w:p>
+      <w:pPr>
+        <w:spacing w:after="120"/>
+      </w:pPr>
+      <w:r>
+        <w:rPr>
+          <w:rFonts w:ascii="Arial" w:cs="Arial" w:eastAsia="Arial" w:hAnsi="Arial"/>
+        </w:rPr>
+        <w:t xml:space="preserve">Phiếu trả kết quả bổ sung thông tin người duyệt dạng </w:t>
+      </w:r>
+      <w:r>
+        <w:rPr>
+          <w:rFonts w:ascii="Arial" w:cs="Arial" w:eastAsia="Arial" w:hAnsi="Arial"/>
+          <w:b/>
+          <w:bCs/>
+        </w:rPr>
+        <w:t xml:space="preserve">danh sách</w:t>
+      </w:r>
+      <w:r>
+        <w:rPr>
+          <w:rFonts w:ascii="Arial" w:cs="Arial" w:eastAsia="Arial" w:hAnsi="Arial"/>
+        </w:rPr>
+        <w:t xml:space="preserve">, mỗi dòng: </w:t>
+      </w:r>
+      <w:r>
+        <w:rPr>
+          <w:rFonts w:ascii="Arial" w:cs="Arial" w:eastAsia="Arial" w:hAnsi="Arial"/>
+          <w:b/>
+          <w:bCs/>
+        </w:rPr>
+        <w:t xml:space="preserve">Tên người duyệt – Mã nhóm cha – Thời gian duyệt</w:t>
+      </w:r>
+      <w:r>
+        <w:rPr>
+          <w:rFonts w:ascii="Arial" w:cs="Arial" w:eastAsia="Arial" w:hAnsi="Arial"/>
+        </w:rPr>
+        <w:t xml:space="preserve">.</w:t>
       </w:r>
     </w:p>
     <w:p>
@@ -3167,7 +2380,49 @@
         <w:rPr>
           <w:rFonts w:ascii="Arial" w:cs="Arial" w:eastAsia="Arial" w:hAnsi="Arial"/>
         </w:rPr>
-        <w:t xml:space="preserve">Dịch vụ không thuộc nhóm cha nào → nhóm "Khác".</w:t>
+        <w:t xml:space="preserve">Lấy theo </w:t>
+      </w:r>
+      <w:r>
+        <w:rPr>
+          <w:rFonts w:ascii="Arial" w:cs="Arial" w:eastAsia="Arial" w:hAnsi="Arial"/>
+          <w:b/>
+          <w:bCs/>
+        </w:rPr>
+        <w:t xml:space="preserve">người duyệt của từng dịch vụ</w:t>
+      </w:r>
+      <w:r>
+        <w:rPr>
+          <w:rFonts w:ascii="Arial" w:cs="Arial" w:eastAsia="Arial" w:hAnsi="Arial"/>
+        </w:rPr>
+        <w:t xml:space="preserve">. Trong cùng nhóm cha, nhiều dịch vụ cùng 1 người → </w:t>
+      </w:r>
+      <w:r>
+        <w:rPr>
+          <w:rFonts w:ascii="Arial" w:cs="Arial" w:eastAsia="Arial" w:hAnsi="Arial"/>
+          <w:b/>
+          <w:bCs/>
+        </w:rPr>
+        <w:t xml:space="preserve">1 dòng</w:t>
+      </w:r>
+      <w:r>
+        <w:rPr>
+          <w:rFonts w:ascii="Arial" w:cs="Arial" w:eastAsia="Arial" w:hAnsi="Arial"/>
+        </w:rPr>
+        <w:t xml:space="preserve">; 2 người khác nhau → </w:t>
+      </w:r>
+      <w:r>
+        <w:rPr>
+          <w:rFonts w:ascii="Arial" w:cs="Arial" w:eastAsia="Arial" w:hAnsi="Arial"/>
+          <w:b/>
+          <w:bCs/>
+        </w:rPr>
+        <w:t xml:space="preserve">2 dòng</w:t>
+      </w:r>
+      <w:r>
+        <w:rPr>
+          <w:rFonts w:ascii="Arial" w:cs="Arial" w:eastAsia="Arial" w:hAnsi="Arial"/>
+        </w:rPr>
+        <w:t xml:space="preserve"> (kể cả trong cùng 1 barcode).</w:t>
       </w:r>
     </w:p>
     <w:p>
@@ -3183,7 +2438,7 @@
         <w:rPr>
           <w:rFonts w:ascii="Arial" w:cs="Arial" w:eastAsia="Arial" w:hAnsi="Arial"/>
         </w:rPr>
-        <w:t xml:space="preserve">Mẫu chưa duyệt → không có dòng người duyệt.</w:t>
+        <w:t xml:space="preserve">Thời gian của mỗi dòng = thời gian duyệt muộn nhất của người đó trong nhóm.</w:t>
       </w:r>
     </w:p>
     <w:p>
@@ -3199,11 +2454,43 @@
         <w:rPr>
           <w:rFonts w:ascii="Arial" w:cs="Arial" w:eastAsia="Arial" w:hAnsi="Arial"/>
         </w:rPr>
-        <w:t xml:space="preserve">Phiếu nào chưa đặt thông tin này trong mẫu in → in như cũ.</w:t>
+        <w:t xml:space="preserve">Dịch vụ không thuộc nhóm cha → nhóm "Khác". Dịch vụ chưa duyệt → không có dòng.</w:t>
       </w:r>
     </w:p>
     <w:p>
       <w:pPr>
+        <w:pStyle w:val="ListParagraph"/>
+        <w:numPr>
+          <w:ilvl w:val="0"/>
+          <w:numId w:val="2"/>
+        </w:numPr>
+        <w:spacing w:after="60"/>
+      </w:pPr>
+      <w:r>
+        <w:rPr>
+          <w:rFonts w:ascii="Arial" w:cs="Arial" w:eastAsia="Arial" w:hAnsi="Arial"/>
+        </w:rPr>
+        <w:t xml:space="preserve">Phiếu của mẫu chưa có dữ liệu duyệt theo dịch vụ (dữ liệu cũ) → dùng người duyệt cấp mẫu (nếu có).</w:t>
+      </w:r>
+    </w:p>
+    <w:p>
+      <w:pPr>
+        <w:pStyle w:val="ListParagraph"/>
+        <w:numPr>
+          <w:ilvl w:val="0"/>
+          <w:numId w:val="2"/>
+        </w:numPr>
+        <w:spacing w:after="60"/>
+      </w:pPr>
+      <w:r>
+        <w:rPr>
+          <w:rFonts w:ascii="Arial" w:cs="Arial" w:eastAsia="Arial" w:hAnsi="Arial"/>
+        </w:rPr>
+        <w:t xml:space="preserve">Mẫu in chưa đặt thông tin này → in như cũ.</w:t>
+      </w:r>
+    </w:p>
+    <w:p>
+      <w:pPr>
         <w:pStyle w:val="Heading1"/>
         <w:spacing w:before="360" w:after="160"/>
       </w:pPr>
@@ -3223,7 +2510,7 @@
         <w:rPr>
           <w:rFonts w:ascii="Arial" w:cs="Arial" w:eastAsia="Arial" w:hAnsi="Arial"/>
         </w:rPr>
-        <w:t xml:space="preserve">5.1 Duyệt kết quả</w:t>
+        <w:t xml:space="preserve">5.1 Duyệt kết quả từng dịch vụ</w:t>
       </w:r>
     </w:p>
     <w:p>
@@ -3253,7 +2540,7 @@
         <w:rPr>
           <w:rFonts w:ascii="Arial" w:cs="Arial" w:eastAsia="Arial" w:hAnsi="Arial"/>
         </w:rPr>
-        <w:t xml:space="preserve">, tìm và chọn mẫu của bệnh nhân.</w:t>
+        <w:t xml:space="preserve">, chọn mẫu của bệnh nhân (mẫu đã được chấp nhận).</w:t>
       </w:r>
     </w:p>
     <w:p>
@@ -3269,7 +2556,7 @@
         <w:rPr>
           <w:rFonts w:ascii="Arial" w:cs="Arial" w:eastAsia="Arial" w:hAnsi="Arial"/>
         </w:rPr>
-        <w:t xml:space="preserve">Nhập / kiểm tra kết quả các chỉ số → bấm </w:t>
+        <w:t xml:space="preserve">Nhập kết quả dịch vụ thứ nhất (VD Sinh hóa) → </w:t>
       </w:r>
       <w:r>
         <w:rPr>
@@ -3299,7 +2586,7 @@
         <w:rPr>
           <w:rFonts w:ascii="Arial" w:cs="Arial" w:eastAsia="Arial" w:hAnsi="Arial"/>
         </w:rPr>
-        <w:t xml:space="preserve">Bấm </w:t>
+        <w:t xml:space="preserve">Tích dịch vụ Sinh hóa → bấm </w:t>
       </w:r>
       <w:r>
         <w:rPr>
@@ -3313,7 +2600,7 @@
         <w:rPr>
           <w:rFonts w:ascii="Arial" w:cs="Arial" w:eastAsia="Arial" w:hAnsi="Arial"/>
         </w:rPr>
-        <w:t xml:space="preserve">. Nếu còn kết quả vừa sửa mà chưa lưu, hệ thống yêu cầu lưu trước. Nếu chỉ tích một phần dịch vụ, hệ thống hỏi xác nhận vì duyệt áp dụng cho cả mẫu.</w:t>
+        <w:t xml:space="preserve"> (KTV Việt). Dòng Sinh hóa hiện người duyệt Việt + thời gian; ô kết quả Sinh hóa bị khóa.</w:t>
       </w:r>
     </w:p>
     <w:p>
@@ -3329,7 +2616,35 @@
         <w:rPr>
           <w:rFonts w:ascii="Arial" w:cs="Arial" w:eastAsia="Arial" w:hAnsi="Arial"/>
         </w:rPr>
-        <w:t xml:space="preserve">Hệ thống kiểm tra như chức năng Duyệt KQ hiện có (mẫu đã được chấp nhận, chỉ số chưa có kết quả theo cấu hình của viện, chọn giờ duyệt nếu viện cho phép).</w:t>
+        <w:t xml:space="preserve">Nhập kết quả dịch vụ thứ hai (Huyết học) → </w:t>
+      </w:r>
+      <w:r>
+        <w:rPr>
+          <w:rFonts w:ascii="Arial" w:cs="Arial" w:eastAsia="Arial" w:hAnsi="Arial"/>
+          <w:b/>
+          <w:bCs/>
+        </w:rPr>
+        <w:t xml:space="preserve">Lưu</w:t>
+      </w:r>
+      <w:r>
+        <w:rPr>
+          <w:rFonts w:ascii="Arial" w:cs="Arial" w:eastAsia="Arial" w:hAnsi="Arial"/>
+        </w:rPr>
+        <w:t xml:space="preserve"> → tích Huyết học → </w:t>
+      </w:r>
+      <w:r>
+        <w:rPr>
+          <w:rFonts w:ascii="Arial" w:cs="Arial" w:eastAsia="Arial" w:hAnsi="Arial"/>
+          <w:b/>
+          <w:bCs/>
+        </w:rPr>
+        <w:t xml:space="preserve">Duyệt KQ</w:t>
+      </w:r>
+      <w:r>
+        <w:rPr>
+          <w:rFonts w:ascii="Arial" w:cs="Arial" w:eastAsia="Arial" w:hAnsi="Arial"/>
+        </w:rPr>
+        <w:t xml:space="preserve"> (KTV Duy, đăng nhập tài khoản của mình).</w:t>
       </w:r>
     </w:p>
     <w:p>
@@ -3345,21 +2660,7 @@
         <w:rPr>
           <w:rFonts w:ascii="Arial" w:cs="Arial" w:eastAsia="Arial" w:hAnsi="Arial"/>
         </w:rPr>
-        <w:t xml:space="preserve">Duyệt thành công: cột Người duyệt KQ = tên tài khoản đang đăng nhập, TG duyệt = thời điểm bấm; các ô kết quả bị khóa; nút đổi thành </w:t>
-      </w:r>
-      <w:r>
-        <w:rPr>
-          <w:rFonts w:ascii="Arial" w:cs="Arial" w:eastAsia="Arial" w:hAnsi="Arial"/>
-          <w:b/>
-          <w:bCs/>
-        </w:rPr>
-        <w:t xml:space="preserve">Hủy duyệt KQ</w:t>
-      </w:r>
-      <w:r>
-        <w:rPr>
-          <w:rFonts w:ascii="Arial" w:cs="Arial" w:eastAsia="Arial" w:hAnsi="Arial"/>
-        </w:rPr>
-        <w:t xml:space="preserve">.</w:t>
+        <w:t xml:space="preserve">Nếu còn kết quả vừa sửa chưa lưu của dịch vụ được duyệt, hệ thống yêu cầu lưu trước.</w:t>
       </w:r>
     </w:p>
     <w:p>
@@ -3431,7 +2732,7 @@
         <w:rPr>
           <w:rFonts w:ascii="Arial" w:cs="Arial" w:eastAsia="Arial" w:hAnsi="Arial"/>
         </w:rPr>
-        <w:t xml:space="preserve">Chọn mẫu đã duyệt (nếu mẫu đã trả kết quả thì Hủy trả kết quả trước).</w:t>
+        <w:t xml:space="preserve">Chọn mẫu (nếu mẫu đã trả kết quả thì Hủy trả kết quả trước).</w:t>
       </w:r>
     </w:p>
     <w:p>
@@ -3447,7 +2748,7 @@
         <w:rPr>
           <w:rFonts w:ascii="Arial" w:cs="Arial" w:eastAsia="Arial" w:hAnsi="Arial"/>
         </w:rPr>
-        <w:t xml:space="preserve">Bấm </w:t>
+        <w:t xml:space="preserve">Tích dịch vụ cần sửa → bấm </w:t>
       </w:r>
       <w:r>
         <w:rPr>
@@ -3491,7 +2792,7 @@
         <w:rPr>
           <w:rFonts w:ascii="Arial" w:cs="Arial" w:eastAsia="Arial" w:hAnsi="Arial"/>
         </w:rPr>
-        <w:t xml:space="preserve">Thông tin người duyệt và thời gian duyệt bị xóa trắng; hệ thống lưu lịch sử thao tác; các ô kết quả mở lại để sửa.</w:t>
+        <w:t xml:space="preserve">Người duyệt và thời gian duyệt của dịch vụ đó bị xóa trắng; lịch sử thao tác được lưu; ô kết quả mở lại.</w:t>
       </w:r>
     </w:p>
     <w:p>
@@ -3507,70 +2808,8 @@
         <w:rPr>
           <w:rFonts w:ascii="Arial" w:cs="Arial" w:eastAsia="Arial" w:hAnsi="Arial"/>
         </w:rPr>
-        <w:t xml:space="preserve">Sửa kết quả → Lưu → Duyệt KQ lại.</w:t>
-      </w:r>
-    </w:p>
-    <w:p>
-      <w:pPr>
-        <w:pStyle w:val="Heading2"/>
-        <w:spacing w:before="240" w:after="120"/>
-      </w:pPr>
-      <w:r>
-        <w:rPr>
-          <w:rFonts w:ascii="Arial" w:cs="Arial" w:eastAsia="Arial" w:hAnsi="Arial"/>
-        </w:rPr>
-        <w:t xml:space="preserve">5.3 Sơ đồ trạng thái mẫu</w:t>
-      </w:r>
-    </w:p>
-    <w:p>
-      <w:pPr>
-        <w:shd w:fill="F3F4F6" w:color="auto" w:val="clear"/>
-        <w:spacing w:after="0" w:before="60" w:line="260"/>
-        <w:ind w:left="120" w:right="120"/>
-      </w:pPr>
-      <w:r>
-        <w:rPr>
-          <w:rFonts w:ascii="Consolas" w:cs="Consolas" w:eastAsia="Consolas" w:hAnsi="Consolas"/>
-          <w:sz w:val="18"/>
-          <w:szCs w:val="18"/>
-        </w:rPr>
-        <w:t xml:space="preserve">Có kết quả ──[Duyệt KQ]──► Đã duyệt KQ ──[Trả kết quả]──► Đã trả KQ</w:t>
-      </w:r>
-    </w:p>
-    <w:p>
-      <w:pPr>
-        <w:shd w:fill="F3F4F6" w:color="auto" w:val="clear"/>
-        <w:spacing w:after="0" w:before="0" w:line="260"/>
-        <w:ind w:left="120" w:right="120"/>
-      </w:pPr>
-      <w:r>
-        <w:rPr>
-          <w:rFonts w:ascii="Consolas" w:cs="Consolas" w:eastAsia="Consolas" w:hAnsi="Consolas"/>
-          <w:sz w:val="18"/>
-          <w:szCs w:val="18"/>
-        </w:rPr>
-        <w:t xml:space="preserve">     ▲                        │                                │</w:t>
-      </w:r>
-    </w:p>
-    <w:p>
-      <w:pPr>
-        <w:shd w:fill="F3F4F6" w:color="auto" w:val="clear"/>
-        <w:spacing w:after="0" w:before="0" w:line="260"/>
-        <w:ind w:left="120" w:right="120"/>
-      </w:pPr>
-      <w:r>
-        <w:rPr>
-          <w:rFonts w:ascii="Consolas" w:cs="Consolas" w:eastAsia="Consolas" w:hAnsi="Consolas"/>
-          <w:sz w:val="18"/>
-          <w:szCs w:val="18"/>
-        </w:rPr>
-        <w:t xml:space="preserve">     └──────[Hủy duyệt KQ]────┘◄──────[Hủy trả kết quả]────────┘</w:t>
-      </w:r>
-    </w:p>
-    <w:p>
-      <w:pPr>
-        <w:spacing w:after="80"/>
-      </w:pPr>
+        <w:t xml:space="preserve">Sửa → Lưu → Duyệt KQ lại.</w:t>
+      </w:r>
     </w:p>
     <w:p>
       <w:pPr>
@@ -3728,7 +2967,7 @@
                 <w:sz w:val="20"/>
                 <w:szCs w:val="20"/>
               </w:rPr>
-              <w:t xml:space="preserve">Người duyệt = tài khoản đang đăng nhập; thời gian duyệt = thời điểm bấm (giờ máy chủ). Nếu viện bật cho phép sửa giờ duyệt thì hiển thị màn hình chọn giờ như chức năng hiện có.</w:t>
+              <w:t xml:space="preserve">Người duyệt = tài khoản đang đăng nhập; thời gian duyệt = thời điểm bấm (giờ máy chủ). Lưu riêng cho từng dịch vụ.</w:t>
             </w:r>
           </w:p>
         </w:tc>
@@ -3790,7 +3029,7 @@
                 <w:sz w:val="20"/>
                 <w:szCs w:val="20"/>
               </w:rPr>
-              <w:t xml:space="preserve">Duyệt áp dụng cho toàn bộ dịch vụ của mẫu; mỗi mẫu có một người duyệt.</w:t>
+              <w:t xml:space="preserve">Chỉ duyệt dịch vụ đủ kết quả (trạng thái dịch vụ Đã có KQ / Đã trả KQ), đang thực hiện và chưa duyệt.</w:t>
             </w:r>
           </w:p>
         </w:tc>
@@ -3852,7 +3091,7 @@
                 <w:sz w:val="20"/>
                 <w:szCs w:val="20"/>
               </w:rPr>
-              <w:t xml:space="preserve">Chỉ duyệt được mẫu đã chấp nhận hoặc đã có kết quả.</w:t>
+              <w:t xml:space="preserve">Mẫu chưa được chấp nhận (Chưa lấy mẫu / Đã lấy mẫu / Từ chối) → không cho duyệt.</w:t>
             </w:r>
           </w:p>
         </w:tc>
@@ -3914,7 +3153,7 @@
                 <w:sz w:val="20"/>
                 <w:szCs w:val="20"/>
               </w:rPr>
-              <w:t xml:space="preserve">Kết quả vừa sửa chưa lưu thì không cho duyệt.</w:t>
+              <w:t xml:space="preserve">Kết quả của dịch vụ được duyệt vừa sửa chưa lưu → không cho duyệt.</w:t>
             </w:r>
           </w:p>
         </w:tc>
@@ -3976,7 +3215,7 @@
                 <w:sz w:val="20"/>
                 <w:szCs w:val="20"/>
               </w:rPr>
-              <w:t xml:space="preserve">Mẫu đã duyệt: khóa sửa ô kết quả, ghi chú, mô tả (như chức năng Duyệt KQ hiện có).</w:t>
+              <w:t xml:space="preserve">Dịch vụ đã duyệt: khóa sửa ô kết quả, ghi chú, mô tả; dịch vụ khác của mẫu vẫn sửa được.</w:t>
             </w:r>
           </w:p>
         </w:tc>
@@ -4038,7 +3277,7 @@
                 <w:sz w:val="20"/>
                 <w:szCs w:val="20"/>
               </w:rPr>
-              <w:t xml:space="preserve">Hủy duyệt: xóa trắng người duyệt, thời gian duyệt; lưu lịch sử tác động.</w:t>
+              <w:t xml:space="preserve">Hủy duyệt: xóa trắng người duyệt, thời gian duyệt của dịch vụ; lưu lịch sử tác động.</w:t>
             </w:r>
           </w:p>
         </w:tc>
@@ -4162,7 +3401,7 @@
                 <w:sz w:val="20"/>
                 <w:szCs w:val="20"/>
               </w:rPr>
-              <w:t xml:space="preserve">Không phân quyền riêng cho nút Duyệt KQ / Hủy duyệt KQ.</w:t>
+              <w:t xml:space="preserve">Không phân quyền riêng cho nút; nút luôn hiển thị.</w:t>
             </w:r>
           </w:p>
         </w:tc>
@@ -4225,6 +3464,68 @@
                 <w:szCs w:val="20"/>
               </w:rPr>
               <w:t xml:space="preserve">Phiếu in: gom theo (nhóm cha, người duyệt); trùng → 1 dòng; khác người → nhiều dòng.</w:t>
+            </w:r>
+          </w:p>
+        </w:tc>
+      </w:tr>
+      <w:tr>
+        <w:tc>
+          <w:tcPr>
+            <w:tcW w:type="dxa" w:w="1157"/>
+            <w:tcBorders>
+              <w:top w:val="single" w:color="BFBFBF" w:sz="4"/>
+              <w:left w:val="single" w:color="BFBFBF" w:sz="4"/>
+              <w:bottom w:val="single" w:color="BFBFBF" w:sz="4"/>
+              <w:right w:val="single" w:color="BFBFBF" w:sz="4"/>
+            </w:tcBorders>
+            <w:tcMar>
+              <w:top w:type="dxa" w:w="60"/>
+              <w:left w:type="dxa" w:w="100"/>
+              <w:bottom w:type="dxa" w:w="60"/>
+              <w:right w:type="dxa" w:w="100"/>
+            </w:tcMar>
+          </w:tcPr>
+          <w:p>
+            <w:pPr>
+              <w:spacing w:after="20"/>
+            </w:pPr>
+            <w:r>
+              <w:rPr>
+                <w:rFonts w:ascii="Arial" w:cs="Arial" w:eastAsia="Arial" w:hAnsi="Arial"/>
+                <w:sz w:val="20"/>
+                <w:szCs w:val="20"/>
+              </w:rPr>
+              <w:t xml:space="preserve">QT-10</w:t>
+            </w:r>
+          </w:p>
+        </w:tc>
+        <w:tc>
+          <w:tcPr>
+            <w:tcW w:type="dxa" w:w="8481"/>
+            <w:tcBorders>
+              <w:top w:val="single" w:color="BFBFBF" w:sz="4"/>
+              <w:left w:val="single" w:color="BFBFBF" w:sz="4"/>
+              <w:bottom w:val="single" w:color="BFBFBF" w:sz="4"/>
+              <w:right w:val="single" w:color="BFBFBF" w:sz="4"/>
+            </w:tcBorders>
+            <w:tcMar>
+              <w:top w:type="dxa" w:w="60"/>
+              <w:left w:type="dxa" w:w="100"/>
+              <w:bottom w:type="dxa" w:w="60"/>
+              <w:right w:type="dxa" w:w="100"/>
+            </w:tcMar>
+          </w:tcPr>
+          <w:p>
+            <w:pPr>
+              <w:spacing w:after="20"/>
+            </w:pPr>
+            <w:r>
+              <w:rPr>
+                <w:rFonts w:ascii="Arial" w:cs="Arial" w:eastAsia="Arial" w:hAnsi="Arial"/>
+                <w:sz w:val="20"/>
+                <w:szCs w:val="20"/>
+              </w:rPr>
+              <w:t xml:space="preserve">Duyệt theo dịch vụ không đổi trạng thái mẫu. Trường hợp viện bắt buộc "duyệt trước khi trả kết quả" (MUST_APPROVE_RESULT_BEFORE_RETURN = 1) vẫn dùng chức năng Duyệt KQ cấp mẫu như hiện tại.</w:t>
             </w:r>
           </w:p>
         </w:tc>
@@ -4390,7 +3691,7 @@
                 <w:sz w:val="20"/>
                 <w:szCs w:val="20"/>
               </w:rPr>
-              <w:t xml:space="preserve">Có kết quả sửa chưa lưu khi bấm Duyệt KQ</w:t>
+              <w:t xml:space="preserve">Kết quả sửa chưa lưu khi bấm Duyệt KQ</w:t>
             </w:r>
           </w:p>
         </w:tc>
@@ -4482,7 +3783,7 @@
                 <w:sz w:val="20"/>
                 <w:szCs w:val="20"/>
               </w:rPr>
-              <w:t xml:space="preserve">Chỉ tích một phần dịch vụ khi bấm Duyệt KQ</w:t>
+              <w:t xml:space="preserve">Bấm Hủy duyệt KQ</w:t>
             </w:r>
           </w:p>
         </w:tc>
@@ -4512,7 +3813,7 @@
                 <w:sz w:val="20"/>
                 <w:szCs w:val="20"/>
               </w:rPr>
-              <w:t xml:space="preserve">Duyệt kết quả áp dụng cho toàn bộ dịch vụ của mẫu {barcode}. Bạn có muốn tiếp tục?</w:t>
+              <w:t xml:space="preserve">Bạn có muốn hủy duyệt kết quả dịch vụ: {tên dịch vụ}?</w:t>
             </w:r>
           </w:p>
         </w:tc>
@@ -4574,7 +3875,7 @@
                 <w:sz w:val="20"/>
                 <w:szCs w:val="20"/>
               </w:rPr>
-              <w:t xml:space="preserve">Bấm Hủy duyệt KQ</w:t>
+              <w:t xml:space="preserve">Máy chủ: mẫu chưa chấp nhận</w:t>
             </w:r>
           </w:p>
         </w:tc>
@@ -4604,7 +3905,7 @@
                 <w:sz w:val="20"/>
                 <w:szCs w:val="20"/>
               </w:rPr>
-              <w:t xml:space="preserve">Bạn có muốn hủy duyệt kết quả mẫu {barcode}?</w:t>
+              <w:t xml:space="preserve">Mẫu chưa được chấp nhận, không được duyệt kết quả dịch vụ</w:t>
             </w:r>
           </w:p>
         </w:tc>
@@ -4634,7 +3935,7 @@
                 <w:sz w:val="20"/>
                 <w:szCs w:val="20"/>
               </w:rPr>
-              <w:t xml:space="preserve">Xác nhận Có/Không</w:t>
+              <w:t xml:space="preserve">Lỗi</w:t>
             </w:r>
           </w:p>
         </w:tc>
@@ -4666,7 +3967,7 @@
                 <w:sz w:val="20"/>
                 <w:szCs w:val="20"/>
               </w:rPr>
-              <w:t xml:space="preserve">Mẫu chưa chấp nhận (khi viện bắt buộc chấp nhận mẫu)</w:t>
+              <w:t xml:space="preserve">Máy chủ: dịch vụ chưa đủ kết quả</w:t>
             </w:r>
           </w:p>
         </w:tc>
@@ -4696,7 +3997,7 @@
                 <w:sz w:val="20"/>
                 <w:szCs w:val="20"/>
               </w:rPr>
-              <w:t xml:space="preserve">Y lệnh chưa chấp nhận mẫu. Không được phép duyệt kết quả.</w:t>
+              <w:t xml:space="preserve">Dịch vụ chưa có đủ kết quả, không được duyệt: {tên dịch vụ}</w:t>
             </w:r>
           </w:p>
         </w:tc>
@@ -4726,7 +4027,7 @@
                 <w:sz w:val="20"/>
                 <w:szCs w:val="20"/>
               </w:rPr>
-              <w:t xml:space="preserve">Chặn (có sẵn)</w:t>
+              <w:t xml:space="preserve">Lỗi</w:t>
             </w:r>
           </w:p>
         </w:tc>
@@ -4758,7 +4059,7 @@
                 <w:sz w:val="20"/>
                 <w:szCs w:val="20"/>
               </w:rPr>
-              <w:t xml:space="preserve">Còn chỉ số chưa có kết quả</w:t>
+              <w:t xml:space="preserve">Máy chủ: dịch vụ đã được duyệt (người khác vừa duyệt)</w:t>
             </w:r>
           </w:p>
         </w:tc>
@@ -4788,7 +4089,7 @@
                 <w:sz w:val="20"/>
                 <w:szCs w:val="20"/>
               </w:rPr>
-              <w:t xml:space="preserve">Theo cấu hình hiện có của viện: hỏi xác nhận / chặn / cho qua</w:t>
+              <w:t xml:space="preserve">Dịch vụ đã được duyệt kết quả: {tên dịch vụ}</w:t>
             </w:r>
           </w:p>
         </w:tc>
@@ -4818,7 +4119,7 @@
                 <w:sz w:val="20"/>
                 <w:szCs w:val="20"/>
               </w:rPr>
-              <w:t xml:space="preserve">Có sẵn</w:t>
+              <w:t xml:space="preserve">Lỗi</w:t>
             </w:r>
           </w:p>
         </w:tc>
@@ -4850,7 +4151,7 @@
                 <w:sz w:val="20"/>
                 <w:szCs w:val="20"/>
               </w:rPr>
-              <w:t xml:space="preserve">Rê chuột vào nút đang mờ</w:t>
+              <w:t xml:space="preserve">Máy chủ: hủy duyệt dịch vụ chưa duyệt</w:t>
             </w:r>
           </w:p>
         </w:tc>
@@ -4880,7 +4181,7 @@
                 <w:sz w:val="20"/>
                 <w:szCs w:val="20"/>
               </w:rPr>
-              <w:t xml:space="preserve">Mẫu đã trả kết quả, cần hủy trả kết quả trước khi hủy duyệt / Mẫu chưa có kết quả hoặc không ở trạng thái được duyệt</w:t>
+              <w:t xml:space="preserve">Dịch vụ chưa được duyệt kết quả: {tên dịch vụ}</w:t>
             </w:r>
           </w:p>
         </w:tc>
@@ -4910,7 +4211,99 @@
                 <w:sz w:val="20"/>
                 <w:szCs w:val="20"/>
               </w:rPr>
-              <w:t xml:space="preserve">Gợi ý</w:t>
+              <w:t xml:space="preserve">Lỗi</w:t>
+            </w:r>
+          </w:p>
+        </w:tc>
+      </w:tr>
+      <w:tr>
+        <w:tc>
+          <w:tcPr>
+            <w:tcW w:type="dxa" w:w="3084"/>
+            <w:tcBorders>
+              <w:top w:val="single" w:color="BFBFBF" w:sz="4"/>
+              <w:left w:val="single" w:color="BFBFBF" w:sz="4"/>
+              <w:bottom w:val="single" w:color="BFBFBF" w:sz="4"/>
+              <w:right w:val="single" w:color="BFBFBF" w:sz="4"/>
+            </w:tcBorders>
+            <w:tcMar>
+              <w:top w:type="dxa" w:w="60"/>
+              <w:left w:type="dxa" w:w="100"/>
+              <w:bottom w:type="dxa" w:w="60"/>
+              <w:right w:type="dxa" w:w="100"/>
+            </w:tcMar>
+          </w:tcPr>
+          <w:p>
+            <w:pPr>
+              <w:spacing w:after="20"/>
+            </w:pPr>
+            <w:r>
+              <w:rPr>
+                <w:rFonts w:ascii="Arial" w:cs="Arial" w:eastAsia="Arial" w:hAnsi="Arial"/>
+                <w:sz w:val="20"/>
+                <w:szCs w:val="20"/>
+              </w:rPr>
+              <w:t xml:space="preserve">Máy chủ: hủy duyệt khi mẫu đã trả kết quả</w:t>
+            </w:r>
+          </w:p>
+        </w:tc>
+        <w:tc>
+          <w:tcPr>
+            <w:tcW w:type="dxa" w:w="4819"/>
+            <w:tcBorders>
+              <w:top w:val="single" w:color="BFBFBF" w:sz="4"/>
+              <w:left w:val="single" w:color="BFBFBF" w:sz="4"/>
+              <w:bottom w:val="single" w:color="BFBFBF" w:sz="4"/>
+              <w:right w:val="single" w:color="BFBFBF" w:sz="4"/>
+            </w:tcBorders>
+            <w:tcMar>
+              <w:top w:type="dxa" w:w="60"/>
+              <w:left w:type="dxa" w:w="100"/>
+              <w:bottom w:type="dxa" w:w="60"/>
+              <w:right w:type="dxa" w:w="100"/>
+            </w:tcMar>
+          </w:tcPr>
+          <w:p>
+            <w:pPr>
+              <w:spacing w:after="20"/>
+            </w:pPr>
+            <w:r>
+              <w:rPr>
+                <w:rFonts w:ascii="Arial" w:cs="Arial" w:eastAsia="Arial" w:hAnsi="Arial"/>
+                <w:sz w:val="20"/>
+                <w:szCs w:val="20"/>
+              </w:rPr>
+              <w:t xml:space="preserve">Mẫu đã trả kết quả, cần hủy trả kết quả trước khi hủy duyệt</w:t>
+            </w:r>
+          </w:p>
+        </w:tc>
+        <w:tc>
+          <w:tcPr>
+            <w:tcW w:type="dxa" w:w="1735"/>
+            <w:tcBorders>
+              <w:top w:val="single" w:color="BFBFBF" w:sz="4"/>
+              <w:left w:val="single" w:color="BFBFBF" w:sz="4"/>
+              <w:bottom w:val="single" w:color="BFBFBF" w:sz="4"/>
+              <w:right w:val="single" w:color="BFBFBF" w:sz="4"/>
+            </w:tcBorders>
+            <w:tcMar>
+              <w:top w:type="dxa" w:w="60"/>
+              <w:left w:type="dxa" w:w="100"/>
+              <w:bottom w:type="dxa" w:w="60"/>
+              <w:right w:type="dxa" w:w="100"/>
+            </w:tcMar>
+          </w:tcPr>
+          <w:p>
+            <w:pPr>
+              <w:spacing w:after="20"/>
+            </w:pPr>
+            <w:r>
+              <w:rPr>
+                <w:rFonts w:ascii="Arial" w:cs="Arial" w:eastAsia="Arial" w:hAnsi="Arial"/>
+                <w:sz w:val="20"/>
+                <w:szCs w:val="20"/>
+              </w:rPr>
+              <w:t xml:space="preserve">Lỗi</w:t>
             </w:r>
           </w:p>
         </w:tc>
@@ -4925,7 +4318,7 @@
         <w:rPr>
           <w:rFonts w:ascii="Arial" w:cs="Arial" w:eastAsia="Arial" w:hAnsi="Arial"/>
         </w:rPr>
-        <w:t xml:space="preserve">8. Cấu hình cần thiết</w:t>
+        <w:t xml:space="preserve">8. Điều kiện triển khai</w:t>
       </w:r>
     </w:p>
     <w:tbl>
@@ -4941,9 +4334,8 @@
         </w:tblBorders>
       </w:tblPr>
       <w:tblGrid>
-        <w:gridCol w:w="4048"/>
-        <w:gridCol w:w="1349"/>
-        <w:gridCol w:w="4241"/>
+        <w:gridCol w:w="2410"/>
+        <w:gridCol w:w="7228"/>
       </w:tblGrid>
       <w:tr>
         <w:trPr>
@@ -4951,7 +4343,7 @@
         </w:trPr>
         <w:tc>
           <w:tcPr>
-            <w:tcW w:type="dxa" w:w="4048"/>
+            <w:tcW w:type="dxa" w:w="2410"/>
             <w:tcBorders>
               <w:top w:val="single" w:color="BFBFBF" w:sz="4"/>
               <w:left w:val="single" w:color="BFBFBF" w:sz="4"/>
@@ -4978,13 +4370,13 @@
                 <w:sz w:val="20"/>
                 <w:szCs w:val="20"/>
               </w:rPr>
-              <w:t xml:space="preserve">Cấu hình</w:t>
-            </w:r>
-          </w:p>
-        </w:tc>
-        <w:tc>
-          <w:tcPr>
-            <w:tcW w:type="dxa" w:w="1349"/>
+              <w:t xml:space="preserve">Hạng mục</w:t>
+            </w:r>
+          </w:p>
+        </w:tc>
+        <w:tc>
+          <w:tcPr>
+            <w:tcW w:type="dxa" w:w="7228"/>
             <w:tcBorders>
               <w:top w:val="single" w:color="BFBFBF" w:sz="4"/>
               <w:left w:val="single" w:color="BFBFBF" w:sz="4"/>
@@ -5011,40 +4403,7 @@
                 <w:sz w:val="20"/>
                 <w:szCs w:val="20"/>
               </w:rPr>
-              <w:t xml:space="preserve">Giá trị</w:t>
-            </w:r>
-          </w:p>
-        </w:tc>
-        <w:tc>
-          <w:tcPr>
-            <w:tcW w:type="dxa" w:w="4241"/>
-            <w:tcBorders>
-              <w:top w:val="single" w:color="BFBFBF" w:sz="4"/>
-              <w:left w:val="single" w:color="BFBFBF" w:sz="4"/>
-              <w:bottom w:val="single" w:color="BFBFBF" w:sz="4"/>
-              <w:right w:val="single" w:color="BFBFBF" w:sz="4"/>
-            </w:tcBorders>
-            <w:shd w:fill="DCE6F1" w:color="auto" w:val="clear"/>
-            <w:tcMar>
-              <w:top w:type="dxa" w:w="60"/>
-              <w:left w:type="dxa" w:w="100"/>
-              <w:bottom w:type="dxa" w:w="60"/>
-              <w:right w:type="dxa" w:w="100"/>
-            </w:tcMar>
-          </w:tcPr>
-          <w:p>
-            <w:pPr>
-              <w:spacing w:after="20"/>
-            </w:pPr>
-            <w:r>
-              <w:rPr>
-                <w:rFonts w:ascii="Arial" w:cs="Arial" w:eastAsia="Arial" w:hAnsi="Arial"/>
-                <w:b/>
-                <w:bCs/>
-                <w:sz w:val="20"/>
-                <w:szCs w:val="20"/>
-              </w:rPr>
-              <w:t xml:space="preserve">Ý nghĩa</w:t>
+              <w:t xml:space="preserve">Nội dung</w:t>
             </w:r>
           </w:p>
         </w:tc>
@@ -5052,91 +4411,61 @@
       <w:tr>
         <w:tc>
           <w:tcPr>
-            <w:tcW w:type="dxa" w:w="4048"/>
-            <w:tcBorders>
-              <w:top w:val="single" w:color="BFBFBF" w:sz="4"/>
-              <w:left w:val="single" w:color="BFBFBF" w:sz="4"/>
-              <w:bottom w:val="single" w:color="BFBFBF" w:sz="4"/>
-              <w:right w:val="single" w:color="BFBFBF" w:sz="4"/>
-            </w:tcBorders>
-            <w:tcMar>
-              <w:top w:type="dxa" w:w="60"/>
-              <w:left w:type="dxa" w:w="100"/>
-              <w:bottom w:type="dxa" w:w="60"/>
-              <w:right w:type="dxa" w:w="100"/>
-            </w:tcMar>
-          </w:tcPr>
-          <w:p>
-            <w:pPr>
-              <w:spacing w:after="20"/>
-            </w:pPr>
-            <w:r>
-              <w:rPr>
-                <w:rFonts w:ascii="Arial" w:cs="Arial" w:eastAsia="Arial" w:hAnsi="Arial"/>
-                <w:sz w:val="20"/>
-                <w:szCs w:val="20"/>
-              </w:rPr>
-              <w:t xml:space="preserve">LIS.LIS_SAMPLE.MUST_APPROVE_RESULT_BEFORE_RETURN</w:t>
-            </w:r>
-          </w:p>
-        </w:tc>
-        <w:tc>
-          <w:tcPr>
-            <w:tcW w:type="dxa" w:w="1349"/>
-            <w:tcBorders>
-              <w:top w:val="single" w:color="BFBFBF" w:sz="4"/>
-              <w:left w:val="single" w:color="BFBFBF" w:sz="4"/>
-              <w:bottom w:val="single" w:color="BFBFBF" w:sz="4"/>
-              <w:right w:val="single" w:color="BFBFBF" w:sz="4"/>
-            </w:tcBorders>
-            <w:tcMar>
-              <w:top w:type="dxa" w:w="60"/>
-              <w:left w:type="dxa" w:w="100"/>
-              <w:bottom w:type="dxa" w:w="60"/>
-              <w:right w:type="dxa" w:w="100"/>
-            </w:tcMar>
-          </w:tcPr>
-          <w:p>
-            <w:pPr>
-              <w:spacing w:after="20"/>
-            </w:pPr>
-            <w:r>
-              <w:rPr>
-                <w:rFonts w:ascii="Arial" w:cs="Arial" w:eastAsia="Arial" w:hAnsi="Arial"/>
-                <w:sz w:val="20"/>
-                <w:szCs w:val="20"/>
-              </w:rPr>
-              <w:t xml:space="preserve">1 (tùy chọn)</w:t>
-            </w:r>
-          </w:p>
-        </w:tc>
-        <w:tc>
-          <w:tcPr>
-            <w:tcW w:type="dxa" w:w="4241"/>
-            <w:tcBorders>
-              <w:top w:val="single" w:color="BFBFBF" w:sz="4"/>
-              <w:left w:val="single" w:color="BFBFBF" w:sz="4"/>
-              <w:bottom w:val="single" w:color="BFBFBF" w:sz="4"/>
-              <w:right w:val="single" w:color="BFBFBF" w:sz="4"/>
-            </w:tcBorders>
-            <w:tcMar>
-              <w:top w:type="dxa" w:w="60"/>
-              <w:left w:type="dxa" w:w="100"/>
-              <w:bottom w:type="dxa" w:w="60"/>
-              <w:right w:type="dxa" w:w="100"/>
-            </w:tcMar>
-          </w:tcPr>
-          <w:p>
-            <w:pPr>
-              <w:spacing w:after="20"/>
-            </w:pPr>
-            <w:r>
-              <w:rPr>
-                <w:rFonts w:ascii="Arial" w:cs="Arial" w:eastAsia="Arial" w:hAnsi="Arial"/>
-                <w:sz w:val="20"/>
-                <w:szCs w:val="20"/>
-              </w:rPr>
-              <w:t xml:space="preserve">Bắt buộc duyệt kết quả trước khi trả kết quả. Không ảnh hưởng việc hiển thị nút</w:t>
+            <w:tcW w:type="dxa" w:w="2410"/>
+            <w:tcBorders>
+              <w:top w:val="single" w:color="BFBFBF" w:sz="4"/>
+              <w:left w:val="single" w:color="BFBFBF" w:sz="4"/>
+              <w:bottom w:val="single" w:color="BFBFBF" w:sz="4"/>
+              <w:right w:val="single" w:color="BFBFBF" w:sz="4"/>
+            </w:tcBorders>
+            <w:tcMar>
+              <w:top w:type="dxa" w:w="60"/>
+              <w:left w:type="dxa" w:w="100"/>
+              <w:bottom w:type="dxa" w:w="60"/>
+              <w:right w:type="dxa" w:w="100"/>
+            </w:tcMar>
+          </w:tcPr>
+          <w:p>
+            <w:pPr>
+              <w:spacing w:after="20"/>
+            </w:pPr>
+            <w:r>
+              <w:rPr>
+                <w:rFonts w:ascii="Arial" w:cs="Arial" w:eastAsia="Arial" w:hAnsi="Arial"/>
+                <w:sz w:val="20"/>
+                <w:szCs w:val="20"/>
+              </w:rPr>
+              <w:t xml:space="preserve">Cơ sở dữ liệu LIS</w:t>
+            </w:r>
+          </w:p>
+        </w:tc>
+        <w:tc>
+          <w:tcPr>
+            <w:tcW w:type="dxa" w:w="7228"/>
+            <w:tcBorders>
+              <w:top w:val="single" w:color="BFBFBF" w:sz="4"/>
+              <w:left w:val="single" w:color="BFBFBF" w:sz="4"/>
+              <w:bottom w:val="single" w:color="BFBFBF" w:sz="4"/>
+              <w:right w:val="single" w:color="BFBFBF" w:sz="4"/>
+            </w:tcBorders>
+            <w:tcMar>
+              <w:top w:type="dxa" w:w="60"/>
+              <w:left w:type="dxa" w:w="100"/>
+              <w:bottom w:type="dxa" w:w="60"/>
+              <w:right w:type="dxa" w:w="100"/>
+            </w:tcMar>
+          </w:tcPr>
+          <w:p>
+            <w:pPr>
+              <w:spacing w:after="20"/>
+            </w:pPr>
+            <w:r>
+              <w:rPr>
+                <w:rFonts w:ascii="Arial" w:cs="Arial" w:eastAsia="Arial" w:hAnsi="Arial"/>
+                <w:sz w:val="20"/>
+                <w:szCs w:val="20"/>
+              </w:rPr>
+              <w:t xml:space="preserve">Chạy script SQL_ConnectionTest_DuyetKetQuaTheoDichVu.sql (thêm 3 cột vào bảng LIS_SAMPLE_SERVICE). Phải chạy TRƯỚC khi cập nhật máy chủ LIS.</w:t>
             </w:r>
           </w:p>
         </w:tc>
@@ -5144,91 +4473,61 @@
       <w:tr>
         <w:tc>
           <w:tcPr>
-            <w:tcW w:type="dxa" w:w="4048"/>
-            <w:tcBorders>
-              <w:top w:val="single" w:color="BFBFBF" w:sz="4"/>
-              <w:left w:val="single" w:color="BFBFBF" w:sz="4"/>
-              <w:bottom w:val="single" w:color="BFBFBF" w:sz="4"/>
-              <w:right w:val="single" w:color="BFBFBF" w:sz="4"/>
-            </w:tcBorders>
-            <w:tcMar>
-              <w:top w:type="dxa" w:w="60"/>
-              <w:left w:type="dxa" w:w="100"/>
-              <w:bottom w:type="dxa" w:w="60"/>
-              <w:right w:type="dxa" w:w="100"/>
-            </w:tcMar>
-          </w:tcPr>
-          <w:p>
-            <w:pPr>
-              <w:spacing w:after="20"/>
-            </w:pPr>
-            <w:r>
-              <w:rPr>
-                <w:rFonts w:ascii="Arial" w:cs="Arial" w:eastAsia="Arial" w:hAnsi="Arial"/>
-                <w:sz w:val="20"/>
-                <w:szCs w:val="20"/>
-              </w:rPr>
-              <w:t xml:space="preserve">HIS.Desktop.ApplyRestoreLayout.ModuleLinks</w:t>
-            </w:r>
-          </w:p>
-        </w:tc>
-        <w:tc>
-          <w:tcPr>
-            <w:tcW w:type="dxa" w:w="1349"/>
-            <w:tcBorders>
-              <w:top w:val="single" w:color="BFBFBF" w:sz="4"/>
-              <w:left w:val="single" w:color="BFBFBF" w:sz="4"/>
-              <w:bottom w:val="single" w:color="BFBFBF" w:sz="4"/>
-              <w:right w:val="single" w:color="BFBFBF" w:sz="4"/>
-            </w:tcBorders>
-            <w:tcMar>
-              <w:top w:type="dxa" w:w="60"/>
-              <w:left w:type="dxa" w:w="100"/>
-              <w:bottom w:type="dxa" w:w="60"/>
-              <w:right w:type="dxa" w:w="100"/>
-            </w:tcMar>
-          </w:tcPr>
-          <w:p>
-            <w:pPr>
-              <w:spacing w:after="20"/>
-            </w:pPr>
-            <w:r>
-              <w:rPr>
-                <w:rFonts w:ascii="Arial" w:cs="Arial" w:eastAsia="Arial" w:hAnsi="Arial"/>
-                <w:sz w:val="20"/>
-                <w:szCs w:val="20"/>
-              </w:rPr>
-              <w:t xml:space="preserve">Có HIS.Desktop.Plugins.ConnectionTest</w:t>
-            </w:r>
-          </w:p>
-        </w:tc>
-        <w:tc>
-          <w:tcPr>
-            <w:tcW w:type="dxa" w:w="4241"/>
-            <w:tcBorders>
-              <w:top w:val="single" w:color="BFBFBF" w:sz="4"/>
-              <w:left w:val="single" w:color="BFBFBF" w:sz="4"/>
-              <w:bottom w:val="single" w:color="BFBFBF" w:sz="4"/>
-              <w:right w:val="single" w:color="BFBFBF" w:sz="4"/>
-            </w:tcBorders>
-            <w:tcMar>
-              <w:top w:type="dxa" w:w="60"/>
-              <w:left w:type="dxa" w:w="100"/>
-              <w:bottom w:type="dxa" w:w="60"/>
-              <w:right w:type="dxa" w:w="100"/>
-            </w:tcMar>
-          </w:tcPr>
-          <w:p>
-            <w:pPr>
-              <w:spacing w:after="20"/>
-            </w:pPr>
-            <w:r>
-              <w:rPr>
-                <w:rFonts w:ascii="Arial" w:cs="Arial" w:eastAsia="Arial" w:hAnsi="Arial"/>
-                <w:sz w:val="20"/>
-                <w:szCs w:val="20"/>
-              </w:rPr>
-              <w:t xml:space="preserve">Ghi nhớ việc bật/ẩn 2 cột người duyệt trên bảng chỉ số</w:t>
+            <w:tcW w:type="dxa" w:w="2410"/>
+            <w:tcBorders>
+              <w:top w:val="single" w:color="BFBFBF" w:sz="4"/>
+              <w:left w:val="single" w:color="BFBFBF" w:sz="4"/>
+              <w:bottom w:val="single" w:color="BFBFBF" w:sz="4"/>
+              <w:right w:val="single" w:color="BFBFBF" w:sz="4"/>
+            </w:tcBorders>
+            <w:tcMar>
+              <w:top w:type="dxa" w:w="60"/>
+              <w:left w:type="dxa" w:w="100"/>
+              <w:bottom w:type="dxa" w:w="60"/>
+              <w:right w:type="dxa" w:w="100"/>
+            </w:tcMar>
+          </w:tcPr>
+          <w:p>
+            <w:pPr>
+              <w:spacing w:after="20"/>
+            </w:pPr>
+            <w:r>
+              <w:rPr>
+                <w:rFonts w:ascii="Arial" w:cs="Arial" w:eastAsia="Arial" w:hAnsi="Arial"/>
+                <w:sz w:val="20"/>
+                <w:szCs w:val="20"/>
+              </w:rPr>
+              <w:t xml:space="preserve">Máy chủ LIS</w:t>
+            </w:r>
+          </w:p>
+        </w:tc>
+        <w:tc>
+          <w:tcPr>
+            <w:tcW w:type="dxa" w:w="7228"/>
+            <w:tcBorders>
+              <w:top w:val="single" w:color="BFBFBF" w:sz="4"/>
+              <w:left w:val="single" w:color="BFBFBF" w:sz="4"/>
+              <w:bottom w:val="single" w:color="BFBFBF" w:sz="4"/>
+              <w:right w:val="single" w:color="BFBFBF" w:sz="4"/>
+            </w:tcBorders>
+            <w:tcMar>
+              <w:top w:type="dxa" w:w="60"/>
+              <w:left w:type="dxa" w:w="100"/>
+              <w:bottom w:type="dxa" w:w="60"/>
+              <w:right w:type="dxa" w:w="100"/>
+            </w:tcMar>
+          </w:tcPr>
+          <w:p>
+            <w:pPr>
+              <w:spacing w:after="20"/>
+            </w:pPr>
+            <w:r>
+              <w:rPr>
+                <w:rFonts w:ascii="Arial" w:cs="Arial" w:eastAsia="Arial" w:hAnsi="Arial"/>
+                <w:sz w:val="20"/>
+                <w:szCs w:val="20"/>
+              </w:rPr>
+              <w:t xml:space="preserve">Cập nhật bản backend LIS có 2 chức năng duyệt / hủy duyệt theo dịch vụ.</w:t>
             </w:r>
           </w:p>
         </w:tc>
@@ -5236,91 +4535,61 @@
       <w:tr>
         <w:tc>
           <w:tcPr>
-            <w:tcW w:type="dxa" w:w="4048"/>
-            <w:tcBorders>
-              <w:top w:val="single" w:color="BFBFBF" w:sz="4"/>
-              <w:left w:val="single" w:color="BFBFBF" w:sz="4"/>
-              <w:bottom w:val="single" w:color="BFBFBF" w:sz="4"/>
-              <w:right w:val="single" w:color="BFBFBF" w:sz="4"/>
-            </w:tcBorders>
-            <w:tcMar>
-              <w:top w:type="dxa" w:w="60"/>
-              <w:left w:type="dxa" w:w="100"/>
-              <w:bottom w:type="dxa" w:w="60"/>
-              <w:right w:type="dxa" w:w="100"/>
-            </w:tcMar>
-          </w:tcPr>
-          <w:p>
-            <w:pPr>
-              <w:spacing w:after="20"/>
-            </w:pPr>
-            <w:r>
-              <w:rPr>
-                <w:rFonts w:ascii="Arial" w:cs="Arial" w:eastAsia="Arial" w:hAnsi="Arial"/>
-                <w:sz w:val="20"/>
-                <w:szCs w:val="20"/>
-              </w:rPr>
-              <w:t xml:space="preserve">LIS.LIS_SAMPLE.ALLOW_TO_EDIT_APPROVE_RESULT_TIME</w:t>
-            </w:r>
-          </w:p>
-        </w:tc>
-        <w:tc>
-          <w:tcPr>
-            <w:tcW w:type="dxa" w:w="1349"/>
-            <w:tcBorders>
-              <w:top w:val="single" w:color="BFBFBF" w:sz="4"/>
-              <w:left w:val="single" w:color="BFBFBF" w:sz="4"/>
-              <w:bottom w:val="single" w:color="BFBFBF" w:sz="4"/>
-              <w:right w:val="single" w:color="BFBFBF" w:sz="4"/>
-            </w:tcBorders>
-            <w:tcMar>
-              <w:top w:type="dxa" w:w="60"/>
-              <w:left w:type="dxa" w:w="100"/>
-              <w:bottom w:type="dxa" w:w="60"/>
-              <w:right w:type="dxa" w:w="100"/>
-            </w:tcMar>
-          </w:tcPr>
-          <w:p>
-            <w:pPr>
-              <w:spacing w:after="20"/>
-            </w:pPr>
-            <w:r>
-              <w:rPr>
-                <w:rFonts w:ascii="Arial" w:cs="Arial" w:eastAsia="Arial" w:hAnsi="Arial"/>
-                <w:sz w:val="20"/>
-                <w:szCs w:val="20"/>
-              </w:rPr>
-              <w:t xml:space="preserve">0</w:t>
-            </w:r>
-          </w:p>
-        </w:tc>
-        <w:tc>
-          <w:tcPr>
-            <w:tcW w:type="dxa" w:w="4241"/>
-            <w:tcBorders>
-              <w:top w:val="single" w:color="BFBFBF" w:sz="4"/>
-              <w:left w:val="single" w:color="BFBFBF" w:sz="4"/>
-              <w:bottom w:val="single" w:color="BFBFBF" w:sz="4"/>
-              <w:right w:val="single" w:color="BFBFBF" w:sz="4"/>
-            </w:tcBorders>
-            <w:tcMar>
-              <w:top w:type="dxa" w:w="60"/>
-              <w:left w:type="dxa" w:w="100"/>
-              <w:bottom w:type="dxa" w:w="60"/>
-              <w:right w:type="dxa" w:w="100"/>
-            </w:tcMar>
-          </w:tcPr>
-          <w:p>
-            <w:pPr>
-              <w:spacing w:after="20"/>
-            </w:pPr>
-            <w:r>
-              <w:rPr>
-                <w:rFonts w:ascii="Arial" w:cs="Arial" w:eastAsia="Arial" w:hAnsi="Arial"/>
-                <w:sz w:val="20"/>
-                <w:szCs w:val="20"/>
-              </w:rPr>
-              <w:t xml:space="preserve">Thời gian duyệt luôn = thời điểm bấm</w:t>
+            <w:tcW w:type="dxa" w:w="2410"/>
+            <w:tcBorders>
+              <w:top w:val="single" w:color="BFBFBF" w:sz="4"/>
+              <w:left w:val="single" w:color="BFBFBF" w:sz="4"/>
+              <w:bottom w:val="single" w:color="BFBFBF" w:sz="4"/>
+              <w:right w:val="single" w:color="BFBFBF" w:sz="4"/>
+            </w:tcBorders>
+            <w:tcMar>
+              <w:top w:type="dxa" w:w="60"/>
+              <w:left w:type="dxa" w:w="100"/>
+              <w:bottom w:type="dxa" w:w="60"/>
+              <w:right w:type="dxa" w:w="100"/>
+            </w:tcMar>
+          </w:tcPr>
+          <w:p>
+            <w:pPr>
+              <w:spacing w:after="20"/>
+            </w:pPr>
+            <w:r>
+              <w:rPr>
+                <w:rFonts w:ascii="Arial" w:cs="Arial" w:eastAsia="Arial" w:hAnsi="Arial"/>
+                <w:sz w:val="20"/>
+                <w:szCs w:val="20"/>
+              </w:rPr>
+              <w:t xml:space="preserve">Máy trạm</w:t>
+            </w:r>
+          </w:p>
+        </w:tc>
+        <w:tc>
+          <w:tcPr>
+            <w:tcW w:type="dxa" w:w="7228"/>
+            <w:tcBorders>
+              <w:top w:val="single" w:color="BFBFBF" w:sz="4"/>
+              <w:left w:val="single" w:color="BFBFBF" w:sz="4"/>
+              <w:bottom w:val="single" w:color="BFBFBF" w:sz="4"/>
+              <w:right w:val="single" w:color="BFBFBF" w:sz="4"/>
+            </w:tcBorders>
+            <w:tcMar>
+              <w:top w:type="dxa" w:w="60"/>
+              <w:left w:type="dxa" w:w="100"/>
+              <w:bottom w:type="dxa" w:w="60"/>
+              <w:right w:type="dxa" w:w="100"/>
+            </w:tcMar>
+          </w:tcPr>
+          <w:p>
+            <w:pPr>
+              <w:spacing w:after="20"/>
+            </w:pPr>
+            <w:r>
+              <w:rPr>
+                <w:rFonts w:ascii="Arial" w:cs="Arial" w:eastAsia="Arial" w:hAnsi="Arial"/>
+                <w:sz w:val="20"/>
+                <w:szCs w:val="20"/>
+              </w:rPr>
+              <w:t xml:space="preserve">Cập nhật plugin Kết nối xét nghiệm + Mps000096 + Mps000517.</w:t>
             </w:r>
           </w:p>
         </w:tc>
@@ -5328,91 +4597,123 @@
       <w:tr>
         <w:tc>
           <w:tcPr>
-            <w:tcW w:type="dxa" w:w="4048"/>
-            <w:tcBorders>
-              <w:top w:val="single" w:color="BFBFBF" w:sz="4"/>
-              <w:left w:val="single" w:color="BFBFBF" w:sz="4"/>
-              <w:bottom w:val="single" w:color="BFBFBF" w:sz="4"/>
-              <w:right w:val="single" w:color="BFBFBF" w:sz="4"/>
-            </w:tcBorders>
-            <w:tcMar>
-              <w:top w:type="dxa" w:w="60"/>
-              <w:left w:type="dxa" w:w="100"/>
-              <w:bottom w:type="dxa" w:w="60"/>
-              <w:right w:type="dxa" w:w="100"/>
-            </w:tcMar>
-          </w:tcPr>
-          <w:p>
-            <w:pPr>
-              <w:spacing w:after="20"/>
-            </w:pPr>
-            <w:r>
-              <w:rPr>
-                <w:rFonts w:ascii="Arial" w:cs="Arial" w:eastAsia="Arial" w:hAnsi="Arial"/>
-                <w:sz w:val="20"/>
-                <w:szCs w:val="20"/>
-              </w:rPr>
-              <w:t xml:space="preserve">Mẫu phiếu Mps000096 / Mps000517</w:t>
-            </w:r>
-          </w:p>
-        </w:tc>
-        <w:tc>
-          <w:tcPr>
-            <w:tcW w:type="dxa" w:w="1349"/>
-            <w:tcBorders>
-              <w:top w:val="single" w:color="BFBFBF" w:sz="4"/>
-              <w:left w:val="single" w:color="BFBFBF" w:sz="4"/>
-              <w:bottom w:val="single" w:color="BFBFBF" w:sz="4"/>
-              <w:right w:val="single" w:color="BFBFBF" w:sz="4"/>
-            </w:tcBorders>
-            <w:tcMar>
-              <w:top w:type="dxa" w:w="60"/>
-              <w:left w:type="dxa" w:w="100"/>
-              <w:bottom w:type="dxa" w:w="60"/>
-              <w:right w:type="dxa" w:w="100"/>
-            </w:tcMar>
-          </w:tcPr>
-          <w:p>
-            <w:pPr>
-              <w:spacing w:after="20"/>
-            </w:pPr>
-            <w:r>
-              <w:rPr>
-                <w:rFonts w:ascii="Arial" w:cs="Arial" w:eastAsia="Arial" w:hAnsi="Arial"/>
-                <w:sz w:val="20"/>
-                <w:szCs w:val="20"/>
-              </w:rPr>
-              <w:t xml:space="preserve">Thêm key</w:t>
-            </w:r>
-          </w:p>
-        </w:tc>
-        <w:tc>
-          <w:tcPr>
-            <w:tcW w:type="dxa" w:w="4241"/>
-            <w:tcBorders>
-              <w:top w:val="single" w:color="BFBFBF" w:sz="4"/>
-              <w:left w:val="single" w:color="BFBFBF" w:sz="4"/>
-              <w:bottom w:val="single" w:color="BFBFBF" w:sz="4"/>
-              <w:right w:val="single" w:color="BFBFBF" w:sz="4"/>
-            </w:tcBorders>
-            <w:tcMar>
-              <w:top w:type="dxa" w:w="60"/>
-              <w:left w:type="dxa" w:w="100"/>
-              <w:bottom w:type="dxa" w:w="60"/>
-              <w:right w:type="dxa" w:w="100"/>
-            </w:tcMar>
-          </w:tcPr>
-          <w:p>
-            <w:pPr>
-              <w:spacing w:after="20"/>
-            </w:pPr>
-            <w:r>
-              <w:rPr>
-                <w:rFonts w:ascii="Arial" w:cs="Arial" w:eastAsia="Arial" w:hAnsi="Arial"/>
-                <w:sz w:val="20"/>
-                <w:szCs w:val="20"/>
-              </w:rPr>
-              <w:t xml:space="preserve">Đặt SERVICE_APPROVER_STR hoặc bảng ServiceApprover vào mẫu in của viện</w:t>
+            <w:tcW w:type="dxa" w:w="2410"/>
+            <w:tcBorders>
+              <w:top w:val="single" w:color="BFBFBF" w:sz="4"/>
+              <w:left w:val="single" w:color="BFBFBF" w:sz="4"/>
+              <w:bottom w:val="single" w:color="BFBFBF" w:sz="4"/>
+              <w:right w:val="single" w:color="BFBFBF" w:sz="4"/>
+            </w:tcBorders>
+            <w:tcMar>
+              <w:top w:type="dxa" w:w="60"/>
+              <w:left w:type="dxa" w:w="100"/>
+              <w:bottom w:type="dxa" w:w="60"/>
+              <w:right w:type="dxa" w:w="100"/>
+            </w:tcMar>
+          </w:tcPr>
+          <w:p>
+            <w:pPr>
+              <w:spacing w:after="20"/>
+            </w:pPr>
+            <w:r>
+              <w:rPr>
+                <w:rFonts w:ascii="Arial" w:cs="Arial" w:eastAsia="Arial" w:hAnsi="Arial"/>
+                <w:sz w:val="20"/>
+                <w:szCs w:val="20"/>
+              </w:rPr>
+              <w:t xml:space="preserve">Mẫu in</w:t>
+            </w:r>
+          </w:p>
+        </w:tc>
+        <w:tc>
+          <w:tcPr>
+            <w:tcW w:type="dxa" w:w="7228"/>
+            <w:tcBorders>
+              <w:top w:val="single" w:color="BFBFBF" w:sz="4"/>
+              <w:left w:val="single" w:color="BFBFBF" w:sz="4"/>
+              <w:bottom w:val="single" w:color="BFBFBF" w:sz="4"/>
+              <w:right w:val="single" w:color="BFBFBF" w:sz="4"/>
+            </w:tcBorders>
+            <w:tcMar>
+              <w:top w:type="dxa" w:w="60"/>
+              <w:left w:type="dxa" w:w="100"/>
+              <w:bottom w:type="dxa" w:w="60"/>
+              <w:right w:type="dxa" w:w="100"/>
+            </w:tcMar>
+          </w:tcPr>
+          <w:p>
+            <w:pPr>
+              <w:spacing w:after="20"/>
+            </w:pPr>
+            <w:r>
+              <w:rPr>
+                <w:rFonts w:ascii="Arial" w:cs="Arial" w:eastAsia="Arial" w:hAnsi="Arial"/>
+                <w:sz w:val="20"/>
+                <w:szCs w:val="20"/>
+              </w:rPr>
+              <w:t xml:space="preserve">Đặt SERVICE_APPROVER_STR hoặc bảng ServiceApprover vào mẫu phiếu kết quả của viện.</w:t>
+            </w:r>
+          </w:p>
+        </w:tc>
+      </w:tr>
+      <w:tr>
+        <w:tc>
+          <w:tcPr>
+            <w:tcW w:type="dxa" w:w="2410"/>
+            <w:tcBorders>
+              <w:top w:val="single" w:color="BFBFBF" w:sz="4"/>
+              <w:left w:val="single" w:color="BFBFBF" w:sz="4"/>
+              <w:bottom w:val="single" w:color="BFBFBF" w:sz="4"/>
+              <w:right w:val="single" w:color="BFBFBF" w:sz="4"/>
+            </w:tcBorders>
+            <w:tcMar>
+              <w:top w:type="dxa" w:w="60"/>
+              <w:left w:type="dxa" w:w="100"/>
+              <w:bottom w:type="dxa" w:w="60"/>
+              <w:right w:type="dxa" w:w="100"/>
+            </w:tcMar>
+          </w:tcPr>
+          <w:p>
+            <w:pPr>
+              <w:spacing w:after="20"/>
+            </w:pPr>
+            <w:r>
+              <w:rPr>
+                <w:rFonts w:ascii="Arial" w:cs="Arial" w:eastAsia="Arial" w:hAnsi="Arial"/>
+                <w:sz w:val="20"/>
+                <w:szCs w:val="20"/>
+              </w:rPr>
+              <w:t xml:space="preserve">Cấu hình</w:t>
+            </w:r>
+          </w:p>
+        </w:tc>
+        <w:tc>
+          <w:tcPr>
+            <w:tcW w:type="dxa" w:w="7228"/>
+            <w:tcBorders>
+              <w:top w:val="single" w:color="BFBFBF" w:sz="4"/>
+              <w:left w:val="single" w:color="BFBFBF" w:sz="4"/>
+              <w:bottom w:val="single" w:color="BFBFBF" w:sz="4"/>
+              <w:right w:val="single" w:color="BFBFBF" w:sz="4"/>
+            </w:tcBorders>
+            <w:tcMar>
+              <w:top w:type="dxa" w:w="60"/>
+              <w:left w:type="dxa" w:w="100"/>
+              <w:bottom w:type="dxa" w:w="60"/>
+              <w:right w:type="dxa" w:w="100"/>
+            </w:tcMar>
+          </w:tcPr>
+          <w:p>
+            <w:pPr>
+              <w:spacing w:after="20"/>
+            </w:pPr>
+            <w:r>
+              <w:rPr>
+                <w:rFonts w:ascii="Arial" w:cs="Arial" w:eastAsia="Arial" w:hAnsi="Arial"/>
+                <w:sz w:val="20"/>
+                <w:szCs w:val="20"/>
+              </w:rPr>
+              <w:t xml:space="preserve">Không bắt buộc. HIS.Desktop.ApplyRestoreLayout.ModuleLinks có HIS.Desktop.Plugins.ConnectionTest để nhớ việc bật 2 cột.</w:t>
             </w:r>
           </w:p>
         </w:tc>
@@ -5427,100 +4728,7 @@
         <w:rPr>
           <w:rFonts w:ascii="Arial" w:cs="Arial" w:eastAsia="Arial" w:hAnsi="Arial"/>
         </w:rPr>
-        <w:t xml:space="preserve">9. Giới hạn và điểm cần viện xác nhận</w:t>
-      </w:r>
-    </w:p>
-    <w:p>
-      <w:pPr>
-        <w:spacing w:after="120"/>
-      </w:pPr>
-      <w:r>
-        <w:rPr>
-          <w:rFonts w:ascii="Arial" w:cs="Arial" w:eastAsia="Arial" w:hAnsi="Arial"/>
-          <w:b/>
-          <w:bCs/>
-        </w:rPr>
-        <w:t xml:space="preserve">Giới hạn:</w:t>
-      </w:r>
-      <w:r>
-        <w:rPr>
-          <w:rFonts w:ascii="Arial" w:cs="Arial" w:eastAsia="Arial" w:hAnsi="Arial"/>
-        </w:rPr>
-        <w:t xml:space="preserve"> duyệt theo </w:t>
-      </w:r>
-      <w:r>
-        <w:rPr>
-          <w:rFonts w:ascii="Arial" w:cs="Arial" w:eastAsia="Arial" w:hAnsi="Arial"/>
-          <w:b/>
-          <w:bCs/>
-        </w:rPr>
-        <w:t xml:space="preserve">mẫu (barcode)</w:t>
-      </w:r>
-      <w:r>
-        <w:rPr>
-          <w:rFonts w:ascii="Arial" w:cs="Arial" w:eastAsia="Arial" w:hAnsi="Arial"/>
-        </w:rPr>
-        <w:t xml:space="preserve">, nên mọi dịch vụ trong cùng một mẫu có chung một người duyệt.</w:t>
-      </w:r>
-    </w:p>
-    <w:p>
-      <w:pPr>
-        <w:pStyle w:val="ListParagraph"/>
-        <w:numPr>
-          <w:ilvl w:val="0"/>
-          <w:numId w:val="2"/>
-        </w:numPr>
-        <w:spacing w:after="60"/>
-      </w:pPr>
-      <w:r>
-        <w:rPr>
-          <w:rFonts w:ascii="Arial" w:cs="Arial" w:eastAsia="Arial" w:hAnsi="Arial"/>
-        </w:rPr>
-        <w:t xml:space="preserve">Nếu Sinh hóa và Huyết học được lấy ở </w:t>
-      </w:r>
-      <w:r>
-        <w:rPr>
-          <w:rFonts w:ascii="Arial" w:cs="Arial" w:eastAsia="Arial" w:hAnsi="Arial"/>
-          <w:b/>
-          <w:bCs/>
-        </w:rPr>
-        <w:t xml:space="preserve">2 barcode khác nhau</w:t>
-      </w:r>
-      <w:r>
-        <w:rPr>
-          <w:rFonts w:ascii="Arial" w:cs="Arial" w:eastAsia="Arial" w:hAnsi="Arial"/>
-        </w:rPr>
-        <w:t xml:space="preserve"> → đáp ứng đầy đủ ví dụ ở mục 10.</w:t>
-      </w:r>
-    </w:p>
-    <w:p>
-      <w:pPr>
-        <w:pStyle w:val="ListParagraph"/>
-        <w:numPr>
-          <w:ilvl w:val="0"/>
-          <w:numId w:val="2"/>
-        </w:numPr>
-        <w:spacing w:after="60"/>
-      </w:pPr>
-      <w:r>
-        <w:rPr>
-          <w:rFonts w:ascii="Arial" w:cs="Arial" w:eastAsia="Arial" w:hAnsi="Arial"/>
-        </w:rPr>
-        <w:t xml:space="preserve">Nếu </w:t>
-      </w:r>
-      <w:r>
-        <w:rPr>
-          <w:rFonts w:ascii="Arial" w:cs="Arial" w:eastAsia="Arial" w:hAnsi="Arial"/>
-          <w:b/>
-          <w:bCs/>
-        </w:rPr>
-        <w:t xml:space="preserve">1 barcode chứa nhiều nhóm</w:t>
-      </w:r>
-      <w:r>
-        <w:rPr>
-          <w:rFonts w:ascii="Arial" w:cs="Arial" w:eastAsia="Arial" w:hAnsi="Arial"/>
-        </w:rPr>
-        <w:t xml:space="preserve"> → cả mẫu chỉ ghi được một người duyệt; phiếu in hiển thị cùng một người cho các nhóm của mẫu đó.</w:t>
+        <w:t xml:space="preserve">9. Điểm cần viện xác nhận</w:t>
       </w:r>
     </w:p>
     <w:tbl>
@@ -5606,7 +4814,7 @@
                 <w:sz w:val="20"/>
                 <w:szCs w:val="20"/>
               </w:rPr>
-              <w:t xml:space="preserve">Nội dung cần xác nhận</w:t>
+              <w:t xml:space="preserve">Nội dung</w:t>
             </w:r>
           </w:p>
         </w:tc>
@@ -5701,7 +4909,7 @@
                 <w:sz w:val="20"/>
                 <w:szCs w:val="20"/>
               </w:rPr>
-              <w:t xml:space="preserve">Viện chấp nhận "1 mẫu – 1 người duyệt"?</w:t>
+              <w:t xml:space="preserve">Khi duyệt đủ mọi dịch vụ, có tự chuyển mẫu sang "Đã duyệt KQ" không?</w:t>
             </w:r>
           </w:p>
         </w:tc>
@@ -5731,7 +4939,7 @@
                 <w:sz w:val="20"/>
                 <w:szCs w:val="20"/>
               </w:rPr>
-              <w:t xml:space="preserve">Kiểm tra dữ liệu: các nhóm XN có tách barcode riêng không</w:t>
+              <w:t xml:space="preserve">Chưa làm ở đợt này; dùng Duyệt KQ cấp mẫu nếu cần</w:t>
             </w:r>
           </w:p>
         </w:tc>
@@ -5793,7 +5001,7 @@
                 <w:sz w:val="20"/>
                 <w:szCs w:val="20"/>
               </w:rPr>
-              <w:t xml:space="preserve">Có bắt buộc duyệt trước khi trả kết quả (MUST_APPROVE_RESULT_BEFORE_RETURN = 1)?</w:t>
+              <w:t xml:space="preserve">Có cần chặn máy xét nghiệm ghi đè kết quả của dịch vụ đã duyệt (phía máy chủ)?</w:t>
             </w:r>
           </w:p>
         </w:tc>
@@ -5823,7 +5031,7 @@
                 <w:sz w:val="20"/>
                 <w:szCs w:val="20"/>
               </w:rPr>
-              <w:t xml:space="preserve">Tùy viện; nút Duyệt KQ luôn hiển thị dù chọn thế nào</w:t>
+              <w:t xml:space="preserve">Làm ở đợt sau</w:t>
             </w:r>
           </w:p>
         </w:tc>
@@ -5856,98 +5064,6 @@
                 <w:szCs w:val="20"/>
               </w:rPr>
               <w:t xml:space="preserve">XN3</w:t>
-            </w:r>
-          </w:p>
-        </w:tc>
-        <w:tc>
-          <w:tcPr>
-            <w:tcW w:type="dxa" w:w="5397"/>
-            <w:tcBorders>
-              <w:top w:val="single" w:color="BFBFBF" w:sz="4"/>
-              <w:left w:val="single" w:color="BFBFBF" w:sz="4"/>
-              <w:bottom w:val="single" w:color="BFBFBF" w:sz="4"/>
-              <w:right w:val="single" w:color="BFBFBF" w:sz="4"/>
-            </w:tcBorders>
-            <w:tcMar>
-              <w:top w:type="dxa" w:w="60"/>
-              <w:left w:type="dxa" w:w="100"/>
-              <w:bottom w:type="dxa" w:w="60"/>
-              <w:right w:type="dxa" w:w="100"/>
-            </w:tcMar>
-          </w:tcPr>
-          <w:p>
-            <w:pPr>
-              <w:spacing w:after="20"/>
-            </w:pPr>
-            <w:r>
-              <w:rPr>
-                <w:rFonts w:ascii="Arial" w:cs="Arial" w:eastAsia="Arial" w:hAnsi="Arial"/>
-                <w:sz w:val="20"/>
-                <w:szCs w:val="20"/>
-              </w:rPr>
-              <w:t xml:space="preserve">Có cần chặn máy xét nghiệm ghi đè kết quả đã duyệt (sửa phía máy chủ)?</w:t>
-            </w:r>
-          </w:p>
-        </w:tc>
-        <w:tc>
-          <w:tcPr>
-            <w:tcW w:type="dxa" w:w="3470"/>
-            <w:tcBorders>
-              <w:top w:val="single" w:color="BFBFBF" w:sz="4"/>
-              <w:left w:val="single" w:color="BFBFBF" w:sz="4"/>
-              <w:bottom w:val="single" w:color="BFBFBF" w:sz="4"/>
-              <w:right w:val="single" w:color="BFBFBF" w:sz="4"/>
-            </w:tcBorders>
-            <w:tcMar>
-              <w:top w:type="dxa" w:w="60"/>
-              <w:left w:type="dxa" w:w="100"/>
-              <w:bottom w:type="dxa" w:w="60"/>
-              <w:right w:type="dxa" w:w="100"/>
-            </w:tcMar>
-          </w:tcPr>
-          <w:p>
-            <w:pPr>
-              <w:spacing w:after="20"/>
-            </w:pPr>
-            <w:r>
-              <w:rPr>
-                <w:rFonts w:ascii="Arial" w:cs="Arial" w:eastAsia="Arial" w:hAnsi="Arial"/>
-                <w:sz w:val="20"/>
-                <w:szCs w:val="20"/>
-              </w:rPr>
-              <w:t xml:space="preserve">Có — làm ở đợt sau, không đổi cơ sở dữ liệu</w:t>
-            </w:r>
-          </w:p>
-        </w:tc>
-      </w:tr>
-      <w:tr>
-        <w:tc>
-          <w:tcPr>
-            <w:tcW w:type="dxa" w:w="771"/>
-            <w:tcBorders>
-              <w:top w:val="single" w:color="BFBFBF" w:sz="4"/>
-              <w:left w:val="single" w:color="BFBFBF" w:sz="4"/>
-              <w:bottom w:val="single" w:color="BFBFBF" w:sz="4"/>
-              <w:right w:val="single" w:color="BFBFBF" w:sz="4"/>
-            </w:tcBorders>
-            <w:tcMar>
-              <w:top w:type="dxa" w:w="60"/>
-              <w:left w:type="dxa" w:w="100"/>
-              <w:bottom w:type="dxa" w:w="60"/>
-              <w:right w:type="dxa" w:w="100"/>
-            </w:tcMar>
-          </w:tcPr>
-          <w:p>
-            <w:pPr>
-              <w:spacing w:after="20"/>
-            </w:pPr>
-            <w:r>
-              <w:rPr>
-                <w:rFonts w:ascii="Arial" w:cs="Arial" w:eastAsia="Arial" w:hAnsi="Arial"/>
-                <w:sz w:val="20"/>
-                <w:szCs w:val="20"/>
-              </w:rPr>
-              <w:t xml:space="preserve">XN4</w:t>
             </w:r>
           </w:p>
         </w:tc>
@@ -6033,7 +5149,7 @@
         <w:rPr>
           <w:rFonts w:ascii="Arial" w:cs="Arial" w:eastAsia="Arial" w:hAnsi="Arial"/>
         </w:rPr>
-        <w:t xml:space="preserve">Bệnh nhân có 2 mẫu: mẫu Sinh hóa (Định lượng acid uric, Định lượng Creatinin) và mẫu Huyết học (Tổng phân tích tế bào máu).</w:t>
+        <w:t xml:space="preserve">Mẫu barcode 123 gồm: Định lượng acid uric, Định lượng Creatinin (nhóm XNSH) và Tổng phân tích tế bào máu (nhóm XNHH).</w:t>
       </w:r>
     </w:p>
     <w:tbl>
@@ -6118,7 +5234,7 @@
                 <w:sz w:val="20"/>
                 <w:szCs w:val="20"/>
               </w:rPr>
-              <w:t xml:space="preserve">Kết quả trên màn hình</w:t>
+              <w:t xml:space="preserve">Kết quả</w:t>
             </w:r>
           </w:p>
         </w:tc>
@@ -6150,7 +5266,7 @@
                 <w:sz w:val="20"/>
                 <w:szCs w:val="20"/>
               </w:rPr>
-              <w:t xml:space="preserve">KTV Việt chọn mẫu Sinh hóa, bấm Duyệt KQ lúc 12/10/2026 10:00</w:t>
+              <w:t xml:space="preserve">10:00 KTV Việt tích 2 dịch vụ Sinh hóa (đã đủ kết quả), bấm Duyệt KQ</w:t>
             </w:r>
           </w:p>
         </w:tc>
@@ -6180,7 +5296,7 @@
                 <w:sz w:val="20"/>
                 <w:szCs w:val="20"/>
               </w:rPr>
-              <w:t xml:space="preserve">Các dòng Định lượng acid uric, Định lượng Creatinin: Người duyệt KQ = Việt, TG duyệt = 12/10/2026 10:00</w:t>
+              <w:t xml:space="preserve">Acid uric, Creatinin: Người duyệt KQ = Việt, TG duyệt = 12/10/2026 10:00; ô kết quả bị khóa. Huyết học vẫn nhập được.</w:t>
             </w:r>
           </w:p>
         </w:tc>
@@ -6212,7 +5328,7 @@
                 <w:sz w:val="20"/>
                 <w:szCs w:val="20"/>
               </w:rPr>
-              <w:t xml:space="preserve">KTV Duy chọn mẫu Huyết học, bấm Duyệt KQ lúc 12/10/2026 10:10</w:t>
+              <w:t xml:space="preserve">10:10 KTV Duy nhập xong Huyết học, Lưu, tích dịch vụ Huyết học, bấm Duyệt KQ</w:t>
             </w:r>
           </w:p>
         </w:tc>
@@ -6242,7 +5358,7 @@
                 <w:sz w:val="20"/>
                 <w:szCs w:val="20"/>
               </w:rPr>
-              <w:t xml:space="preserve">Dòng Tổng phân tích tế bào máu: Người duyệt KQ = Duy, TG duyệt = 12/10/2026 10:10</w:t>
+              <w:t xml:space="preserve">Tổng phân tích tế bào máu: Người duyệt KQ = Duy, TG duyệt = 12/10/2026 10:10</w:t>
             </w:r>
           </w:p>
         </w:tc>
@@ -6261,7 +5377,7 @@
         <w:rPr>
           <w:rFonts w:ascii="Arial" w:cs="Arial" w:eastAsia="Arial" w:hAnsi="Arial"/>
         </w:rPr>
-        <w:t xml:space="preserve">In phiếu kết quả tổng hợp (Mps000517) cho 2 mẫu:</w:t>
+        <w:t xml:space="preserve">In phiếu kết quả (Mps000096) cho barcode 123:</w:t>
       </w:r>
     </w:p>
     <w:p>
@@ -6292,7 +5408,7 @@
         <w:rPr>
           <w:rFonts w:ascii="Arial" w:cs="Arial" w:eastAsia="Arial" w:hAnsi="Arial"/>
         </w:rPr>
-        <w:t xml:space="preserve">Nếu có thêm một mẫu Sinh hóa khác do KTV Nam duyệt lúc 10:30, phiếu tổng hợp hiển thị đủ 2 người của nhóm XNSH:</w:t>
+        <w:t xml:space="preserve">Nếu Creatinin do KTV Nam duyệt lúc 10:30 (Acid uric do Việt), nhóm XNSH hiển thị đủ 2 người:</w:t>
       </w:r>
     </w:p>
     <w:p>
@@ -6539,7 +5655,7 @@
                 <w:sz w:val="20"/>
                 <w:szCs w:val="20"/>
               </w:rPr>
-              <w:t xml:space="preserve">Mở màn hình Kết nối xét nghiệm (mọi cấu hình)</w:t>
+              <w:t xml:space="preserve">Mở màn hình Kết nối xét nghiệm</w:t>
             </w:r>
           </w:p>
         </w:tc>
@@ -6569,7 +5685,7 @@
                 <w:sz w:val="20"/>
                 <w:szCs w:val="20"/>
               </w:rPr>
-              <w:t xml:space="preserve">Có nút Duyệt KQ ở hàng nút dưới; 2 cột người duyệt ẩn, bật được qua Column Chooser và được nhớ lần sau</w:t>
+              <w:t xml:space="preserve">Có nút Duyệt KQ ở hàng nút dưới; 2 cột người duyệt ẩn, bật được qua Column Chooser</w:t>
             </w:r>
           </w:p>
         </w:tc>
@@ -6653,7 +5769,7 @@
                 <w:sz w:val="20"/>
                 <w:szCs w:val="20"/>
               </w:rPr>
-              <w:t xml:space="preserve">Mẫu có kết quả → bấm Duyệt KQ</w:t>
+              <w:t xml:space="preserve">Mẫu đã chấp nhận, 1/2 dịch vụ đủ KQ; tích dịch vụ đó → Duyệt KQ</w:t>
             </w:r>
           </w:p>
         </w:tc>
@@ -6683,7 +5799,7 @@
                 <w:sz w:val="20"/>
                 <w:szCs w:val="20"/>
               </w:rPr>
-              <w:t xml:space="preserve">Cột Người duyệt = tài khoản đăng nhập, TG duyệt = giờ bấm; ô kết quả khóa; nút → Hủy duyệt KQ</w:t>
+              <w:t xml:space="preserve">Dịch vụ đó có người duyệt / TG duyệt, ô khóa; dịch vụ còn lại vẫn nhập được</w:t>
             </w:r>
           </w:p>
         </w:tc>
@@ -6767,7 +5883,7 @@
                 <w:sz w:val="20"/>
                 <w:szCs w:val="20"/>
               </w:rPr>
-              <w:t xml:space="preserve">Sửa kết quả chưa lưu → bấm Duyệt KQ</w:t>
+              <w:t xml:space="preserve">Tích dịch vụ chưa đủ kết quả</w:t>
             </w:r>
           </w:p>
         </w:tc>
@@ -6797,7 +5913,7 @@
                 <w:sz w:val="20"/>
                 <w:szCs w:val="20"/>
               </w:rPr>
-              <w:t xml:space="preserve">Yêu cầu lưu trước</w:t>
+              <w:t xml:space="preserve">Nút mờ, gợi ý "Dịch vụ được tích chưa có đủ kết quả"</w:t>
             </w:r>
           </w:p>
         </w:tc>
@@ -6881,7 +5997,7 @@
                 <w:sz w:val="20"/>
                 <w:szCs w:val="20"/>
               </w:rPr>
-              <w:t xml:space="preserve">Chỉ tích một phần dịch vụ → bấm Duyệt KQ</w:t>
+              <w:t xml:space="preserve">Mẫu chưa chấp nhận</w:t>
             </w:r>
           </w:p>
         </w:tc>
@@ -6911,7 +6027,7 @@
                 <w:sz w:val="20"/>
                 <w:szCs w:val="20"/>
               </w:rPr>
-              <w:t xml:space="preserve">Hỏi xác nhận duyệt cả mẫu</w:t>
+              <w:t xml:space="preserve">Nút mờ, gợi ý "Mẫu chưa được chấp nhận"</w:t>
             </w:r>
           </w:p>
         </w:tc>
@@ -6995,7 +6111,7 @@
                 <w:sz w:val="20"/>
                 <w:szCs w:val="20"/>
               </w:rPr>
-              <w:t xml:space="preserve">Bấm Hủy duyệt KQ → Có</w:t>
+              <w:t xml:space="preserve">Người thứ 2 duyệt dịch vụ còn lại</w:t>
             </w:r>
           </w:p>
         </w:tc>
@@ -7025,7 +6141,7 @@
                 <w:sz w:val="20"/>
                 <w:szCs w:val="20"/>
               </w:rPr>
-              <w:t xml:space="preserve">Cột trắng; ô kết quả mở lại; có lịch sử thao tác</w:t>
+              <w:t xml:space="preserve">Mỗi dịch vụ hiển thị đúng người duyệt của mình</w:t>
             </w:r>
           </w:p>
         </w:tc>
@@ -7109,7 +6225,7 @@
                 <w:sz w:val="20"/>
                 <w:szCs w:val="20"/>
               </w:rPr>
-              <w:t xml:space="preserve">Mẫu đã trả kết quả</w:t>
+              <w:t xml:space="preserve">Sửa kết quả chưa lưu → Duyệt KQ</w:t>
             </w:r>
           </w:p>
         </w:tc>
@@ -7139,7 +6255,7 @@
                 <w:sz w:val="20"/>
                 <w:szCs w:val="20"/>
               </w:rPr>
-              <w:t xml:space="preserve">Nút Hủy duyệt KQ mờ, gợi ý cần hủy trả kết quả</w:t>
+              <w:t xml:space="preserve">Yêu cầu lưu trước</w:t>
             </w:r>
           </w:p>
         </w:tc>
@@ -7223,7 +6339,7 @@
                 <w:sz w:val="20"/>
                 <w:szCs w:val="20"/>
               </w:rPr>
-              <w:t xml:space="preserve">Duyệt / Hủy duyệt từ cột Duyệt KQ trên danh sách mẫu</w:t>
+              <w:t xml:space="preserve">Tích dịch vụ đã duyệt → Hủy duyệt KQ → Có</w:t>
             </w:r>
           </w:p>
         </w:tc>
@@ -7253,7 +6369,7 @@
                 <w:sz w:val="20"/>
                 <w:szCs w:val="20"/>
               </w:rPr>
-              <w:t xml:space="preserve">Nút và 2 cột cập nhật ngay</w:t>
+              <w:t xml:space="preserve">Cột trắng; ô mở lại; có lịch sử</w:t>
             </w:r>
           </w:p>
         </w:tc>
@@ -7337,7 +6453,7 @@
                 <w:sz w:val="20"/>
                 <w:szCs w:val="20"/>
               </w:rPr>
-              <w:t xml:space="preserve">Chuyển bệnh nhân khác rồi quay lại</w:t>
+              <w:t xml:space="preserve">Mẫu đã trả kết quả</w:t>
             </w:r>
           </w:p>
         </w:tc>
@@ -7367,7 +6483,7 @@
                 <w:sz w:val="20"/>
                 <w:szCs w:val="20"/>
               </w:rPr>
-              <w:t xml:space="preserve">Hiển thị đúng người duyệt đã lưu</w:t>
+              <w:t xml:space="preserve">Hủy duyệt KQ mờ, gợi ý cần hủy trả kết quả</w:t>
             </w:r>
           </w:p>
         </w:tc>
@@ -7451,7 +6567,7 @@
                 <w:sz w:val="20"/>
                 <w:szCs w:val="20"/>
               </w:rPr>
-              <w:t xml:space="preserve">In Mps000517 theo ví dụ mục 10</w:t>
+              <w:t xml:space="preserve">In Mps000096 / Mps000517 theo ví dụ mục 10</w:t>
             </w:r>
           </w:p>
         </w:tc>
@@ -7481,7 +6597,7 @@
                 <w:sz w:val="20"/>
                 <w:szCs w:val="20"/>
               </w:rPr>
-              <w:t xml:space="preserve">Đúng chuỗi "Việt - XNSH - …, Duy - XNHH - …"</w:t>
+              <w:t xml:space="preserve">Đúng chuỗi người duyệt theo nhóm</w:t>
             </w:r>
           </w:p>
         </w:tc>
@@ -7565,7 +6681,7 @@
                 <w:sz w:val="20"/>
                 <w:szCs w:val="20"/>
               </w:rPr>
-              <w:t xml:space="preserve">In mẫu phiếu cũ chưa có key mới</w:t>
+              <w:t xml:space="preserve">In mẫu phiếu cũ / dữ liệu cũ</w:t>
             </w:r>
           </w:p>
         </w:tc>
@@ -7595,7 +6711,7 @@
                 <w:sz w:val="20"/>
                 <w:szCs w:val="20"/>
               </w:rPr>
-              <w:t xml:space="preserve">In bình thường</w:t>
+              <w:t xml:space="preserve">In bình thường; dữ liệu cũ dùng người duyệt cấp mẫu</w:t>
             </w:r>
           </w:p>
         </w:tc>
@@ -7650,7 +6766,7 @@
         <w:sz w:val="18"/>
         <w:szCs w:val="18"/>
       </w:rPr>
-      <w:t xml:space="preserve">Nghiệp vụ Duyệt kết quả XN — Kết nối xét nghiệm — Trang </w:t>
+      <w:t xml:space="preserve">Nghiệp vụ Duyệt kết quả theo dịch vụ — Kết nối xét nghiệm — Trang </w:t>
     </w:r>
     <w:r>
       <w:rPr>

--- a/docs/A_NghiepVu_ConnectionTest_DuyetKetQua.docx
+++ b/docs/A_NghiepVu_ConnectionTest_DuyetKetQua.docx
@@ -2253,6 +2253,458 @@
     </w:p>
     <w:p>
       <w:pPr>
+        <w:pStyle w:val="Heading3"/>
+        <w:spacing w:before="180" w:after="100"/>
+      </w:pPr>
+      <w:r>
+        <w:rPr>
+          <w:rFonts w:ascii="Arial" w:cs="Arial" w:eastAsia="Arial" w:hAnsi="Arial"/>
+        </w:rPr>
+        <w:t xml:space="preserve">Ghi nhớ cột đã bật (cấu hình lưu bố cục)</w:t>
+      </w:r>
+    </w:p>
+    <w:p>
+      <w:pPr>
+        <w:spacing w:after="120"/>
+      </w:pPr>
+      <w:r>
+        <w:rPr>
+          <w:rFonts w:ascii="Arial" w:cs="Arial" w:eastAsia="Arial" w:hAnsi="Arial"/>
+        </w:rPr>
+        <w:t xml:space="preserve">Phần mềm chỉ nhớ việc bật / ẩn cột (và độ rộng, vị trí cột) của màn hình Kết nối xét nghiệm khi cấu hình hệ thống </w:t>
+      </w:r>
+      <w:r>
+        <w:rPr>
+          <w:rFonts w:ascii="Arial" w:cs="Arial" w:eastAsia="Arial" w:hAnsi="Arial"/>
+          <w:b/>
+          <w:bCs/>
+        </w:rPr>
+        <w:t xml:space="preserve">HIS.Desktop.ApplyRestoreLayout.ModuleLinks</w:t>
+      </w:r>
+      <w:r>
+        <w:rPr>
+          <w:rFonts w:ascii="Arial" w:cs="Arial" w:eastAsia="Arial" w:hAnsi="Arial"/>
+        </w:rPr>
+        <w:t xml:space="preserve"> có chứa </w:t>
+      </w:r>
+      <w:r>
+        <w:rPr>
+          <w:rFonts w:ascii="Arial" w:cs="Arial" w:eastAsia="Arial" w:hAnsi="Arial"/>
+          <w:b/>
+          <w:bCs/>
+        </w:rPr>
+        <w:t xml:space="preserve">HIS.Desktop.Plugins.ConnectionTest</w:t>
+      </w:r>
+      <w:r>
+        <w:rPr>
+          <w:rFonts w:ascii="Arial" w:cs="Arial" w:eastAsia="Arial" w:hAnsi="Arial"/>
+        </w:rPr>
+        <w:t xml:space="preserve">. Nếu chưa có, bật cột rồi mở lại màn hình sẽ mất.</w:t>
+      </w:r>
+    </w:p>
+    <w:tbl>
+      <w:tblPr>
+        <w:tblW w:type="dxa" w:w="9638"/>
+        <w:tblBorders>
+          <w:top w:val="single" w:color="auto" w:sz="4"/>
+          <w:left w:val="single" w:color="auto" w:sz="4"/>
+          <w:bottom w:val="single" w:color="auto" w:sz="4"/>
+          <w:right w:val="single" w:color="auto" w:sz="4"/>
+          <w:insideH w:val="single" w:color="auto" w:sz="4"/>
+          <w:insideV w:val="single" w:color="auto" w:sz="4"/>
+        </w:tblBorders>
+      </w:tblPr>
+      <w:tblGrid>
+        <w:gridCol w:w="964"/>
+        <w:gridCol w:w="8674"/>
+      </w:tblGrid>
+      <w:tr>
+        <w:trPr>
+          <w:tblHeader/>
+        </w:trPr>
+        <w:tc>
+          <w:tcPr>
+            <w:tcW w:type="dxa" w:w="964"/>
+            <w:tcBorders>
+              <w:top w:val="single" w:color="BFBFBF" w:sz="4"/>
+              <w:left w:val="single" w:color="BFBFBF" w:sz="4"/>
+              <w:bottom w:val="single" w:color="BFBFBF" w:sz="4"/>
+              <w:right w:val="single" w:color="BFBFBF" w:sz="4"/>
+            </w:tcBorders>
+            <w:shd w:fill="DCE6F1" w:color="auto" w:val="clear"/>
+            <w:tcMar>
+              <w:top w:type="dxa" w:w="60"/>
+              <w:left w:type="dxa" w:w="100"/>
+              <w:bottom w:type="dxa" w:w="60"/>
+              <w:right w:type="dxa" w:w="100"/>
+            </w:tcMar>
+          </w:tcPr>
+          <w:p>
+            <w:pPr>
+              <w:spacing w:after="20"/>
+            </w:pPr>
+            <w:r>
+              <w:rPr>
+                <w:rFonts w:ascii="Arial" w:cs="Arial" w:eastAsia="Arial" w:hAnsi="Arial"/>
+                <w:b/>
+                <w:bCs/>
+                <w:sz w:val="20"/>
+                <w:szCs w:val="20"/>
+              </w:rPr>
+              <w:t xml:space="preserve">Bước</w:t>
+            </w:r>
+          </w:p>
+        </w:tc>
+        <w:tc>
+          <w:tcPr>
+            <w:tcW w:type="dxa" w:w="8674"/>
+            <w:tcBorders>
+              <w:top w:val="single" w:color="BFBFBF" w:sz="4"/>
+              <w:left w:val="single" w:color="BFBFBF" w:sz="4"/>
+              <w:bottom w:val="single" w:color="BFBFBF" w:sz="4"/>
+              <w:right w:val="single" w:color="BFBFBF" w:sz="4"/>
+            </w:tcBorders>
+            <w:shd w:fill="DCE6F1" w:color="auto" w:val="clear"/>
+            <w:tcMar>
+              <w:top w:type="dxa" w:w="60"/>
+              <w:left w:type="dxa" w:w="100"/>
+              <w:bottom w:type="dxa" w:w="60"/>
+              <w:right w:type="dxa" w:w="100"/>
+            </w:tcMar>
+          </w:tcPr>
+          <w:p>
+            <w:pPr>
+              <w:spacing w:after="20"/>
+            </w:pPr>
+            <w:r>
+              <w:rPr>
+                <w:rFonts w:ascii="Arial" w:cs="Arial" w:eastAsia="Arial" w:hAnsi="Arial"/>
+                <w:b/>
+                <w:bCs/>
+                <w:sz w:val="20"/>
+                <w:szCs w:val="20"/>
+              </w:rPr>
+              <w:t xml:space="preserve">Thao tác</w:t>
+            </w:r>
+          </w:p>
+        </w:tc>
+      </w:tr>
+      <w:tr>
+        <w:tc>
+          <w:tcPr>
+            <w:tcW w:type="dxa" w:w="964"/>
+            <w:tcBorders>
+              <w:top w:val="single" w:color="BFBFBF" w:sz="4"/>
+              <w:left w:val="single" w:color="BFBFBF" w:sz="4"/>
+              <w:bottom w:val="single" w:color="BFBFBF" w:sz="4"/>
+              <w:right w:val="single" w:color="BFBFBF" w:sz="4"/>
+            </w:tcBorders>
+            <w:tcMar>
+              <w:top w:type="dxa" w:w="60"/>
+              <w:left w:type="dxa" w:w="100"/>
+              <w:bottom w:type="dxa" w:w="60"/>
+              <w:right w:type="dxa" w:w="100"/>
+            </w:tcMar>
+          </w:tcPr>
+          <w:p>
+            <w:pPr>
+              <w:spacing w:after="20"/>
+            </w:pPr>
+            <w:r>
+              <w:rPr>
+                <w:rFonts w:ascii="Arial" w:cs="Arial" w:eastAsia="Arial" w:hAnsi="Arial"/>
+                <w:sz w:val="20"/>
+                <w:szCs w:val="20"/>
+              </w:rPr>
+              <w:t xml:space="preserve">1</w:t>
+            </w:r>
+          </w:p>
+        </w:tc>
+        <w:tc>
+          <w:tcPr>
+            <w:tcW w:type="dxa" w:w="8674"/>
+            <w:tcBorders>
+              <w:top w:val="single" w:color="BFBFBF" w:sz="4"/>
+              <w:left w:val="single" w:color="BFBFBF" w:sz="4"/>
+              <w:bottom w:val="single" w:color="BFBFBF" w:sz="4"/>
+              <w:right w:val="single" w:color="BFBFBF" w:sz="4"/>
+            </w:tcBorders>
+            <w:tcMar>
+              <w:top w:type="dxa" w:w="60"/>
+              <w:left w:type="dxa" w:w="100"/>
+              <w:bottom w:type="dxa" w:w="60"/>
+              <w:right w:type="dxa" w:w="100"/>
+            </w:tcMar>
+          </w:tcPr>
+          <w:p>
+            <w:pPr>
+              <w:spacing w:after="20"/>
+            </w:pPr>
+            <w:r>
+              <w:rPr>
+                <w:rFonts w:ascii="Arial" w:cs="Arial" w:eastAsia="Arial" w:hAnsi="Arial"/>
+                <w:sz w:val="20"/>
+                <w:szCs w:val="20"/>
+              </w:rPr>
+              <w:t xml:space="preserve">Quản trị: thêm HIS.Desktop.Plugins.ConnectionTest vào giá trị cấu hình HIS.Desktop.ApplyRestoreLayout.ModuleLinks (các giá trị phân cách bằng dấu "," hoặc ";")</w:t>
+            </w:r>
+          </w:p>
+        </w:tc>
+      </w:tr>
+      <w:tr>
+        <w:tc>
+          <w:tcPr>
+            <w:tcW w:type="dxa" w:w="964"/>
+            <w:tcBorders>
+              <w:top w:val="single" w:color="BFBFBF" w:sz="4"/>
+              <w:left w:val="single" w:color="BFBFBF" w:sz="4"/>
+              <w:bottom w:val="single" w:color="BFBFBF" w:sz="4"/>
+              <w:right w:val="single" w:color="BFBFBF" w:sz="4"/>
+            </w:tcBorders>
+            <w:tcMar>
+              <w:top w:type="dxa" w:w="60"/>
+              <w:left w:type="dxa" w:w="100"/>
+              <w:bottom w:type="dxa" w:w="60"/>
+              <w:right w:type="dxa" w:w="100"/>
+            </w:tcMar>
+          </w:tcPr>
+          <w:p>
+            <w:pPr>
+              <w:spacing w:after="20"/>
+            </w:pPr>
+            <w:r>
+              <w:rPr>
+                <w:rFonts w:ascii="Arial" w:cs="Arial" w:eastAsia="Arial" w:hAnsi="Arial"/>
+                <w:sz w:val="20"/>
+                <w:szCs w:val="20"/>
+              </w:rPr>
+              <w:t xml:space="preserve">2</w:t>
+            </w:r>
+          </w:p>
+        </w:tc>
+        <w:tc>
+          <w:tcPr>
+            <w:tcW w:type="dxa" w:w="8674"/>
+            <w:tcBorders>
+              <w:top w:val="single" w:color="BFBFBF" w:sz="4"/>
+              <w:left w:val="single" w:color="BFBFBF" w:sz="4"/>
+              <w:bottom w:val="single" w:color="BFBFBF" w:sz="4"/>
+              <w:right w:val="single" w:color="BFBFBF" w:sz="4"/>
+            </w:tcBorders>
+            <w:tcMar>
+              <w:top w:type="dxa" w:w="60"/>
+              <w:left w:type="dxa" w:w="100"/>
+              <w:bottom w:type="dxa" w:w="60"/>
+              <w:right w:type="dxa" w:w="100"/>
+            </w:tcMar>
+          </w:tcPr>
+          <w:p>
+            <w:pPr>
+              <w:spacing w:after="20"/>
+            </w:pPr>
+            <w:r>
+              <w:rPr>
+                <w:rFonts w:ascii="Arial" w:cs="Arial" w:eastAsia="Arial" w:hAnsi="Arial"/>
+                <w:sz w:val="20"/>
+                <w:szCs w:val="20"/>
+              </w:rPr>
+              <w:t xml:space="preserve">Người dùng: đăng xuất và đăng nhập lại HIS</w:t>
+            </w:r>
+          </w:p>
+        </w:tc>
+      </w:tr>
+      <w:tr>
+        <w:tc>
+          <w:tcPr>
+            <w:tcW w:type="dxa" w:w="964"/>
+            <w:tcBorders>
+              <w:top w:val="single" w:color="BFBFBF" w:sz="4"/>
+              <w:left w:val="single" w:color="BFBFBF" w:sz="4"/>
+              <w:bottom w:val="single" w:color="BFBFBF" w:sz="4"/>
+              <w:right w:val="single" w:color="BFBFBF" w:sz="4"/>
+            </w:tcBorders>
+            <w:tcMar>
+              <w:top w:type="dxa" w:w="60"/>
+              <w:left w:type="dxa" w:w="100"/>
+              <w:bottom w:type="dxa" w:w="60"/>
+              <w:right w:type="dxa" w:w="100"/>
+            </w:tcMar>
+          </w:tcPr>
+          <w:p>
+            <w:pPr>
+              <w:spacing w:after="20"/>
+            </w:pPr>
+            <w:r>
+              <w:rPr>
+                <w:rFonts w:ascii="Arial" w:cs="Arial" w:eastAsia="Arial" w:hAnsi="Arial"/>
+                <w:sz w:val="20"/>
+                <w:szCs w:val="20"/>
+              </w:rPr>
+              <w:t xml:space="preserve">3</w:t>
+            </w:r>
+          </w:p>
+        </w:tc>
+        <w:tc>
+          <w:tcPr>
+            <w:tcW w:type="dxa" w:w="8674"/>
+            <w:tcBorders>
+              <w:top w:val="single" w:color="BFBFBF" w:sz="4"/>
+              <w:left w:val="single" w:color="BFBFBF" w:sz="4"/>
+              <w:bottom w:val="single" w:color="BFBFBF" w:sz="4"/>
+              <w:right w:val="single" w:color="BFBFBF" w:sz="4"/>
+            </w:tcBorders>
+            <w:tcMar>
+              <w:top w:type="dxa" w:w="60"/>
+              <w:left w:type="dxa" w:w="100"/>
+              <w:bottom w:type="dxa" w:w="60"/>
+              <w:right w:type="dxa" w:w="100"/>
+            </w:tcMar>
+          </w:tcPr>
+          <w:p>
+            <w:pPr>
+              <w:spacing w:after="20"/>
+            </w:pPr>
+            <w:r>
+              <w:rPr>
+                <w:rFonts w:ascii="Arial" w:cs="Arial" w:eastAsia="Arial" w:hAnsi="Arial"/>
+                <w:sz w:val="20"/>
+                <w:szCs w:val="20"/>
+              </w:rPr>
+              <w:t xml:space="preserve">Mở Kết nối xét nghiệm → chuột phải tiêu đề cột → Column Chooser → kéo "Người duyệt KQ", "TG duyệt" vào hàng tiêu đề (chỉ cần làm 1 lần)</w:t>
+            </w:r>
+          </w:p>
+        </w:tc>
+      </w:tr>
+      <w:tr>
+        <w:tc>
+          <w:tcPr>
+            <w:tcW w:type="dxa" w:w="964"/>
+            <w:tcBorders>
+              <w:top w:val="single" w:color="BFBFBF" w:sz="4"/>
+              <w:left w:val="single" w:color="BFBFBF" w:sz="4"/>
+              <w:bottom w:val="single" w:color="BFBFBF" w:sz="4"/>
+              <w:right w:val="single" w:color="BFBFBF" w:sz="4"/>
+            </w:tcBorders>
+            <w:tcMar>
+              <w:top w:type="dxa" w:w="60"/>
+              <w:left w:type="dxa" w:w="100"/>
+              <w:bottom w:type="dxa" w:w="60"/>
+              <w:right w:type="dxa" w:w="100"/>
+            </w:tcMar>
+          </w:tcPr>
+          <w:p>
+            <w:pPr>
+              <w:spacing w:after="20"/>
+            </w:pPr>
+            <w:r>
+              <w:rPr>
+                <w:rFonts w:ascii="Arial" w:cs="Arial" w:eastAsia="Arial" w:hAnsi="Arial"/>
+                <w:sz w:val="20"/>
+                <w:szCs w:val="20"/>
+              </w:rPr>
+              <w:t xml:space="preserve">4</w:t>
+            </w:r>
+          </w:p>
+        </w:tc>
+        <w:tc>
+          <w:tcPr>
+            <w:tcW w:type="dxa" w:w="8674"/>
+            <w:tcBorders>
+              <w:top w:val="single" w:color="BFBFBF" w:sz="4"/>
+              <w:left w:val="single" w:color="BFBFBF" w:sz="4"/>
+              <w:bottom w:val="single" w:color="BFBFBF" w:sz="4"/>
+              <w:right w:val="single" w:color="BFBFBF" w:sz="4"/>
+            </w:tcBorders>
+            <w:tcMar>
+              <w:top w:type="dxa" w:w="60"/>
+              <w:left w:type="dxa" w:w="100"/>
+              <w:bottom w:type="dxa" w:w="60"/>
+              <w:right w:type="dxa" w:w="100"/>
+            </w:tcMar>
+          </w:tcPr>
+          <w:p>
+            <w:pPr>
+              <w:spacing w:after="20"/>
+            </w:pPr>
+            <w:r>
+              <w:rPr>
+                <w:rFonts w:ascii="Arial" w:cs="Arial" w:eastAsia="Arial" w:hAnsi="Arial"/>
+                <w:sz w:val="20"/>
+                <w:szCs w:val="20"/>
+              </w:rPr>
+              <w:t xml:space="preserve">Đóng / mở lại màn hình: 2 cột vẫn hiển thị</w:t>
+            </w:r>
+          </w:p>
+        </w:tc>
+      </w:tr>
+    </w:tbl>
+    <w:p>
+      <w:pPr>
+        <w:spacing w:after="120"/>
+      </w:pPr>
+    </w:p>
+    <w:p>
+      <w:pPr>
+        <w:pStyle w:val="ListParagraph"/>
+        <w:numPr>
+          <w:ilvl w:val="0"/>
+          <w:numId w:val="2"/>
+        </w:numPr>
+        <w:spacing w:after="60"/>
+      </w:pPr>
+      <w:r>
+        <w:rPr>
+          <w:rFonts w:ascii="Arial" w:cs="Arial" w:eastAsia="Arial" w:hAnsi="Arial"/>
+        </w:rPr>
+        <w:t xml:space="preserve">Bố cục được lưu </w:t>
+      </w:r>
+      <w:r>
+        <w:rPr>
+          <w:rFonts w:ascii="Arial" w:cs="Arial" w:eastAsia="Arial" w:hAnsi="Arial"/>
+          <w:b/>
+          <w:bCs/>
+        </w:rPr>
+        <w:t xml:space="preserve">theo từng máy trạm</w:t>
+      </w:r>
+      <w:r>
+        <w:rPr>
+          <w:rFonts w:ascii="Arial" w:cs="Arial" w:eastAsia="Arial" w:hAnsi="Arial"/>
+        </w:rPr>
+        <w:t xml:space="preserve">: máy khác cần tự bật 1 lần.</w:t>
+      </w:r>
+    </w:p>
+    <w:p>
+      <w:pPr>
+        <w:pStyle w:val="ListParagraph"/>
+        <w:numPr>
+          <w:ilvl w:val="0"/>
+          <w:numId w:val="2"/>
+        </w:numPr>
+        <w:spacing w:after="60"/>
+      </w:pPr>
+      <w:r>
+        <w:rPr>
+          <w:rFonts w:ascii="Arial" w:cs="Arial" w:eastAsia="Arial" w:hAnsi="Arial"/>
+        </w:rPr>
+        <w:t xml:space="preserve">Khi bật cấu hình này, </w:t>
+      </w:r>
+      <w:r>
+        <w:rPr>
+          <w:rFonts w:ascii="Arial" w:cs="Arial" w:eastAsia="Arial" w:hAnsi="Arial"/>
+          <w:b/>
+          <w:bCs/>
+        </w:rPr>
+        <w:t xml:space="preserve">mọi</w:t>
+      </w:r>
+      <w:r>
+        <w:rPr>
+          <w:rFonts w:ascii="Arial" w:cs="Arial" w:eastAsia="Arial" w:hAnsi="Arial"/>
+        </w:rPr>
+        <w:t xml:space="preserve"> lưới / bảng của màn hình Kết nối xét nghiệm đều được ghi nhớ độ rộng, vị trí, ẩn/hiện cột.</w:t>
+      </w:r>
+    </w:p>
+    <w:p>
+      <w:pPr>
         <w:pStyle w:val="Heading2"/>
         <w:spacing w:before="240" w:after="120"/>
       </w:pPr>
@@ -4713,7 +5165,7 @@
                 <w:sz w:val="20"/>
                 <w:szCs w:val="20"/>
               </w:rPr>
-              <w:t xml:space="preserve">Không bắt buộc. HIS.Desktop.ApplyRestoreLayout.ModuleLinks có HIS.Desktop.Plugins.ConnectionTest để nhớ việc bật 2 cột.</w:t>
+              <w:t xml:space="preserve">Khuyến nghị: thêm HIS.Desktop.Plugins.ConnectionTest vào HIS.Desktop.ApplyRestoreLayout.ModuleLinks để phần mềm nhớ việc bật 2 cột (xem mục 4.2). Không bật thì 2 cột vẫn dùng được nhưng mỗi lần mở màn hình phải bật lại.</w:t>
             </w:r>
           </w:p>
         </w:tc>
@@ -5686,6 +6138,120 @@
                 <w:szCs w:val="20"/>
               </w:rPr>
               <w:t xml:space="preserve">Có nút Duyệt KQ ở hàng nút dưới; 2 cột người duyệt ẩn, bật được qua Column Chooser</w:t>
+            </w:r>
+          </w:p>
+        </w:tc>
+        <w:tc>
+          <w:tcPr>
+            <w:tcW w:type="dxa" w:w="964"/>
+            <w:tcBorders>
+              <w:top w:val="single" w:color="BFBFBF" w:sz="4"/>
+              <w:left w:val="single" w:color="BFBFBF" w:sz="4"/>
+              <w:bottom w:val="single" w:color="BFBFBF" w:sz="4"/>
+              <w:right w:val="single" w:color="BFBFBF" w:sz="4"/>
+            </w:tcBorders>
+            <w:tcMar>
+              <w:top w:type="dxa" w:w="60"/>
+              <w:left w:type="dxa" w:w="100"/>
+              <w:bottom w:type="dxa" w:w="60"/>
+              <w:right w:type="dxa" w:w="100"/>
+            </w:tcMar>
+          </w:tcPr>
+          <w:p>
+            <w:pPr>
+              <w:spacing w:after="20"/>
+            </w:pPr>
+          </w:p>
+        </w:tc>
+      </w:tr>
+      <w:tr>
+        <w:tc>
+          <w:tcPr>
+            <w:tcW w:type="dxa" w:w="578"/>
+            <w:tcBorders>
+              <w:top w:val="single" w:color="BFBFBF" w:sz="4"/>
+              <w:left w:val="single" w:color="BFBFBF" w:sz="4"/>
+              <w:bottom w:val="single" w:color="BFBFBF" w:sz="4"/>
+              <w:right w:val="single" w:color="BFBFBF" w:sz="4"/>
+            </w:tcBorders>
+            <w:tcMar>
+              <w:top w:type="dxa" w:w="60"/>
+              <w:left w:type="dxa" w:w="100"/>
+              <w:bottom w:type="dxa" w:w="60"/>
+              <w:right w:type="dxa" w:w="100"/>
+            </w:tcMar>
+          </w:tcPr>
+          <w:p>
+            <w:pPr>
+              <w:spacing w:after="20"/>
+            </w:pPr>
+            <w:r>
+              <w:rPr>
+                <w:rFonts w:ascii="Arial" w:cs="Arial" w:eastAsia="Arial" w:hAnsi="Arial"/>
+                <w:sz w:val="20"/>
+                <w:szCs w:val="20"/>
+              </w:rPr>
+              <w:t xml:space="preserve">1b</w:t>
+            </w:r>
+          </w:p>
+        </w:tc>
+        <w:tc>
+          <w:tcPr>
+            <w:tcW w:type="dxa" w:w="3277"/>
+            <w:tcBorders>
+              <w:top w:val="single" w:color="BFBFBF" w:sz="4"/>
+              <w:left w:val="single" w:color="BFBFBF" w:sz="4"/>
+              <w:bottom w:val="single" w:color="BFBFBF" w:sz="4"/>
+              <w:right w:val="single" w:color="BFBFBF" w:sz="4"/>
+            </w:tcBorders>
+            <w:tcMar>
+              <w:top w:type="dxa" w:w="60"/>
+              <w:left w:type="dxa" w:w="100"/>
+              <w:bottom w:type="dxa" w:w="60"/>
+              <w:right w:type="dxa" w:w="100"/>
+            </w:tcMar>
+          </w:tcPr>
+          <w:p>
+            <w:pPr>
+              <w:spacing w:after="20"/>
+            </w:pPr>
+            <w:r>
+              <w:rPr>
+                <w:rFonts w:ascii="Arial" w:cs="Arial" w:eastAsia="Arial" w:hAnsi="Arial"/>
+                <w:sz w:val="20"/>
+                <w:szCs w:val="20"/>
+              </w:rPr>
+              <w:t xml:space="preserve">Đã thêm ConnectionTest vào HIS.Desktop.ApplyRestoreLayout.ModuleLinks, bật 2 cột, mở lại màn hình</w:t>
+            </w:r>
+          </w:p>
+        </w:tc>
+        <w:tc>
+          <w:tcPr>
+            <w:tcW w:type="dxa" w:w="4819"/>
+            <w:tcBorders>
+              <w:top w:val="single" w:color="BFBFBF" w:sz="4"/>
+              <w:left w:val="single" w:color="BFBFBF" w:sz="4"/>
+              <w:bottom w:val="single" w:color="BFBFBF" w:sz="4"/>
+              <w:right w:val="single" w:color="BFBFBF" w:sz="4"/>
+            </w:tcBorders>
+            <w:tcMar>
+              <w:top w:type="dxa" w:w="60"/>
+              <w:left w:type="dxa" w:w="100"/>
+              <w:bottom w:type="dxa" w:w="60"/>
+              <w:right w:type="dxa" w:w="100"/>
+            </w:tcMar>
+          </w:tcPr>
+          <w:p>
+            <w:pPr>
+              <w:spacing w:after="20"/>
+            </w:pPr>
+            <w:r>
+              <w:rPr>
+                <w:rFonts w:ascii="Arial" w:cs="Arial" w:eastAsia="Arial" w:hAnsi="Arial"/>
+                <w:sz w:val="20"/>
+                <w:szCs w:val="20"/>
+              </w:rPr>
+              <w:t xml:space="preserve">2 cột vẫn hiển thị</w:t>
             </w:r>
           </w:p>
         </w:tc>

--- a/docs/A_NghiepVu_ConnectionTest_DuyetKetQua.docx
+++ b/docs/A_NghiepVu_ConnectionTest_DuyetKetQua.docx
@@ -1433,35 +1433,77 @@
         <w:rPr>
           <w:rFonts w:ascii="Arial" w:cs="Arial" w:eastAsia="Arial" w:hAnsi="Arial"/>
         </w:rPr>
-        <w:t xml:space="preserve">Nút </w:t>
-      </w:r>
-      <w:r>
-        <w:rPr>
-          <w:rFonts w:ascii="Arial" w:cs="Arial" w:eastAsia="Arial" w:hAnsi="Arial"/>
+        <w:t xml:space="preserve">Tính năng </w:t>
+      </w:r>
+      <w:r>
+        <w:rPr>
           <w:b/>
           <w:bCs/>
-        </w:rPr>
-        <w:t xml:space="preserve">luôn hiển thị</w:t>
-      </w:r>
-      <w:r>
-        <w:rPr>
-          <w:rFonts w:ascii="Arial" w:cs="Arial" w:eastAsia="Arial" w:hAnsi="Arial"/>
-        </w:rPr>
-        <w:t xml:space="preserve"> ở hàng nút dưới khu vực kết quả (giống nút "Duyệt KQ theo lô"), không phụ thuộc cấu hình, không phân quyền. Nút áp dụng cho </w:t>
-      </w:r>
-      <w:r>
-        <w:rPr>
-          <w:rFonts w:ascii="Arial" w:cs="Arial" w:eastAsia="Arial" w:hAnsi="Arial"/>
+          <w:rFonts w:ascii="Arial" w:cs="Arial" w:eastAsia="Arial" w:hAnsi="Arial"/>
+        </w:rPr>
+        <w:t xml:space="preserve">bật / tắt bằng cấu hình</w:t>
+      </w:r>
+      <w:r>
+        <w:rPr>
+          <w:rFonts w:ascii="Arial" w:cs="Arial" w:eastAsia="Arial" w:hAnsi="Arial"/>
+        </w:rPr>
+        <w:t xml:space="preserve"> HIS.Desktop.Plugins.ConnectionTest.IsApproveResultByService: </w:t>
+      </w:r>
+      <w:r>
+        <w:rPr>
           <w:b/>
           <w:bCs/>
-        </w:rPr>
-        <w:t xml:space="preserve">các dịch vụ đang được tích</w:t>
-      </w:r>
-      <w:r>
-        <w:rPr>
-          <w:rFonts w:ascii="Arial" w:cs="Arial" w:eastAsia="Arial" w:hAnsi="Arial"/>
-        </w:rPr>
-        <w:t xml:space="preserve"> trên bảng chỉ số (tích dòng chỉ số được tính là tích dịch vụ của chỉ số đó; dịch vụ "Không thực hiện" bị bỏ qua).</w:t>
+          <w:rFonts w:ascii="Arial" w:cs="Arial" w:eastAsia="Arial" w:hAnsi="Arial"/>
+        </w:rPr>
+        <w:t xml:space="preserve">= 1</w:t>
+      </w:r>
+      <w:r>
+        <w:rPr>
+          <w:rFonts w:ascii="Arial" w:cs="Arial" w:eastAsia="Arial" w:hAnsi="Arial"/>
+        </w:rPr>
+        <w:t xml:space="preserve"> thì bật; </w:t>
+      </w:r>
+      <w:r>
+        <w:rPr>
+          <w:b/>
+          <w:bCs/>
+          <w:rFonts w:ascii="Arial" w:cs="Arial" w:eastAsia="Arial" w:hAnsi="Arial"/>
+        </w:rPr>
+        <w:t xml:space="preserve">trống hoặc khác 1 (mặc định)</w:t>
+      </w:r>
+      <w:r>
+        <w:rPr>
+          <w:rFonts w:ascii="Arial" w:cs="Arial" w:eastAsia="Arial" w:hAnsi="Arial"/>
+        </w:rPr>
+        <w:t xml:space="preserve"> thì tắt — ẩn nút và 2 cột, màn hình </w:t>
+      </w:r>
+      <w:r>
+        <w:rPr>
+          <w:b/>
+          <w:bCs/>
+          <w:rFonts w:ascii="Arial" w:cs="Arial" w:eastAsia="Arial" w:hAnsi="Arial"/>
+        </w:rPr>
+        <w:t xml:space="preserve">giữ nguyên nghiệp vụ cũ</w:t>
+      </w:r>
+      <w:r>
+        <w:rPr>
+          <w:rFonts w:ascii="Arial" w:cs="Arial" w:eastAsia="Arial" w:hAnsi="Arial"/>
+        </w:rPr>
+        <w:t xml:space="preserve">. Khi bật, nút </w:t>
+      </w:r>
+      <w:r>
+        <w:rPr>
+          <w:b/>
+          <w:bCs/>
+          <w:rFonts w:ascii="Arial" w:cs="Arial" w:eastAsia="Arial" w:hAnsi="Arial"/>
+        </w:rPr>
+        <w:t xml:space="preserve">luôn hiển thị</w:t>
+      </w:r>
+      <w:r>
+        <w:rPr>
+          <w:rFonts w:ascii="Arial" w:cs="Arial" w:eastAsia="Arial" w:hAnsi="Arial"/>
+        </w:rPr>
+        <w:t xml:space="preserve"> ở hàng nút dưới khu vực kết quả (giống nút "Duyệt KQ theo lô"), không phân quyền. Nút áp dụng cho các dịch vụ đang được tích trên bảng chỉ số (tích dòng chỉ số được tính là tích dịch vụ của chỉ số đó; dịch vụ "Không thực hiện" bị bỏ qua).</w:t>
       </w:r>
     </w:p>
     <w:tbl>
@@ -3853,7 +3895,7 @@
                 <w:sz w:val="20"/>
                 <w:szCs w:val="20"/>
               </w:rPr>
-              <w:t xml:space="preserve">Không phân quyền riêng cho nút; nút luôn hiển thị.</w:t>
+              <w:t xml:space="preserve">Bật / tắt bằng cấu hình HIS.Desktop.Plugins.ConnectionTest.IsApproveResultByService (mặc định tắt = nghiệp vụ cũ). Khi bật: nút luôn hiển thị, không phân quyền riêng.</w:t>
             </w:r>
           </w:p>
         </w:tc>
@@ -5042,6 +5084,68 @@
                 <w:szCs w:val="20"/>
               </w:rPr>
               <w:t xml:space="preserve">Cập nhật plugin Kết nối xét nghiệm + Mps000096 + Mps000517.</w:t>
+            </w:r>
+          </w:p>
+        </w:tc>
+      </w:tr>
+      <w:tr>
+        <w:tc>
+          <w:tcPr>
+            <w:tcW w:type="dxa" w:w="2410"/>
+            <w:tcBorders>
+              <w:top w:val="single" w:color="BFBFBF" w:sz="4"/>
+              <w:left w:val="single" w:color="BFBFBF" w:sz="4"/>
+              <w:bottom w:val="single" w:color="BFBFBF" w:sz="4"/>
+              <w:right w:val="single" w:color="BFBFBF" w:sz="4"/>
+            </w:tcBorders>
+            <w:tcMar>
+              <w:top w:type="dxa" w:w="60"/>
+              <w:left w:type="dxa" w:w="100"/>
+              <w:bottom w:type="dxa" w:w="60"/>
+              <w:right w:type="dxa" w:w="100"/>
+            </w:tcMar>
+          </w:tcPr>
+          <w:p>
+            <w:pPr>
+              <w:spacing w:after="20"/>
+            </w:pPr>
+            <w:r>
+              <w:rPr>
+                <w:rFonts w:ascii="Arial" w:cs="Arial" w:eastAsia="Arial" w:hAnsi="Arial"/>
+                <w:sz w:val="20"/>
+                <w:szCs w:val="20"/>
+              </w:rPr>
+              <w:t xml:space="preserve">Cấu hình bật tính năng</w:t>
+            </w:r>
+          </w:p>
+        </w:tc>
+        <w:tc>
+          <w:tcPr>
+            <w:tcW w:type="dxa" w:w="7228"/>
+            <w:tcBorders>
+              <w:top w:val="single" w:color="BFBFBF" w:sz="4"/>
+              <w:left w:val="single" w:color="BFBFBF" w:sz="4"/>
+              <w:bottom w:val="single" w:color="BFBFBF" w:sz="4"/>
+              <w:right w:val="single" w:color="BFBFBF" w:sz="4"/>
+            </w:tcBorders>
+            <w:tcMar>
+              <w:top w:type="dxa" w:w="60"/>
+              <w:left w:type="dxa" w:w="100"/>
+              <w:bottom w:type="dxa" w:w="60"/>
+              <w:right w:type="dxa" w:w="100"/>
+            </w:tcMar>
+          </w:tcPr>
+          <w:p>
+            <w:pPr>
+              <w:spacing w:after="20"/>
+            </w:pPr>
+            <w:r>
+              <w:rPr>
+                <w:rFonts w:ascii="Arial" w:cs="Arial" w:eastAsia="Arial" w:hAnsi="Arial"/>
+                <w:sz w:val="20"/>
+                <w:szCs w:val="20"/>
+              </w:rPr>
+              <w:t xml:space="preserve">Chạy SQL_ConnectionTest_DuyetKetQuaTheoDichVu_Config.sql (thêm key HIS.Desktop.Plugins.ConnectionTest.IsApproveResultByService vào HIS_CONFIG, mặc định trống = tắt). Viện dùng tính năng: đặt giá trị 1, người dùng đăng nhập lại HIS.</w:t>
             </w:r>
           </w:p>
         </w:tc>
@@ -6107,7 +6211,7 @@
                 <w:sz w:val="20"/>
                 <w:szCs w:val="20"/>
               </w:rPr>
-              <w:t xml:space="preserve">Mở màn hình Kết nối xét nghiệm</w:t>
+              <w:t xml:space="preserve">Cấu hình HIS.Desktop.Plugins.ConnectionTest.IsApproveResultByService = 1, mở màn hình Kết nối xét nghiệm</w:t>
             </w:r>
           </w:p>
         </w:tc>
@@ -6138,6 +6242,120 @@
                 <w:szCs w:val="20"/>
               </w:rPr>
               <w:t xml:space="preserve">Có nút Duyệt KQ ở hàng nút dưới; 2 cột người duyệt ẩn, bật được qua Column Chooser</w:t>
+            </w:r>
+          </w:p>
+        </w:tc>
+        <w:tc>
+          <w:tcPr>
+            <w:tcW w:type="dxa" w:w="964"/>
+            <w:tcBorders>
+              <w:top w:val="single" w:color="BFBFBF" w:sz="4"/>
+              <w:left w:val="single" w:color="BFBFBF" w:sz="4"/>
+              <w:bottom w:val="single" w:color="BFBFBF" w:sz="4"/>
+              <w:right w:val="single" w:color="BFBFBF" w:sz="4"/>
+            </w:tcBorders>
+            <w:tcMar>
+              <w:top w:type="dxa" w:w="60"/>
+              <w:left w:type="dxa" w:w="100"/>
+              <w:bottom w:type="dxa" w:w="60"/>
+              <w:right w:type="dxa" w:w="100"/>
+            </w:tcMar>
+          </w:tcPr>
+          <w:p>
+            <w:pPr>
+              <w:spacing w:after="20"/>
+            </w:pPr>
+          </w:p>
+        </w:tc>
+      </w:tr>
+      <w:tr>
+        <w:tc>
+          <w:tcPr>
+            <w:tcW w:type="dxa" w:w="578"/>
+            <w:tcBorders>
+              <w:top w:val="single" w:color="BFBFBF" w:sz="4"/>
+              <w:left w:val="single" w:color="BFBFBF" w:sz="4"/>
+              <w:bottom w:val="single" w:color="BFBFBF" w:sz="4"/>
+              <w:right w:val="single" w:color="BFBFBF" w:sz="4"/>
+            </w:tcBorders>
+            <w:tcMar>
+              <w:top w:type="dxa" w:w="60"/>
+              <w:left w:type="dxa" w:w="100"/>
+              <w:bottom w:type="dxa" w:w="60"/>
+              <w:right w:type="dxa" w:w="100"/>
+            </w:tcMar>
+          </w:tcPr>
+          <w:p>
+            <w:pPr>
+              <w:spacing w:after="20"/>
+            </w:pPr>
+            <w:r>
+              <w:rPr>
+                <w:rFonts w:ascii="Arial" w:cs="Arial" w:eastAsia="Arial" w:hAnsi="Arial"/>
+                <w:sz w:val="20"/>
+                <w:szCs w:val="20"/>
+              </w:rPr>
+              <w:t xml:space="preserve">1a</w:t>
+            </w:r>
+          </w:p>
+        </w:tc>
+        <w:tc>
+          <w:tcPr>
+            <w:tcW w:type="dxa" w:w="3277"/>
+            <w:tcBorders>
+              <w:top w:val="single" w:color="BFBFBF" w:sz="4"/>
+              <w:left w:val="single" w:color="BFBFBF" w:sz="4"/>
+              <w:bottom w:val="single" w:color="BFBFBF" w:sz="4"/>
+              <w:right w:val="single" w:color="BFBFBF" w:sz="4"/>
+            </w:tcBorders>
+            <w:tcMar>
+              <w:top w:type="dxa" w:w="60"/>
+              <w:left w:type="dxa" w:w="100"/>
+              <w:bottom w:type="dxa" w:w="60"/>
+              <w:right w:type="dxa" w:w="100"/>
+            </w:tcMar>
+          </w:tcPr>
+          <w:p>
+            <w:pPr>
+              <w:spacing w:after="20"/>
+            </w:pPr>
+            <w:r>
+              <w:rPr>
+                <w:rFonts w:ascii="Arial" w:cs="Arial" w:eastAsia="Arial" w:hAnsi="Arial"/>
+                <w:sz w:val="20"/>
+                <w:szCs w:val="20"/>
+              </w:rPr>
+              <w:t xml:space="preserve">Cấu hình trống / khác 1, mở màn hình Kết nối xét nghiệm</w:t>
+            </w:r>
+          </w:p>
+        </w:tc>
+        <w:tc>
+          <w:tcPr>
+            <w:tcW w:type="dxa" w:w="4819"/>
+            <w:tcBorders>
+              <w:top w:val="single" w:color="BFBFBF" w:sz="4"/>
+              <w:left w:val="single" w:color="BFBFBF" w:sz="4"/>
+              <w:bottom w:val="single" w:color="BFBFBF" w:sz="4"/>
+              <w:right w:val="single" w:color="BFBFBF" w:sz="4"/>
+            </w:tcBorders>
+            <w:tcMar>
+              <w:top w:type="dxa" w:w="60"/>
+              <w:left w:type="dxa" w:w="100"/>
+              <w:bottom w:type="dxa" w:w="60"/>
+              <w:right w:type="dxa" w:w="100"/>
+            </w:tcMar>
+          </w:tcPr>
+          <w:p>
+            <w:pPr>
+              <w:spacing w:after="20"/>
+            </w:pPr>
+            <w:r>
+              <w:rPr>
+                <w:rFonts w:ascii="Arial" w:cs="Arial" w:eastAsia="Arial" w:hAnsi="Arial"/>
+                <w:sz w:val="20"/>
+                <w:szCs w:val="20"/>
+              </w:rPr>
+              <w:t xml:space="preserve">Không có nút Duyệt KQ ở khu kết quả; Column Chooser không có 2 cột người duyệt; màn hình hoạt động như trước</w:t>
             </w:r>
           </w:p>
         </w:tc>

--- a/docs/A_NghiepVu_ConnectionTest_DuyetKetQua.docx
+++ b/docs/A_NghiepVu_ConnectionTest_DuyetKetQua.docx
@@ -2125,6 +2125,166 @@
     </w:p>
     <w:p>
       <w:pPr>
+        <w:pStyle w:val="Heading3"/>
+        <w:spacing w:before="180" w:after="100"/>
+      </w:pPr>
+      <w:r>
+        <w:rPr>
+          <w:rFonts w:ascii="Arial" w:cs="Arial" w:eastAsia="Arial" w:hAnsi="Arial"/>
+        </w:rPr>
+        <w:t xml:space="preserve">Không thấy nút / nút bị mờ — cách kiểm tra</w:t>
+      </w:r>
+    </w:p>
+    <w:p>
+      <w:pPr>
+        <w:pStyle w:val="ListParagraph"/>
+        <w:numPr>
+          <w:ilvl w:val="0"/>
+          <w:numId w:val="2"/>
+        </w:numPr>
+        <w:spacing w:after="60"/>
+      </w:pPr>
+      <w:r>
+        <w:rPr>
+          <w:b/>
+          <w:bCs/>
+          <w:rFonts w:ascii="Arial" w:cs="Arial" w:eastAsia="Arial" w:hAnsi="Arial"/>
+        </w:rPr>
+        <w:t xml:space="preserve">Không thấy nút:</w:t>
+      </w:r>
+      <w:r>
+        <w:rPr>
+          <w:rFonts w:ascii="Arial" w:cs="Arial" w:eastAsia="Arial" w:hAnsi="Arial"/>
+        </w:rPr>
+        <w:t xml:space="preserve"> cấu hình HIS.Desktop.Plugins.ConnectionTest.IsApproveResultByService chưa đặt 1, hoặc đã đặt nhưng người dùng chưa đăng xuất / đăng nhập lại HIS; hoặc máy trạm còn chạy bản phần mềm cũ.</w:t>
+      </w:r>
+    </w:p>
+    <w:p>
+      <w:pPr>
+        <w:pStyle w:val="ListParagraph"/>
+        <w:numPr>
+          <w:ilvl w:val="0"/>
+          <w:numId w:val="2"/>
+        </w:numPr>
+        <w:spacing w:after="60"/>
+      </w:pPr>
+      <w:r>
+        <w:rPr>
+          <w:b/>
+          <w:bCs/>
+          <w:rFonts w:ascii="Arial" w:cs="Arial" w:eastAsia="Arial" w:hAnsi="Arial"/>
+        </w:rPr>
+        <w:t xml:space="preserve">Nút mờ, gợi ý "Mẫu chưa được chấp nhận, chưa thể duyệt kết quả":</w:t>
+      </w:r>
+      <w:r>
+        <w:rPr>
+          <w:rFonts w:ascii="Arial" w:cs="Arial" w:eastAsia="Arial" w:hAnsi="Arial"/>
+        </w:rPr>
+        <w:t xml:space="preserve"> chấp nhận mẫu (cột "Duyệt mẫu" trên danh sách mẫu) rồi chọn lại mẫu.</w:t>
+      </w:r>
+    </w:p>
+    <w:p>
+      <w:pPr>
+        <w:pStyle w:val="ListParagraph"/>
+        <w:numPr>
+          <w:ilvl w:val="0"/>
+          <w:numId w:val="2"/>
+        </w:numPr>
+        <w:spacing w:after="60"/>
+      </w:pPr>
+      <w:r>
+        <w:rPr>
+          <w:b/>
+          <w:bCs/>
+          <w:rFonts w:ascii="Arial" w:cs="Arial" w:eastAsia="Arial" w:hAnsi="Arial"/>
+        </w:rPr>
+        <w:t xml:space="preserve">Nút mờ, gợi ý "Dịch vụ được tích chưa có đủ kết quả":</w:t>
+      </w:r>
+      <w:r>
+        <w:rPr>
+          <w:rFonts w:ascii="Arial" w:cs="Arial" w:eastAsia="Arial" w:hAnsi="Arial"/>
+        </w:rPr>
+        <w:t xml:space="preserve"> dịch vụ chỉ được tính là có kết quả khi </w:t>
+      </w:r>
+      <w:r>
+        <w:rPr>
+          <w:b/>
+          <w:bCs/>
+          <w:rFonts w:ascii="Arial" w:cs="Arial" w:eastAsia="Arial" w:hAnsi="Arial"/>
+        </w:rPr>
+        <w:t xml:space="preserve">mọi chỉ số của dịch vụ</w:t>
+      </w:r>
+      <w:r>
+        <w:rPr>
+          <w:rFonts w:ascii="Arial" w:cs="Arial" w:eastAsia="Arial" w:hAnsi="Arial"/>
+        </w:rPr>
+        <w:t xml:space="preserve"> đã có giá trị </w:t>
+      </w:r>
+      <w:r>
+        <w:rPr>
+          <w:b/>
+          <w:bCs/>
+          <w:rFonts w:ascii="Arial" w:cs="Arial" w:eastAsia="Arial" w:hAnsi="Arial"/>
+        </w:rPr>
+        <w:t xml:space="preserve">và đã Lưu</w:t>
+      </w:r>
+      <w:r>
+        <w:rPr>
+          <w:rFonts w:ascii="Arial" w:cs="Arial" w:eastAsia="Arial" w:hAnsi="Arial"/>
+        </w:rPr>
+        <w:t xml:space="preserve">. Còn 1 chỉ số trống (kể cả chỉ số ít dùng) hoặc nhập mà chưa Lưu thì dịch vụ vẫn ở trạng thái "Chưa có KQ".</w:t>
+      </w:r>
+    </w:p>
+    <w:p>
+      <w:pPr>
+        <w:pStyle w:val="ListParagraph"/>
+        <w:numPr>
+          <w:ilvl w:val="0"/>
+          <w:numId w:val="2"/>
+        </w:numPr>
+        <w:spacing w:after="60"/>
+      </w:pPr>
+      <w:r>
+        <w:rPr>
+          <w:b/>
+          <w:bCs/>
+          <w:rFonts w:ascii="Arial" w:cs="Arial" w:eastAsia="Arial" w:hAnsi="Arial"/>
+        </w:rPr>
+        <w:t xml:space="preserve">Nút "Hủy duyệt KQ" mờ, gợi ý "Mẫu đã trả kết quả…":</w:t>
+      </w:r>
+      <w:r>
+        <w:rPr>
+          <w:rFonts w:ascii="Arial" w:cs="Arial" w:eastAsia="Arial" w:hAnsi="Arial"/>
+        </w:rPr>
+        <w:t xml:space="preserve"> Hủy trả kết quả mẫu trước rồi mới hủy duyệt.</w:t>
+      </w:r>
+    </w:p>
+    <w:p>
+      <w:pPr>
+        <w:pStyle w:val="ListParagraph"/>
+        <w:numPr>
+          <w:ilvl w:val="0"/>
+          <w:numId w:val="2"/>
+        </w:numPr>
+        <w:spacing w:after="60"/>
+      </w:pPr>
+      <w:r>
+        <w:rPr>
+          <w:b/>
+          <w:bCs/>
+          <w:rFonts w:ascii="Arial" w:cs="Arial" w:eastAsia="Arial" w:hAnsi="Arial"/>
+        </w:rPr>
+        <w:t xml:space="preserve">Vẫn chưa rõ nguyên nhân:</w:t>
+      </w:r>
+      <w:r>
+        <w:rPr>
+          <w:rFonts w:ascii="Arial" w:cs="Arial" w:eastAsia="Arial" w:hAnsi="Arial"/>
+        </w:rPr>
+        <w:t xml:space="preserve"> gửi file Logs\LogSystem.txt của máy trạm cho bộ phận kỹ thuật kèm mã mẫu (barcode) và thời điểm thao tác — phần mềm ghi trạng thái mẫu và từng dịch vụ được tích mỗi lần tính trạng thái nút.</w:t>
+      </w:r>
+    </w:p>
+    <w:p>
+      <w:pPr>
         <w:pStyle w:val="Heading2"/>
         <w:spacing w:before="240" w:after="120"/>
       </w:pPr>
@@ -5145,7 +5305,7 @@
                 <w:sz w:val="20"/>
                 <w:szCs w:val="20"/>
               </w:rPr>
-              <w:t xml:space="preserve">Chạy SQL_ConnectionTest_DuyetKetQuaTheoDichVu_Config.sql (thêm key HIS.Desktop.Plugins.ConnectionTest.IsApproveResultByService vào HIS_CONFIG, mặc định trống = tắt). Viện dùng tính năng: đặt giá trị 1, người dùng đăng nhập lại HIS.</w:t>
+              <w:t xml:space="preserve">Chạy SQL_ConnectionTest_DuyetKetQuaTheoDichVu_Config.sql (thêm key HIS.Desktop.Plugins.ConnectionTest.IsApproveResultByService vào HIS_CONFIG, mặc định trống = tắt). Lưu ý: CONFIG_CODE trong script là mã tạm — thay bằng mã kế tiếp chưa dùng trong HIS_CONFIG trước khi chạy. Viện dùng tính năng: đặt giá trị 1, người dùng đăng xuất và đăng nhập lại HIS (cấu hình chỉ nạp khi đăng nhập).</w:t>
             </w:r>
           </w:p>
         </w:tc>
